--- a/Paddy_Iyer_Resume_Detailed.docx
+++ b/Paddy_Iyer_Resume_Detailed.docx
@@ -4669,135 +4669,7 @@
           <w:color w:val="1D293B"/>
           <w:sz w:val="19"/>
         </w:rPr>
-        <w:t>Senior</w:t>
-      </w:r>
-      <w:r>
-        <w:rPr>
-          <w:b/>
-          <w:color w:val="1D293B"/>
-          <w:spacing w:val="-6"/>
-          <w:sz w:val="19"/>
-        </w:rPr>
-        <w:t> </w:t>
-      </w:r>
-      <w:r>
-        <w:rPr>
-          <w:b/>
-          <w:color w:val="1D293B"/>
-          <w:sz w:val="19"/>
-        </w:rPr>
-        <w:t>Consultant</w:t>
-      </w:r>
-      <w:r>
-        <w:rPr>
-          <w:b/>
-          <w:color w:val="1D293B"/>
-          <w:spacing w:val="-5"/>
-          <w:sz w:val="19"/>
-        </w:rPr>
-        <w:t> </w:t>
-      </w:r>
-      <w:r>
-        <w:rPr>
-          <w:b/>
-          <w:color w:val="1D293B"/>
-          <w:sz w:val="19"/>
-        </w:rPr>
-        <w:t>—</w:t>
-      </w:r>
-      <w:r>
-        <w:rPr>
-          <w:b/>
-          <w:color w:val="1D293B"/>
-          <w:spacing w:val="-6"/>
-          <w:sz w:val="19"/>
-        </w:rPr>
-        <w:t> </w:t>
-      </w:r>
-      <w:r>
-        <w:rPr>
-          <w:b/>
-          <w:color w:val="1D293B"/>
-          <w:sz w:val="19"/>
-        </w:rPr>
-        <w:t>Privacy</w:t>
-      </w:r>
-      <w:r>
-        <w:rPr>
-          <w:b/>
-          <w:color w:val="1D293B"/>
-          <w:spacing w:val="-5"/>
-          <w:sz w:val="19"/>
-        </w:rPr>
-        <w:t> </w:t>
-      </w:r>
-      <w:r>
-        <w:rPr>
-          <w:b/>
-          <w:color w:val="1D293B"/>
-          <w:sz w:val="19"/>
-        </w:rPr>
-        <w:t>&amp;</w:t>
-      </w:r>
-      <w:r>
-        <w:rPr>
-          <w:b/>
-          <w:color w:val="1D293B"/>
-          <w:spacing w:val="-6"/>
-          <w:sz w:val="19"/>
-        </w:rPr>
-        <w:t> </w:t>
-      </w:r>
-      <w:r>
-        <w:rPr>
-          <w:b/>
-          <w:color w:val="1D293B"/>
-          <w:sz w:val="19"/>
-        </w:rPr>
-        <w:t>Consent</w:t>
-      </w:r>
-      <w:r>
-        <w:rPr>
-          <w:b/>
-          <w:color w:val="1D293B"/>
-          <w:spacing w:val="-11"/>
-          <w:sz w:val="19"/>
-        </w:rPr>
-        <w:t> </w:t>
-      </w:r>
-      <w:r>
-        <w:rPr>
-          <w:b/>
-          <w:color w:val="1D293B"/>
-          <w:spacing w:val="-2"/>
-          <w:sz w:val="19"/>
-        </w:rPr>
-        <w:t>Architecture</w:t>
-      </w:r>
-      <w:r>
-        <w:rPr>
-          <w:b/>
-          <w:color w:val="1D293B"/>
-          <w:sz w:val="19"/>
-        </w:rPr>
-        <w:tab/>
-      </w:r>
-      <w:r>
-        <w:rPr>
-          <w:i/>
-          <w:color w:val="465469"/>
-          <w:sz w:val="15"/>
-        </w:rPr>
-        <w:t>Apr 2024 – </w:t>
-      </w:r>
-      <w:r>
-        <w:rPr>
-          <w:i/>
-          <w:color w:val="465469"/>
-          <w:spacing w:val="-2"/>
-          <w:sz w:val="15"/>
-        </w:rPr>
-        <w:t>Present</w:t>
+        <w:t xml:space="preserve">Data Engineer — Privacy &amp; Consent Infrastructure	Apr 2024 – Present</w:t>
       </w:r>
     </w:p>
     <w:p>
@@ -4814,152 +4686,7 @@
           <w:color w:val="C79059"/>
           <w:sz w:val="17"/>
         </w:rPr>
-        <w:t>Meta</w:t>
-      </w:r>
-      <w:r>
-        <w:rPr>
-          <w:color w:val="C79059"/>
-          <w:spacing w:val="43"/>
-          <w:sz w:val="17"/>
-        </w:rPr>
-        <w:t> </w:t>
-      </w:r>
-      <w:r>
-        <w:rPr>
-          <w:color w:val="C79059"/>
-          <w:sz w:val="17"/>
-        </w:rPr>
-        <w:t>|</w:t>
-      </w:r>
-      <w:r>
-        <w:rPr>
-          <w:color w:val="C79059"/>
-          <w:spacing w:val="44"/>
-          <w:sz w:val="17"/>
-        </w:rPr>
-        <w:t> </w:t>
-      </w:r>
-      <w:r>
-        <w:rPr>
-          <w:color w:val="C79059"/>
-          <w:sz w:val="17"/>
-        </w:rPr>
-        <w:t>Safe</w:t>
-      </w:r>
-      <w:r>
-        <w:rPr>
-          <w:color w:val="C79059"/>
-          <w:spacing w:val="-10"/>
-          <w:sz w:val="17"/>
-        </w:rPr>
-        <w:t> </w:t>
-      </w:r>
-      <w:r>
-        <w:rPr>
-          <w:color w:val="C79059"/>
-          <w:sz w:val="17"/>
-        </w:rPr>
-        <w:t>Ads</w:t>
-      </w:r>
-      <w:r>
-        <w:rPr>
-          <w:color w:val="C79059"/>
-          <w:spacing w:val="-2"/>
-          <w:sz w:val="17"/>
-        </w:rPr>
-        <w:t> Program</w:t>
-      </w:r>
-    </w:p>
-    <w:p>
-      <w:pPr>
-        <w:spacing w:before="3"/>
-        <w:ind w:left="345" w:right="0" w:firstLine="0"/>
-        <w:jc w:val="left"/>
-        <w:rPr>
-          <w:i/>
-          <w:sz w:val="15"/>
-        </w:rPr>
-      </w:pPr>
-      <w:r>
-        <w:rPr>
-          <w:i/>
-          <w:color w:val="465469"/>
-          <w:sz w:val="15"/>
-        </w:rPr>
-        <w:t>Spearheading Meta's transformation from broad data access to consent-first </w:t>
-      </w:r>
-      <w:r>
-        <w:rPr>
-          <w:i/>
-          <w:color w:val="465469"/>
-          <w:spacing w:val="-2"/>
-          <w:sz w:val="15"/>
-        </w:rPr>
-        <w:t>advertising</w:t>
-      </w:r>
-    </w:p>
-    <w:p>
-      <w:pPr>
-        <w:pStyle w:val="Heading2"/>
-      </w:pPr>
-      <w:r>
-        <w:rPr>
-          <w:color w:val="1A2E45"/>
-        </w:rPr>
-        <w:t>Privacy</w:t>
-      </w:r>
-      <w:r>
-        <w:rPr>
-          <w:color w:val="1A2E45"/>
-          <w:spacing w:val="-8"/>
-        </w:rPr>
-        <w:t> </w:t>
-      </w:r>
-      <w:r>
-        <w:rPr>
-          <w:color w:val="1A2E45"/>
-        </w:rPr>
-        <w:t>Remediation</w:t>
-      </w:r>
-      <w:r>
-        <w:rPr>
-          <w:color w:val="1A2E45"/>
-          <w:spacing w:val="-7"/>
-        </w:rPr>
-        <w:t> </w:t>
-      </w:r>
-      <w:r>
-        <w:rPr>
-          <w:color w:val="1A2E45"/>
-        </w:rPr>
-        <w:t>&amp;</w:t>
-      </w:r>
-      <w:r>
-        <w:rPr>
-          <w:color w:val="1A2E45"/>
-          <w:spacing w:val="-7"/>
-        </w:rPr>
-        <w:t> </w:t>
-      </w:r>
-      <w:r>
-        <w:rPr>
-          <w:color w:val="1A2E45"/>
-        </w:rPr>
-        <w:t>Compliance</w:t>
-      </w:r>
-      <w:r>
-        <w:rPr>
-          <w:color w:val="1A2E45"/>
-          <w:spacing w:val="-7"/>
-        </w:rPr>
-        <w:t> </w:t>
-      </w:r>
-      <w:r>
-        <w:rPr>
-          <w:color w:val="1A2E45"/>
-          <w:spacing w:val="-2"/>
-        </w:rPr>
-        <w:t>Engineering</w:t>
+        <w:t xml:space="preserve">Meta</w:t>
       </w:r>
     </w:p>
     <w:p>
@@ -4986,187 +4713,7 @@
           <w:color w:val="1D293B"/>
           <w:sz w:val="16"/>
         </w:rPr>
-        <w:t>Operated within a 20-person cross-functional team (8 data engineers, 12 software engineers) facing a 6-month</w:t>
-      </w:r>
-      <w:r>
-        <w:rPr>
-          <w:color w:val="1D293B"/>
-          <w:spacing w:val="-4"/>
-          <w:sz w:val="16"/>
-        </w:rPr>
-        <w:t> </w:t>
-      </w:r>
-      <w:r>
-        <w:rPr>
-          <w:color w:val="1D293B"/>
-          <w:sz w:val="16"/>
-        </w:rPr>
-        <w:t>regulatory</w:t>
-      </w:r>
-      <w:r>
-        <w:rPr>
-          <w:color w:val="1D293B"/>
-          <w:spacing w:val="-4"/>
-          <w:sz w:val="16"/>
-        </w:rPr>
-        <w:t> </w:t>
-      </w:r>
-      <w:r>
-        <w:rPr>
-          <w:color w:val="1D293B"/>
-          <w:sz w:val="16"/>
-        </w:rPr>
-        <w:t>deadline</w:t>
-      </w:r>
-      <w:r>
-        <w:rPr>
-          <w:color w:val="1D293B"/>
-          <w:spacing w:val="-4"/>
-          <w:sz w:val="16"/>
-        </w:rPr>
-        <w:t> </w:t>
-      </w:r>
-      <w:r>
-        <w:rPr>
-          <w:color w:val="1D293B"/>
-          <w:sz w:val="16"/>
-        </w:rPr>
-        <w:t>to</w:t>
-      </w:r>
-      <w:r>
-        <w:rPr>
-          <w:color w:val="1D293B"/>
-          <w:spacing w:val="-4"/>
-          <w:sz w:val="16"/>
-        </w:rPr>
-        <w:t> </w:t>
-      </w:r>
-      <w:r>
-        <w:rPr>
-          <w:color w:val="1D293B"/>
-          <w:sz w:val="16"/>
-        </w:rPr>
-        <w:t>remediate</w:t>
-      </w:r>
-      <w:r>
-        <w:rPr>
-          <w:color w:val="1D293B"/>
-          <w:spacing w:val="-4"/>
-          <w:sz w:val="16"/>
-        </w:rPr>
-        <w:t> </w:t>
-      </w:r>
-      <w:r>
-        <w:rPr>
-          <w:color w:val="1D293B"/>
-          <w:sz w:val="16"/>
-        </w:rPr>
-        <w:t>4,000+</w:t>
-      </w:r>
-      <w:r>
-        <w:rPr>
-          <w:color w:val="1D293B"/>
-          <w:spacing w:val="-4"/>
-          <w:sz w:val="16"/>
-        </w:rPr>
-        <w:t> </w:t>
-      </w:r>
-      <w:r>
-        <w:rPr>
-          <w:color w:val="1D293B"/>
-          <w:sz w:val="16"/>
-        </w:rPr>
-        <w:t>tables/assets</w:t>
-      </w:r>
-      <w:r>
-        <w:rPr>
-          <w:color w:val="1D293B"/>
-          <w:spacing w:val="-4"/>
-          <w:sz w:val="16"/>
-        </w:rPr>
-        <w:t> </w:t>
-      </w:r>
-      <w:r>
-        <w:rPr>
-          <w:color w:val="1D293B"/>
-          <w:sz w:val="16"/>
-        </w:rPr>
-        <w:t>—</w:t>
-      </w:r>
-      <w:r>
-        <w:rPr>
-          <w:color w:val="1D293B"/>
-          <w:spacing w:val="-4"/>
-          <w:sz w:val="16"/>
-        </w:rPr>
-        <w:t> </w:t>
-      </w:r>
-      <w:r>
-        <w:rPr>
-          <w:color w:val="1D293B"/>
-          <w:sz w:val="16"/>
-        </w:rPr>
-        <w:t>initial</w:t>
-      </w:r>
-      <w:r>
-        <w:rPr>
-          <w:color w:val="1D293B"/>
-          <w:spacing w:val="-4"/>
-          <w:sz w:val="16"/>
-        </w:rPr>
-        <w:t> </w:t>
-      </w:r>
-      <w:r>
-        <w:rPr>
-          <w:color w:val="1D293B"/>
-          <w:sz w:val="16"/>
-        </w:rPr>
-        <w:t>manual</w:t>
-      </w:r>
-      <w:r>
-        <w:rPr>
-          <w:color w:val="1D293B"/>
-          <w:spacing w:val="-4"/>
-          <w:sz w:val="16"/>
-        </w:rPr>
-        <w:t> </w:t>
-      </w:r>
-      <w:r>
-        <w:rPr>
-          <w:color w:val="1D293B"/>
-          <w:sz w:val="16"/>
-        </w:rPr>
-        <w:t>approach</w:t>
-      </w:r>
-      <w:r>
-        <w:rPr>
-          <w:color w:val="1D293B"/>
-          <w:spacing w:val="-4"/>
-          <w:sz w:val="16"/>
-        </w:rPr>
-        <w:t> </w:t>
-      </w:r>
-      <w:r>
-        <w:rPr>
-          <w:color w:val="1D293B"/>
-          <w:sz w:val="16"/>
-        </w:rPr>
-        <w:t>surfaced</w:t>
-      </w:r>
-      <w:r>
-        <w:rPr>
-          <w:color w:val="1D293B"/>
-          <w:spacing w:val="-4"/>
-          <w:sz w:val="16"/>
-        </w:rPr>
-        <w:t> </w:t>
-      </w:r>
-      <w:r>
-        <w:rPr>
-          <w:color w:val="1D293B"/>
-          <w:sz w:val="16"/>
-        </w:rPr>
-        <w:t>systemic issues: incorrect classifications, pipeline failures, and unscalable ad-hoc workflows</w:t>
+        <w:t xml:space="preserve">Landed 1,000+ production changes across a multi-year privacy migration — sustained solo throughput normally requiring a team of 3–4 engineers</w:t>
       </w:r>
     </w:p>
     <w:p>
@@ -5179,8 +4726,8 @@
         <w:tabs>
           <w:tab w:pos="510" w:val="left" w:leader="none"/>
         </w:tabs>
-        <w:spacing w:line="302" w:lineRule="auto" w:before="40" w:after="0"/>
-        <w:ind w:left="510" w:right="290" w:hanging="165"/>
+        <w:spacing w:line="302" w:lineRule="auto" w:before="41" w:after="0"/>
+        <w:ind w:left="510" w:right="312" w:hanging="165"/>
         <w:jc w:val="left"/>
         <w:rPr>
           <w:color w:val="C79059"/>
@@ -5193,202 +4740,7 @@
           <w:color w:val="1D293B"/>
           <w:sz w:val="16"/>
         </w:rPr>
-        <w:t>Executed</w:t>
-      </w:r>
-      <w:r>
-        <w:rPr>
-          <w:color w:val="1D293B"/>
-          <w:spacing w:val="-4"/>
-          <w:sz w:val="16"/>
-        </w:rPr>
-        <w:t> </w:t>
-      </w:r>
-      <w:r>
-        <w:rPr>
-          <w:color w:val="1D293B"/>
-          <w:sz w:val="16"/>
-        </w:rPr>
-        <w:t>the</w:t>
-      </w:r>
-      <w:r>
-        <w:rPr>
-          <w:color w:val="1D293B"/>
-          <w:spacing w:val="-4"/>
-          <w:sz w:val="16"/>
-        </w:rPr>
-        <w:t> </w:t>
-      </w:r>
-      <w:r>
-        <w:rPr>
-          <w:color w:val="1D293B"/>
-          <w:sz w:val="16"/>
-        </w:rPr>
-        <w:t>end-to-end</w:t>
-      </w:r>
-      <w:r>
-        <w:rPr>
-          <w:color w:val="1D293B"/>
-          <w:spacing w:val="-4"/>
-          <w:sz w:val="16"/>
-        </w:rPr>
-        <w:t> </w:t>
-      </w:r>
-      <w:r>
-        <w:rPr>
-          <w:color w:val="1D293B"/>
-          <w:sz w:val="16"/>
-        </w:rPr>
-        <w:t>8-stage</w:t>
-      </w:r>
-      <w:r>
-        <w:rPr>
-          <w:color w:val="1D293B"/>
-          <w:spacing w:val="-4"/>
-          <w:sz w:val="16"/>
-        </w:rPr>
-        <w:t> </w:t>
-      </w:r>
-      <w:r>
-        <w:rPr>
-          <w:color w:val="1D293B"/>
-          <w:sz w:val="16"/>
-        </w:rPr>
-        <w:t>remediation</w:t>
-      </w:r>
-      <w:r>
-        <w:rPr>
-          <w:color w:val="1D293B"/>
-          <w:spacing w:val="-4"/>
-          <w:sz w:val="16"/>
-        </w:rPr>
-        <w:t> </w:t>
-      </w:r>
-      <w:r>
-        <w:rPr>
-          <w:color w:val="1D293B"/>
-          <w:sz w:val="16"/>
-        </w:rPr>
-        <w:t>pipeline</w:t>
-      </w:r>
-      <w:r>
-        <w:rPr>
-          <w:color w:val="1D293B"/>
-          <w:spacing w:val="-4"/>
-          <w:sz w:val="16"/>
-        </w:rPr>
-        <w:t> </w:t>
-      </w:r>
-      <w:r>
-        <w:rPr>
-          <w:color w:val="1D293B"/>
-          <w:sz w:val="16"/>
-        </w:rPr>
-        <w:t>(classification</w:t>
-      </w:r>
-      <w:r>
-        <w:rPr>
-          <w:color w:val="1D293B"/>
-          <w:spacing w:val="-4"/>
-          <w:sz w:val="16"/>
-        </w:rPr>
-        <w:t> </w:t>
-      </w:r>
-      <w:r>
-        <w:rPr>
-          <w:color w:val="1D293B"/>
-          <w:sz w:val="16"/>
-        </w:rPr>
-        <w:t>→</w:t>
-      </w:r>
-      <w:r>
-        <w:rPr>
-          <w:color w:val="1D293B"/>
-          <w:spacing w:val="-4"/>
-          <w:sz w:val="16"/>
-        </w:rPr>
-        <w:t> </w:t>
-      </w:r>
-      <w:r>
-        <w:rPr>
-          <w:color w:val="1D293B"/>
-          <w:sz w:val="16"/>
-        </w:rPr>
-        <w:t>lineage</w:t>
-      </w:r>
-      <w:r>
-        <w:rPr>
-          <w:color w:val="1D293B"/>
-          <w:spacing w:val="-4"/>
-          <w:sz w:val="16"/>
-        </w:rPr>
-        <w:t> </w:t>
-      </w:r>
-      <w:r>
-        <w:rPr>
-          <w:color w:val="1D293B"/>
-          <w:sz w:val="16"/>
-        </w:rPr>
-        <w:t>→</w:t>
-      </w:r>
-      <w:r>
-        <w:rPr>
-          <w:color w:val="1D293B"/>
-          <w:spacing w:val="-4"/>
-          <w:sz w:val="16"/>
-        </w:rPr>
-        <w:t> </w:t>
-      </w:r>
-      <w:r>
-        <w:rPr>
-          <w:color w:val="1D293B"/>
-          <w:sz w:val="16"/>
-        </w:rPr>
-        <w:t>topology</w:t>
-      </w:r>
-      <w:r>
-        <w:rPr>
-          <w:color w:val="1D293B"/>
-          <w:spacing w:val="-4"/>
-          <w:sz w:val="16"/>
-        </w:rPr>
-        <w:t> </w:t>
-      </w:r>
-      <w:r>
-        <w:rPr>
-          <w:color w:val="1D293B"/>
-          <w:sz w:val="16"/>
-        </w:rPr>
-        <w:t>sort</w:t>
-      </w:r>
-      <w:r>
-        <w:rPr>
-          <w:color w:val="1D293B"/>
-          <w:spacing w:val="-4"/>
-          <w:sz w:val="16"/>
-        </w:rPr>
-        <w:t> </w:t>
-      </w:r>
-      <w:r>
-        <w:rPr>
-          <w:color w:val="1D293B"/>
-          <w:sz w:val="16"/>
-        </w:rPr>
-        <w:t>→</w:t>
-      </w:r>
-      <w:r>
-        <w:rPr>
-          <w:color w:val="1D293B"/>
-          <w:spacing w:val="-4"/>
-          <w:sz w:val="16"/>
-        </w:rPr>
-        <w:t> </w:t>
-      </w:r>
-      <w:r>
-        <w:rPr>
-          <w:color w:val="1D293B"/>
-          <w:sz w:val="16"/>
-        </w:rPr>
-        <w:t>pipeline dev → diff → deploy → compliance → downstream migration) across 700+ personally mitigated assets, helping the team convert a fragile manual process into a repeatable, systematic workflow</w:t>
+        <w:t xml:space="preserve">Cleared the final blocker to a company-wide data warehouse consolidation program. My workstream covered the last ~20% of warehouse data — the portion nobody else could touch because it sat directly in the advertising revenue path. Completing it took the program from 80% to 100% coverage and enabled its formal close-out</w:t>
       </w:r>
     </w:p>
     <w:p>
@@ -5401,12 +4753,12 @@
         <w:tabs>
           <w:tab w:pos="510" w:val="left" w:leader="none"/>
         </w:tabs>
-        <w:spacing w:line="302" w:lineRule="auto" w:before="39" w:after="0"/>
-        <w:ind w:left="510" w:right="307" w:hanging="165"/>
+        <w:spacing w:line="302" w:lineRule="auto" w:before="41" w:after="0"/>
+        <w:ind w:left="510" w:right="312" w:hanging="165"/>
         <w:jc w:val="left"/>
         <w:rPr>
           <w:color w:val="C79059"/>
-          <w:position w:val="3"/>
+          <w:position w:val="1"/>
           <w:sz w:val="11"/>
         </w:rPr>
       </w:pPr>
@@ -5415,1036 +4767,7 @@
           <w:color w:val="1D293B"/>
           <w:sz w:val="16"/>
         </w:rPr>
-        <w:t>Achieved</w:t>
-      </w:r>
-      <w:r>
-        <w:rPr>
-          <w:color w:val="1D293B"/>
-          <w:spacing w:val="-4"/>
-          <w:sz w:val="16"/>
-        </w:rPr>
-        <w:t> </w:t>
-      </w:r>
-      <w:r>
-        <w:rPr>
-          <w:color w:val="1D293B"/>
-          <w:sz w:val="16"/>
-        </w:rPr>
-        <w:t>100%</w:t>
-      </w:r>
-      <w:r>
-        <w:rPr>
-          <w:color w:val="1D293B"/>
-          <w:spacing w:val="-4"/>
-          <w:sz w:val="16"/>
-        </w:rPr>
-        <w:t> </w:t>
-      </w:r>
-      <w:r>
-        <w:rPr>
-          <w:color w:val="1D293B"/>
-          <w:sz w:val="16"/>
-        </w:rPr>
-        <w:t>high-risk</w:t>
-      </w:r>
-      <w:r>
-        <w:rPr>
-          <w:color w:val="1D293B"/>
-          <w:spacing w:val="-4"/>
-          <w:sz w:val="16"/>
-        </w:rPr>
-        <w:t> </w:t>
-      </w:r>
-      <w:r>
-        <w:rPr>
-          <w:color w:val="1D293B"/>
-          <w:sz w:val="16"/>
-        </w:rPr>
-        <w:t>asset</w:t>
-      </w:r>
-      <w:r>
-        <w:rPr>
-          <w:color w:val="1D293B"/>
-          <w:spacing w:val="-4"/>
-          <w:sz w:val="16"/>
-        </w:rPr>
-        <w:t> </w:t>
-      </w:r>
-      <w:r>
-        <w:rPr>
-          <w:color w:val="1D293B"/>
-          <w:sz w:val="16"/>
-        </w:rPr>
-        <w:t>remediation</w:t>
-      </w:r>
-      <w:r>
-        <w:rPr>
-          <w:color w:val="1D293B"/>
-          <w:spacing w:val="-4"/>
-          <w:sz w:val="16"/>
-        </w:rPr>
-        <w:t> </w:t>
-      </w:r>
-      <w:r>
-        <w:rPr>
-          <w:color w:val="1D293B"/>
-          <w:sz w:val="16"/>
-        </w:rPr>
-        <w:t>for</w:t>
-      </w:r>
-      <w:r>
-        <w:rPr>
-          <w:color w:val="1D293B"/>
-          <w:spacing w:val="-12"/>
-          <w:sz w:val="16"/>
-        </w:rPr>
-        <w:t> </w:t>
-      </w:r>
-      <w:r>
-        <w:rPr>
-          <w:color w:val="1D293B"/>
-          <w:sz w:val="16"/>
-        </w:rPr>
-        <w:t>AAP</w:t>
-      </w:r>
-      <w:r>
-        <w:rPr>
-          <w:color w:val="1D293B"/>
-          <w:spacing w:val="-5"/>
-          <w:sz w:val="16"/>
-        </w:rPr>
-        <w:t> </w:t>
-      </w:r>
-      <w:r>
-        <w:rPr>
-          <w:color w:val="1D293B"/>
-          <w:sz w:val="16"/>
-        </w:rPr>
-        <w:t>and</w:t>
-      </w:r>
-      <w:r>
-        <w:rPr>
-          <w:color w:val="1D293B"/>
-          <w:spacing w:val="-4"/>
-          <w:sz w:val="16"/>
-        </w:rPr>
-        <w:t> </w:t>
-      </w:r>
-      <w:r>
-        <w:rPr>
-          <w:color w:val="1D293B"/>
-          <w:sz w:val="16"/>
-        </w:rPr>
-        <w:t>Consent</w:t>
-      </w:r>
-      <w:r>
-        <w:rPr>
-          <w:color w:val="1D293B"/>
-          <w:spacing w:val="-4"/>
-          <w:sz w:val="16"/>
-        </w:rPr>
-        <w:t> </w:t>
-      </w:r>
-      <w:r>
-        <w:rPr>
-          <w:color w:val="1D293B"/>
-          <w:sz w:val="16"/>
-        </w:rPr>
-        <w:t>Revocation</w:t>
-      </w:r>
-      <w:r>
-        <w:rPr>
-          <w:color w:val="1D293B"/>
-          <w:spacing w:val="-4"/>
-          <w:sz w:val="16"/>
-        </w:rPr>
-        <w:t> </w:t>
-      </w:r>
-      <w:r>
-        <w:rPr>
-          <w:color w:val="1D293B"/>
-          <w:sz w:val="16"/>
-        </w:rPr>
-        <w:t>—</w:t>
-      </w:r>
-      <w:r>
-        <w:rPr>
-          <w:color w:val="1D293B"/>
-          <w:spacing w:val="-4"/>
-          <w:sz w:val="16"/>
-        </w:rPr>
-        <w:t> </w:t>
-      </w:r>
-      <w:r>
-        <w:rPr>
-          <w:color w:val="1D293B"/>
-          <w:sz w:val="16"/>
-        </w:rPr>
-        <w:t>directly</w:t>
-      </w:r>
-      <w:r>
-        <w:rPr>
-          <w:color w:val="1D293B"/>
-          <w:spacing w:val="-4"/>
-          <w:sz w:val="16"/>
-        </w:rPr>
-        <w:t> </w:t>
-      </w:r>
-      <w:r>
-        <w:rPr>
-          <w:color w:val="1D293B"/>
-          <w:sz w:val="16"/>
-        </w:rPr>
-        <w:t>unblocking</w:t>
-      </w:r>
-      <w:r>
-        <w:rPr>
-          <w:color w:val="1D293B"/>
-          <w:spacing w:val="-4"/>
-          <w:sz w:val="16"/>
-        </w:rPr>
-        <w:t> </w:t>
-      </w:r>
-      <w:r>
-        <w:rPr>
-          <w:color w:val="1D293B"/>
-          <w:sz w:val="16"/>
-        </w:rPr>
-        <w:t>Meta's Safe</w:t>
-      </w:r>
-      <w:r>
-        <w:rPr>
-          <w:color w:val="1D293B"/>
-          <w:spacing w:val="-5"/>
-          <w:sz w:val="16"/>
-        </w:rPr>
-        <w:t> </w:t>
-      </w:r>
-      <w:r>
-        <w:rPr>
-          <w:color w:val="1D293B"/>
-          <w:sz w:val="16"/>
-        </w:rPr>
-        <w:t>Ads launch timeline and enabling downstream teams to resume development on compliant data, eliminating a critical-path blocker for the broader 4,000+ asset program</w:t>
-      </w:r>
-    </w:p>
-    <w:p>
-      <w:pPr>
-        <w:pStyle w:val="ListParagraph"/>
-        <w:numPr>
-          <w:ilvl w:val="0"/>
-          <w:numId w:val="2"/>
-        </w:numPr>
-        <w:tabs>
-          <w:tab w:pos="509" w:val="left" w:leader="none"/>
-        </w:tabs>
-        <w:spacing w:line="240" w:lineRule="auto" w:before="40" w:after="0"/>
-        <w:ind w:left="509" w:right="0" w:hanging="164"/>
-        <w:jc w:val="left"/>
-        <w:rPr>
-          <w:color w:val="C79059"/>
-          <w:position w:val="3"/>
-          <w:sz w:val="11"/>
-        </w:rPr>
-      </w:pPr>
-      <w:r>
-        <w:rPr>
-          <w:color w:val="1D293B"/>
-          <w:sz w:val="16"/>
-        </w:rPr>
-        <w:t>Contributed</w:t>
-      </w:r>
-      <w:r>
-        <w:rPr>
-          <w:color w:val="1D293B"/>
-          <w:spacing w:val="-14"/>
-          <w:sz w:val="16"/>
-        </w:rPr>
-        <w:t> </w:t>
-      </w:r>
-      <w:r>
-        <w:rPr>
-          <w:color w:val="1D293B"/>
-          <w:sz w:val="16"/>
-        </w:rPr>
-        <w:t>to</w:t>
-      </w:r>
-      <w:r>
-        <w:rPr>
-          <w:color w:val="1D293B"/>
-          <w:spacing w:val="-11"/>
-          <w:sz w:val="16"/>
-        </w:rPr>
-        <w:t> </w:t>
-      </w:r>
-      <w:r>
-        <w:rPr>
-          <w:color w:val="1D293B"/>
-          <w:sz w:val="16"/>
-        </w:rPr>
-        <w:t>AI-accelerated</w:t>
-      </w:r>
-      <w:r>
-        <w:rPr>
-          <w:color w:val="1D293B"/>
-          <w:spacing w:val="-10"/>
-          <w:sz w:val="16"/>
-        </w:rPr>
-        <w:t> </w:t>
-      </w:r>
-      <w:r>
-        <w:rPr>
-          <w:color w:val="1D293B"/>
-          <w:sz w:val="16"/>
-        </w:rPr>
-        <w:t>surge-readiness</w:t>
-      </w:r>
-      <w:r>
-        <w:rPr>
-          <w:color w:val="1D293B"/>
-          <w:spacing w:val="-9"/>
-          <w:sz w:val="16"/>
-        </w:rPr>
-        <w:t> </w:t>
-      </w:r>
-      <w:r>
-        <w:rPr>
-          <w:color w:val="1D293B"/>
-          <w:sz w:val="16"/>
-        </w:rPr>
-        <w:t>that</w:t>
-      </w:r>
-      <w:r>
-        <w:rPr>
-          <w:color w:val="1D293B"/>
-          <w:spacing w:val="-8"/>
-          <w:sz w:val="16"/>
-        </w:rPr>
-        <w:t> </w:t>
-      </w:r>
-      <w:r>
-        <w:rPr>
-          <w:color w:val="1D293B"/>
-          <w:sz w:val="16"/>
-        </w:rPr>
-        <w:t>achieved</w:t>
-      </w:r>
-      <w:r>
-        <w:rPr>
-          <w:color w:val="1D293B"/>
-          <w:spacing w:val="-9"/>
-          <w:sz w:val="16"/>
-        </w:rPr>
-        <w:t> </w:t>
-      </w:r>
-      <w:r>
-        <w:rPr>
-          <w:color w:val="1D293B"/>
-          <w:sz w:val="16"/>
-        </w:rPr>
-        <w:t>~98%</w:t>
-      </w:r>
-      <w:r>
-        <w:rPr>
-          <w:color w:val="1D293B"/>
-          <w:spacing w:val="-9"/>
-          <w:sz w:val="16"/>
-        </w:rPr>
-        <w:t> </w:t>
-      </w:r>
-      <w:r>
-        <w:rPr>
-          <w:color w:val="1D293B"/>
-          <w:sz w:val="16"/>
-        </w:rPr>
-        <w:t>overall</w:t>
-      </w:r>
-      <w:r>
-        <w:rPr>
-          <w:color w:val="1D293B"/>
-          <w:spacing w:val="-8"/>
-          <w:sz w:val="16"/>
-        </w:rPr>
-        <w:t> </w:t>
-      </w:r>
-      <w:r>
-        <w:rPr>
-          <w:color w:val="1D293B"/>
-          <w:sz w:val="16"/>
-        </w:rPr>
-        <w:t>remediation</w:t>
-      </w:r>
-      <w:r>
-        <w:rPr>
-          <w:color w:val="1D293B"/>
-          <w:spacing w:val="-9"/>
-          <w:sz w:val="16"/>
-        </w:rPr>
-        <w:t> </w:t>
-      </w:r>
-      <w:r>
-        <w:rPr>
-          <w:color w:val="1D293B"/>
-          <w:sz w:val="16"/>
-        </w:rPr>
-        <w:t>burndown,</w:t>
-      </w:r>
-      <w:r>
-        <w:rPr>
-          <w:color w:val="1D293B"/>
-          <w:spacing w:val="-8"/>
-          <w:sz w:val="16"/>
-        </w:rPr>
-        <w:t> </w:t>
-      </w:r>
-      <w:r>
-        <w:rPr>
-          <w:color w:val="1D293B"/>
-          <w:spacing w:val="-2"/>
-          <w:sz w:val="16"/>
-        </w:rPr>
-        <w:t>delivered</w:t>
-      </w:r>
-    </w:p>
-    <w:p>
-      <w:pPr>
-        <w:pStyle w:val="BodyText"/>
-        <w:spacing w:line="312" w:lineRule="auto"/>
-        <w:ind w:left="510" w:right="89" w:firstLine="0"/>
-      </w:pPr>
-      <w:r>
-        <w:rPr>
-          <w:color w:val="1D293B"/>
-        </w:rPr>
-        <w:t>~21</w:t>
-      </w:r>
-      <w:r>
-        <w:rPr>
-          <w:color w:val="1D293B"/>
-          <w:spacing w:val="-4"/>
-        </w:rPr>
-        <w:t> </w:t>
-      </w:r>
-      <w:r>
-        <w:rPr>
-          <w:color w:val="1D293B"/>
-        </w:rPr>
-        <w:t>engineering-year-equivalent</w:t>
-      </w:r>
-      <w:r>
-        <w:rPr>
-          <w:color w:val="1D293B"/>
-          <w:spacing w:val="-4"/>
-        </w:rPr>
-        <w:t> </w:t>
-      </w:r>
-      <w:r>
-        <w:rPr>
-          <w:color w:val="1D293B"/>
-        </w:rPr>
-        <w:t>impact,</w:t>
-      </w:r>
-      <w:r>
-        <w:rPr>
-          <w:color w:val="1D293B"/>
-          <w:spacing w:val="-4"/>
-        </w:rPr>
-        <w:t> </w:t>
-      </w:r>
-      <w:r>
-        <w:rPr>
-          <w:color w:val="1D293B"/>
-        </w:rPr>
-        <w:t>and</w:t>
-      </w:r>
-      <w:r>
-        <w:rPr>
-          <w:color w:val="1D293B"/>
-          <w:spacing w:val="-4"/>
-        </w:rPr>
-        <w:t> </w:t>
-      </w:r>
-      <w:r>
-        <w:rPr>
-          <w:color w:val="1D293B"/>
-        </w:rPr>
-        <w:t>pulled</w:t>
-      </w:r>
-      <w:r>
-        <w:rPr>
-          <w:color w:val="1D293B"/>
-          <w:spacing w:val="-4"/>
-        </w:rPr>
-        <w:t> </w:t>
-      </w:r>
-      <w:r>
-        <w:rPr>
-          <w:color w:val="1D293B"/>
-        </w:rPr>
-        <w:t>delivery</w:t>
-      </w:r>
-      <w:r>
-        <w:rPr>
-          <w:color w:val="1D293B"/>
-          <w:spacing w:val="-4"/>
-        </w:rPr>
-        <w:t> </w:t>
-      </w:r>
-      <w:r>
-        <w:rPr>
-          <w:color w:val="1D293B"/>
-        </w:rPr>
-        <w:t>forward</w:t>
-      </w:r>
-      <w:r>
-        <w:rPr>
-          <w:color w:val="1D293B"/>
-          <w:spacing w:val="-4"/>
-        </w:rPr>
-        <w:t> </w:t>
-      </w:r>
-      <w:r>
-        <w:rPr>
-          <w:color w:val="1D293B"/>
-        </w:rPr>
-        <w:t>~6</w:t>
-      </w:r>
-      <w:r>
-        <w:rPr>
-          <w:color w:val="1D293B"/>
-          <w:spacing w:val="-4"/>
-        </w:rPr>
-        <w:t> </w:t>
-      </w:r>
-      <w:r>
-        <w:rPr>
-          <w:color w:val="1D293B"/>
-        </w:rPr>
-        <w:t>months</w:t>
-      </w:r>
-      <w:r>
-        <w:rPr>
-          <w:color w:val="1D293B"/>
-          <w:spacing w:val="-4"/>
-        </w:rPr>
-        <w:t> </w:t>
-      </w:r>
-      <w:r>
-        <w:rPr>
-          <w:color w:val="1D293B"/>
-        </w:rPr>
-        <w:t>—</w:t>
-      </w:r>
-      <w:r>
-        <w:rPr>
-          <w:color w:val="1D293B"/>
-          <w:spacing w:val="-4"/>
-        </w:rPr>
-        <w:t> </w:t>
-      </w:r>
-      <w:r>
-        <w:rPr>
-          <w:color w:val="1D293B"/>
-        </w:rPr>
-        <w:t>helping</w:t>
-      </w:r>
-      <w:r>
-        <w:rPr>
-          <w:color w:val="1D293B"/>
-          <w:spacing w:val="-4"/>
-        </w:rPr>
-        <w:t> </w:t>
-      </w:r>
-      <w:r>
-        <w:rPr>
-          <w:color w:val="1D293B"/>
-        </w:rPr>
-        <w:t>the</w:t>
-      </w:r>
-      <w:r>
-        <w:rPr>
-          <w:color w:val="1D293B"/>
-          <w:spacing w:val="-4"/>
-        </w:rPr>
-        <w:t> </w:t>
-      </w:r>
-      <w:r>
-        <w:rPr>
-          <w:color w:val="1D293B"/>
-        </w:rPr>
-        <w:t>team</w:t>
-      </w:r>
-      <w:r>
-        <w:rPr>
-          <w:color w:val="1D293B"/>
-          <w:spacing w:val="-4"/>
-        </w:rPr>
-        <w:t> </w:t>
-      </w:r>
-      <w:r>
-        <w:rPr>
-          <w:color w:val="1D293B"/>
-        </w:rPr>
-        <w:t>meet</w:t>
-      </w:r>
-      <w:r>
-        <w:rPr>
-          <w:color w:val="1D293B"/>
-          <w:spacing w:val="-4"/>
-        </w:rPr>
-        <w:t> </w:t>
-      </w:r>
-      <w:r>
-        <w:rPr>
-          <w:color w:val="1D293B"/>
-        </w:rPr>
-        <w:t>a regulatory deadline that manual methods alone could not have hit</w:t>
-      </w:r>
-    </w:p>
-    <w:p>
-      <w:pPr>
-        <w:pStyle w:val="ListParagraph"/>
-        <w:numPr>
-          <w:ilvl w:val="0"/>
-          <w:numId w:val="2"/>
-        </w:numPr>
-        <w:tabs>
-          <w:tab w:pos="509" w:val="left" w:leader="none"/>
-        </w:tabs>
-        <w:spacing w:line="240" w:lineRule="auto" w:before="31" w:after="0"/>
-        <w:ind w:left="509" w:right="0" w:hanging="164"/>
-        <w:jc w:val="left"/>
-        <w:rPr>
-          <w:color w:val="C79059"/>
-          <w:position w:val="3"/>
-          <w:sz w:val="11"/>
-        </w:rPr>
-      </w:pPr>
-      <w:r>
-        <w:rPr>
-          <w:color w:val="1D293B"/>
-          <w:sz w:val="16"/>
-        </w:rPr>
-        <w:t>Landed</w:t>
-      </w:r>
-      <w:r>
-        <w:rPr>
-          <w:color w:val="1D293B"/>
-          <w:spacing w:val="-7"/>
-          <w:sz w:val="16"/>
-        </w:rPr>
-        <w:t> </w:t>
-      </w:r>
-      <w:r>
-        <w:rPr>
-          <w:color w:val="1D293B"/>
-          <w:sz w:val="16"/>
-        </w:rPr>
-        <w:t>300+</w:t>
-      </w:r>
-      <w:r>
-        <w:rPr>
-          <w:color w:val="1D293B"/>
-          <w:spacing w:val="-6"/>
-          <w:sz w:val="16"/>
-        </w:rPr>
-        <w:t> </w:t>
-      </w:r>
-      <w:r>
-        <w:rPr>
-          <w:color w:val="1D293B"/>
-          <w:sz w:val="16"/>
-        </w:rPr>
-        <w:t>code</w:t>
-      </w:r>
-      <w:r>
-        <w:rPr>
-          <w:color w:val="1D293B"/>
-          <w:spacing w:val="-6"/>
-          <w:sz w:val="16"/>
-        </w:rPr>
-        <w:t> </w:t>
-      </w:r>
-      <w:r>
-        <w:rPr>
-          <w:color w:val="1D293B"/>
-          <w:sz w:val="16"/>
-        </w:rPr>
-        <w:t>changes,</w:t>
-      </w:r>
-      <w:r>
-        <w:rPr>
-          <w:color w:val="1D293B"/>
-          <w:spacing w:val="-6"/>
-          <w:sz w:val="16"/>
-        </w:rPr>
-        <w:t> </w:t>
-      </w:r>
-      <w:r>
-        <w:rPr>
-          <w:color w:val="1D293B"/>
-          <w:sz w:val="16"/>
-        </w:rPr>
-        <w:t>1,000+</w:t>
-      </w:r>
-      <w:r>
-        <w:rPr>
-          <w:color w:val="1D293B"/>
-          <w:spacing w:val="-6"/>
-          <w:sz w:val="16"/>
-        </w:rPr>
-        <w:t> </w:t>
-      </w:r>
-      <w:r>
-        <w:rPr>
-          <w:color w:val="1D293B"/>
-          <w:sz w:val="16"/>
-        </w:rPr>
-        <w:t>tasks;</w:t>
-      </w:r>
-      <w:r>
-        <w:rPr>
-          <w:color w:val="1D293B"/>
-          <w:spacing w:val="-6"/>
-          <w:sz w:val="16"/>
-        </w:rPr>
-        <w:t> </w:t>
-      </w:r>
-      <w:r>
-        <w:rPr>
-          <w:color w:val="1D293B"/>
-          <w:sz w:val="16"/>
-        </w:rPr>
-        <w:t>established</w:t>
-      </w:r>
-      <w:r>
-        <w:rPr>
-          <w:color w:val="1D293B"/>
-          <w:spacing w:val="-6"/>
-          <w:sz w:val="16"/>
-        </w:rPr>
-        <w:t> </w:t>
-      </w:r>
-      <w:r>
-        <w:rPr>
-          <w:color w:val="1D293B"/>
-          <w:sz w:val="16"/>
-        </w:rPr>
-        <w:t>a</w:t>
-      </w:r>
-      <w:r>
-        <w:rPr>
-          <w:color w:val="1D293B"/>
-          <w:spacing w:val="-7"/>
-          <w:sz w:val="16"/>
-        </w:rPr>
-        <w:t> </w:t>
-      </w:r>
-      <w:r>
-        <w:rPr>
-          <w:color w:val="1D293B"/>
-          <w:sz w:val="16"/>
-        </w:rPr>
-        <w:t>triage</w:t>
-      </w:r>
-      <w:r>
-        <w:rPr>
-          <w:color w:val="1D293B"/>
-          <w:spacing w:val="-6"/>
-          <w:sz w:val="16"/>
-        </w:rPr>
-        <w:t> </w:t>
-      </w:r>
-      <w:r>
-        <w:rPr>
-          <w:color w:val="1D293B"/>
-          <w:sz w:val="16"/>
-        </w:rPr>
-        <w:t>framework</w:t>
-      </w:r>
-      <w:r>
-        <w:rPr>
-          <w:color w:val="1D293B"/>
-          <w:spacing w:val="-6"/>
-          <w:sz w:val="16"/>
-        </w:rPr>
-        <w:t> </w:t>
-      </w:r>
-      <w:r>
-        <w:rPr>
-          <w:color w:val="1D293B"/>
-          <w:sz w:val="16"/>
-        </w:rPr>
-        <w:t>that</w:t>
-      </w:r>
-      <w:r>
-        <w:rPr>
-          <w:color w:val="1D293B"/>
-          <w:spacing w:val="-6"/>
-          <w:sz w:val="16"/>
-        </w:rPr>
-        <w:t> </w:t>
-      </w:r>
-      <w:r>
-        <w:rPr>
-          <w:color w:val="1D293B"/>
-          <w:sz w:val="16"/>
-        </w:rPr>
-        <w:t>reduced</w:t>
-      </w:r>
-      <w:r>
-        <w:rPr>
-          <w:color w:val="1D293B"/>
-          <w:spacing w:val="-6"/>
-          <w:sz w:val="16"/>
-        </w:rPr>
-        <w:t> </w:t>
-      </w:r>
-      <w:r>
-        <w:rPr>
-          <w:color w:val="1D293B"/>
-          <w:sz w:val="16"/>
-        </w:rPr>
-        <w:t>per-asset</w:t>
-      </w:r>
-      <w:r>
-        <w:rPr>
-          <w:color w:val="1D293B"/>
-          <w:spacing w:val="-6"/>
-          <w:sz w:val="16"/>
-        </w:rPr>
-        <w:t> </w:t>
-      </w:r>
-      <w:r>
-        <w:rPr>
-          <w:color w:val="1D293B"/>
-          <w:sz w:val="16"/>
-        </w:rPr>
-        <w:t>cycle</w:t>
-      </w:r>
-      <w:r>
-        <w:rPr>
-          <w:color w:val="1D293B"/>
-          <w:spacing w:val="-6"/>
-          <w:sz w:val="16"/>
-        </w:rPr>
-        <w:t> </w:t>
-      </w:r>
-      <w:r>
-        <w:rPr>
-          <w:color w:val="1D293B"/>
-          <w:spacing w:val="-4"/>
-          <w:sz w:val="16"/>
-        </w:rPr>
-        <w:t>from</w:t>
-      </w:r>
-    </w:p>
-    <w:p>
-      <w:pPr>
-        <w:pStyle w:val="BodyText"/>
-        <w:spacing w:line="312" w:lineRule="auto"/>
-        <w:ind w:left="510" w:firstLine="0"/>
-      </w:pPr>
-      <w:r>
-        <w:rPr>
-          <w:color w:val="1D293B"/>
-        </w:rPr>
-        <w:t>~1.86</w:t>
-      </w:r>
-      <w:r>
-        <w:rPr>
-          <w:color w:val="1D293B"/>
-          <w:spacing w:val="-4"/>
-        </w:rPr>
-        <w:t> </w:t>
-      </w:r>
-      <w:r>
-        <w:rPr>
-          <w:color w:val="1D293B"/>
-        </w:rPr>
-        <w:t>→</w:t>
-      </w:r>
-      <w:r>
-        <w:rPr>
-          <w:color w:val="1D293B"/>
-          <w:spacing w:val="-4"/>
-        </w:rPr>
-        <w:t> </w:t>
-      </w:r>
-      <w:r>
-        <w:rPr>
-          <w:color w:val="1D293B"/>
-        </w:rPr>
-        <w:t>~0.53</w:t>
-      </w:r>
-      <w:r>
-        <w:rPr>
-          <w:color w:val="1D293B"/>
-          <w:spacing w:val="-4"/>
-        </w:rPr>
-        <w:t> </w:t>
-      </w:r>
-      <w:r>
-        <w:rPr>
-          <w:color w:val="1D293B"/>
-        </w:rPr>
-        <w:t>weeks</w:t>
-      </w:r>
-      <w:r>
-        <w:rPr>
-          <w:color w:val="1D293B"/>
-          <w:spacing w:val="-4"/>
-        </w:rPr>
-        <w:t> </w:t>
-      </w:r>
-      <w:r>
-        <w:rPr>
-          <w:color w:val="1D293B"/>
-        </w:rPr>
-        <w:t>(71.5%</w:t>
-      </w:r>
-      <w:r>
-        <w:rPr>
-          <w:color w:val="1D293B"/>
-          <w:spacing w:val="-4"/>
-        </w:rPr>
-        <w:t> </w:t>
-      </w:r>
-      <w:r>
-        <w:rPr>
-          <w:color w:val="1D293B"/>
-        </w:rPr>
-        <w:t>reduction)</w:t>
-      </w:r>
-      <w:r>
-        <w:rPr>
-          <w:color w:val="1D293B"/>
-          <w:spacing w:val="-4"/>
-        </w:rPr>
-        <w:t> </w:t>
-      </w:r>
-      <w:r>
-        <w:rPr>
-          <w:color w:val="1D293B"/>
-        </w:rPr>
-        <w:t>—</w:t>
-      </w:r>
-      <w:r>
-        <w:rPr>
-          <w:color w:val="1D293B"/>
-          <w:spacing w:val="-4"/>
-        </w:rPr>
-        <w:t> </w:t>
-      </w:r>
-      <w:r>
-        <w:rPr>
-          <w:color w:val="1D293B"/>
-        </w:rPr>
-        <w:t>enabling</w:t>
-      </w:r>
-      <w:r>
-        <w:rPr>
-          <w:color w:val="1D293B"/>
-          <w:spacing w:val="-4"/>
-        </w:rPr>
-        <w:t> </w:t>
-      </w:r>
-      <w:r>
-        <w:rPr>
-          <w:color w:val="1D293B"/>
-        </w:rPr>
-        <w:t>the</w:t>
-      </w:r>
-      <w:r>
-        <w:rPr>
-          <w:color w:val="1D293B"/>
-          <w:spacing w:val="-4"/>
-        </w:rPr>
-        <w:t> </w:t>
-      </w:r>
-      <w:r>
-        <w:rPr>
-          <w:color w:val="1D293B"/>
-        </w:rPr>
-        <w:t>team</w:t>
-      </w:r>
-      <w:r>
-        <w:rPr>
-          <w:color w:val="1D293B"/>
-          <w:spacing w:val="-4"/>
-        </w:rPr>
-        <w:t> </w:t>
-      </w:r>
-      <w:r>
-        <w:rPr>
-          <w:color w:val="1D293B"/>
-        </w:rPr>
-        <w:t>to</w:t>
-      </w:r>
-      <w:r>
-        <w:rPr>
-          <w:color w:val="1D293B"/>
-          <w:spacing w:val="-4"/>
-        </w:rPr>
-        <w:t> </w:t>
-      </w:r>
-      <w:r>
-        <w:rPr>
-          <w:color w:val="1D293B"/>
-        </w:rPr>
-        <w:t>absorb</w:t>
-      </w:r>
-      <w:r>
-        <w:rPr>
-          <w:color w:val="1D293B"/>
-          <w:spacing w:val="-4"/>
-        </w:rPr>
-        <w:t> </w:t>
-      </w:r>
-      <w:r>
-        <w:rPr>
-          <w:color w:val="1D293B"/>
-        </w:rPr>
-        <w:t>expanding</w:t>
-      </w:r>
-      <w:r>
-        <w:rPr>
-          <w:color w:val="1D293B"/>
-          <w:spacing w:val="-4"/>
-        </w:rPr>
-        <w:t> </w:t>
-      </w:r>
-      <w:r>
-        <w:rPr>
-          <w:color w:val="1D293B"/>
-        </w:rPr>
-        <w:t>scope</w:t>
-      </w:r>
-      <w:r>
-        <w:rPr>
-          <w:color w:val="1D293B"/>
-          <w:spacing w:val="-4"/>
-        </w:rPr>
-        <w:t> </w:t>
-      </w:r>
-      <w:r>
-        <w:rPr>
-          <w:color w:val="1D293B"/>
-        </w:rPr>
-        <w:t>without</w:t>
-      </w:r>
-      <w:r>
-        <w:rPr>
-          <w:color w:val="1D293B"/>
-          <w:spacing w:val="-4"/>
-        </w:rPr>
-        <w:t> </w:t>
-      </w:r>
-      <w:r>
-        <w:rPr>
-          <w:color w:val="1D293B"/>
-        </w:rPr>
-        <w:t>schedule slippage or additional headcount</w:t>
+        <w:t xml:space="preserve">Executed that migration with zero revenue impact on the highest-sensitivity assets in the warehouse, under a constraint that any error would surface as ads revenue loss rather than a test failure</w:t>
       </w:r>
     </w:p>
     <w:p>
@@ -6457,12 +4780,12 @@
         <w:tabs>
           <w:tab w:pos="510" w:val="left" w:leader="none"/>
         </w:tabs>
-        <w:spacing w:line="292" w:lineRule="auto" w:before="32" w:after="0"/>
-        <w:ind w:left="510" w:right="340" w:hanging="165"/>
+        <w:spacing w:line="302" w:lineRule="auto" w:before="41" w:after="0"/>
+        <w:ind w:left="510" w:right="312" w:hanging="165"/>
         <w:jc w:val="left"/>
         <w:rPr>
           <w:color w:val="C79059"/>
-          <w:position w:val="3"/>
+          <w:position w:val="1"/>
           <w:sz w:val="11"/>
         </w:rPr>
       </w:pPr>
@@ -6471,298 +4794,116 @@
           <w:color w:val="1D293B"/>
           <w:sz w:val="16"/>
         </w:rPr>
-        <w:t>Closed</w:t>
-      </w:r>
-      <w:r>
-        <w:rPr>
-          <w:color w:val="1D293B"/>
-          <w:spacing w:val="-4"/>
-          <w:sz w:val="16"/>
-        </w:rPr>
-        <w:t> </w:t>
-      </w:r>
-      <w:r>
-        <w:rPr>
-          <w:color w:val="1D293B"/>
-          <w:sz w:val="16"/>
-        </w:rPr>
-        <w:t>privacy</w:t>
-      </w:r>
-      <w:r>
-        <w:rPr>
-          <w:color w:val="1D293B"/>
-          <w:spacing w:val="-4"/>
-          <w:sz w:val="16"/>
-        </w:rPr>
-        <w:t> </w:t>
-      </w:r>
-      <w:r>
-        <w:rPr>
-          <w:color w:val="1D293B"/>
-          <w:sz w:val="16"/>
-        </w:rPr>
-        <w:t>gaps</w:t>
-      </w:r>
-      <w:r>
-        <w:rPr>
-          <w:color w:val="1D293B"/>
-          <w:spacing w:val="-4"/>
-          <w:sz w:val="16"/>
-        </w:rPr>
-        <w:t> </w:t>
-      </w:r>
-      <w:r>
-        <w:rPr>
-          <w:color w:val="1D293B"/>
-          <w:sz w:val="16"/>
-        </w:rPr>
-        <w:t>across</w:t>
-      </w:r>
-      <w:r>
-        <w:rPr>
-          <w:color w:val="1D293B"/>
-          <w:spacing w:val="-4"/>
-          <w:sz w:val="16"/>
-        </w:rPr>
-        <w:t> </w:t>
-      </w:r>
-      <w:r>
-        <w:rPr>
-          <w:color w:val="1D293B"/>
-          <w:sz w:val="16"/>
-        </w:rPr>
-        <w:t>Dataswarm</w:t>
-      </w:r>
-      <w:r>
-        <w:rPr>
-          <w:color w:val="1D293B"/>
-          <w:spacing w:val="-4"/>
-          <w:sz w:val="16"/>
-        </w:rPr>
-        <w:t> </w:t>
-      </w:r>
-      <w:r>
-        <w:rPr>
-          <w:color w:val="1D293B"/>
-          <w:sz w:val="16"/>
-        </w:rPr>
-        <w:t>pipelines</w:t>
-      </w:r>
-      <w:r>
-        <w:rPr>
-          <w:color w:val="1D293B"/>
-          <w:spacing w:val="-4"/>
-          <w:sz w:val="16"/>
-        </w:rPr>
-        <w:t> </w:t>
-      </w:r>
-      <w:r>
-        <w:rPr>
-          <w:color w:val="1D293B"/>
-          <w:sz w:val="16"/>
-        </w:rPr>
-        <w:t>involving</w:t>
-      </w:r>
-      <w:r>
-        <w:rPr>
-          <w:color w:val="1D293B"/>
-          <w:spacing w:val="-4"/>
-          <w:sz w:val="16"/>
-        </w:rPr>
-        <w:t> </w:t>
-      </w:r>
-      <w:r>
-        <w:rPr>
-          <w:color w:val="1D293B"/>
-          <w:sz w:val="16"/>
-        </w:rPr>
-        <w:t>3+</w:t>
-      </w:r>
-      <w:r>
-        <w:rPr>
-          <w:color w:val="1D293B"/>
-          <w:spacing w:val="-4"/>
-          <w:sz w:val="16"/>
-        </w:rPr>
-        <w:t> </w:t>
-      </w:r>
-      <w:r>
-        <w:rPr>
-          <w:color w:val="1D293B"/>
-          <w:sz w:val="16"/>
-        </w:rPr>
-        <w:t>producer</w:t>
-      </w:r>
-      <w:r>
-        <w:rPr>
-          <w:color w:val="1D293B"/>
-          <w:spacing w:val="-4"/>
-          <w:sz w:val="16"/>
-        </w:rPr>
-        <w:t> </w:t>
-      </w:r>
-      <w:r>
-        <w:rPr>
-          <w:color w:val="1D293B"/>
-          <w:sz w:val="16"/>
-        </w:rPr>
-        <w:t>teams</w:t>
-      </w:r>
-      <w:r>
-        <w:rPr>
-          <w:color w:val="1D293B"/>
-          <w:spacing w:val="-4"/>
-          <w:sz w:val="16"/>
-        </w:rPr>
-        <w:t> </w:t>
-      </w:r>
-      <w:r>
-        <w:rPr>
-          <w:color w:val="1D293B"/>
-          <w:sz w:val="16"/>
-        </w:rPr>
-        <w:t>—</w:t>
-      </w:r>
-      <w:r>
-        <w:rPr>
-          <w:color w:val="1D293B"/>
-          <w:spacing w:val="-4"/>
-          <w:sz w:val="16"/>
-        </w:rPr>
-        <w:t> </w:t>
-      </w:r>
-      <w:r>
-        <w:rPr>
-          <w:color w:val="1D293B"/>
-          <w:sz w:val="16"/>
-        </w:rPr>
-        <w:t>resolving</w:t>
-      </w:r>
-      <w:r>
-        <w:rPr>
-          <w:color w:val="1D293B"/>
-          <w:spacing w:val="-4"/>
-          <w:sz w:val="16"/>
-        </w:rPr>
-        <w:t> </w:t>
-      </w:r>
-      <w:r>
-        <w:rPr>
-          <w:color w:val="1D293B"/>
-          <w:sz w:val="16"/>
-        </w:rPr>
-        <w:t>multi-producer DAG dependencies and preventing compliance audit failures that would have delayed the program</w:t>
+        <w:t xml:space="preserve">Proved the pre-deployment validation stack was structurally blind — permission checks returned PASS for tables that didn't exist and never modeled runtime enforcement. Built the hard-gate guard system that closed the gap; every gate traces to a specific postmortem</w:t>
       </w:r>
     </w:p>
     <w:p>
       <w:pPr>
         <w:pStyle w:val="ListParagraph"/>
-        <w:spacing w:after="0" w:line="292" w:lineRule="auto"/>
+        <w:numPr>
+          <w:ilvl w:val="0"/>
+          <w:numId w:val="2"/>
+        </w:numPr>
+        <w:tabs>
+          <w:tab w:pos="510" w:val="left" w:leader="none"/>
+        </w:tabs>
+        <w:spacing w:line="302" w:lineRule="auto" w:before="41" w:after="0"/>
+        <w:ind w:left="510" w:right="312" w:hanging="165"/>
         <w:jc w:val="left"/>
         <w:rPr>
-          <w:position w:val="3"/>
+          <w:color w:val="C79059"/>
+          <w:position w:val="1"/>
           <w:sz w:val="11"/>
         </w:rPr>
-        <w:sectPr>
-          <w:type w:val="continuous"/>
-          <w:pgSz w:w="12240" w:h="15840"/>
-          <w:pgMar w:top="420" w:bottom="280" w:left="0" w:right="360"/>
-          <w:cols w:num="2" w:equalWidth="0">
-            <w:col w:w="3059" w:space="484"/>
-            <w:col w:w="8337"/>
-          </w:cols>
-        </w:sectPr>
       </w:pPr>
+      <w:r>
+        <w:rPr>
+          <w:color w:val="1D293B"/>
+          <w:sz w:val="16"/>
+        </w:rPr>
+        <w:t xml:space="preserve">Reduced an entire failure class to an offline-checkable invariant. Verified against the full asset inventory: 81% of migrations required a namespace change, not the name change the tooling assumed</w:t>
+      </w:r>
     </w:p>
     <w:p>
       <w:pPr>
-        <w:pStyle w:val="Heading2"/>
-        <w:spacing w:before="0"/>
-        <w:ind w:left="3917"/>
+        <w:pStyle w:val="ListParagraph"/>
+        <w:numPr>
+          <w:ilvl w:val="0"/>
+          <w:numId w:val="2"/>
+        </w:numPr>
+        <w:tabs>
+          <w:tab w:pos="510" w:val="left" w:leader="none"/>
+        </w:tabs>
+        <w:spacing w:line="302" w:lineRule="auto" w:before="41" w:after="0"/>
+        <w:ind w:left="510" w:right="312" w:hanging="165"/>
+        <w:jc w:val="left"/>
+        <w:rPr>
+          <w:color w:val="C79059"/>
+          <w:position w:val="1"/>
+          <w:sz w:val="11"/>
+        </w:rPr>
       </w:pPr>
       <w:r>
         <w:rPr>
-          <w:color w:val="1A2E45"/>
-        </w:rPr>
-        <w:t>AI-Assisted</w:t>
-      </w:r>
-      <w:r>
-        <w:rPr>
-          <w:color w:val="1A2E45"/>
-          <w:spacing w:val="-7"/>
-        </w:rPr>
-        <w:t> </w:t>
-      </w:r>
-      <w:r>
-        <w:rPr>
-          <w:color w:val="1A2E45"/>
-        </w:rPr>
-        <w:t>Remediation</w:t>
-      </w:r>
-      <w:r>
-        <w:rPr>
-          <w:color w:val="1A2E45"/>
-          <w:spacing w:val="-7"/>
-        </w:rPr>
-        <w:t> </w:t>
-      </w:r>
-      <w:r>
-        <w:rPr>
-          <w:color w:val="1A2E45"/>
-        </w:rPr>
-        <w:t>&amp;</w:t>
-      </w:r>
-      <w:r>
-        <w:rPr>
-          <w:color w:val="1A2E45"/>
-          <w:spacing w:val="-6"/>
-        </w:rPr>
-        <w:t> </w:t>
-      </w:r>
-      <w:r>
-        <w:rPr>
-          <w:color w:val="1A2E45"/>
-        </w:rPr>
-        <w:t>Claude</w:t>
-      </w:r>
-      <w:r>
-        <w:rPr>
-          <w:color w:val="1A2E45"/>
-          <w:spacing w:val="-7"/>
-        </w:rPr>
-        <w:t> </w:t>
-      </w:r>
-      <w:r>
-        <w:rPr>
-          <w:color w:val="1A2E45"/>
-        </w:rPr>
-        <w:t>Code</w:t>
-      </w:r>
-      <w:r>
-        <w:rPr>
-          <w:color w:val="1A2E45"/>
-          <w:spacing w:val="-6"/>
-        </w:rPr>
-        <w:t> </w:t>
-      </w:r>
-      <w:r>
-        <w:rPr>
-          <w:color w:val="1A2E45"/>
-          <w:spacing w:val="-2"/>
-        </w:rPr>
-        <w:t>Skill</w:t>
+          <w:color w:val="1D293B"/>
+          <w:sz w:val="16"/>
+        </w:rPr>
+        <w:t xml:space="preserve">Owned response for 5 production incidents including 2 SEV3s (one at $5.27M/day) — fix-forward, zero reverts, permission grants coordinated across 6+ owning teams</w:t>
       </w:r>
     </w:p>
     <w:p>
       <w:pPr>
-        <w:pStyle w:val="Heading2"/>
-        <w:spacing w:after="0"/>
-        <w:sectPr>
-          <w:type w:val="continuous"/>
-          <w:pgSz w:w="12240" w:h="15840"/>
-          <w:pgMar w:top="420" w:bottom="280" w:left="0" w:right="360"/>
-        </w:sectPr>
+        <w:pStyle w:val="ListParagraph"/>
+        <w:numPr>
+          <w:ilvl w:val="0"/>
+          <w:numId w:val="2"/>
+        </w:numPr>
+        <w:tabs>
+          <w:tab w:pos="510" w:val="left" w:leader="none"/>
+        </w:tabs>
+        <w:spacing w:line="302" w:lineRule="auto" w:before="41" w:after="0"/>
+        <w:ind w:left="510" w:right="312" w:hanging="165"/>
+        <w:jc w:val="left"/>
+        <w:rPr>
+          <w:color w:val="C79059"/>
+          <w:position w:val="1"/>
+          <w:sz w:val="11"/>
+        </w:rPr>
       </w:pPr>
+      <w:r>
+        <w:rPr>
+          <w:color w:val="1D293B"/>
+          <w:sz w:val="16"/>
+        </w:rPr>
+        <w:t xml:space="preserve">Co-built an AI coding skill encoding the full remediation methodology: engineer ramp-up 2 weeks → 2 days, per-asset cycle time down 3–5×</w:t>
+      </w:r>
+    </w:p>
+    <w:p>
+      <w:pPr>
+        <w:pStyle w:val="ListParagraph"/>
+        <w:numPr>
+          <w:ilvl w:val="0"/>
+          <w:numId w:val="2"/>
+        </w:numPr>
+        <w:tabs>
+          <w:tab w:pos="510" w:val="left" w:leader="none"/>
+        </w:tabs>
+        <w:spacing w:line="302" w:lineRule="auto" w:before="41" w:after="0"/>
+        <w:ind w:left="510" w:right="312" w:hanging="165"/>
+        <w:jc w:val="left"/>
+        <w:rPr>
+          <w:color w:val="C79059"/>
+          <w:position w:val="1"/>
+          <w:sz w:val="11"/>
+        </w:rPr>
+      </w:pPr>
+      <w:r>
+        <w:rPr>
+          <w:color w:val="1D293B"/>
+          <w:sz w:val="16"/>
+        </w:rPr>
+        <w:t xml:space="preserve">Work recognized in a company-wide announcement to the Data organization (285 reactions), with the difficulty of this workstream called out explicitly by senior engineering leadership</w:t>
+      </w:r>
     </w:p>
     <w:p>
       <w:pPr>
@@ -7282,7767 +5423,6 @@
           <w:sz w:val="14"/>
         </w:rPr>
         <w:t>writing</w:t>
-      </w:r>
-    </w:p>
-    <w:p>
-      <w:pPr>
-        <w:pStyle w:val="ListParagraph"/>
-        <w:numPr>
-          <w:ilvl w:val="0"/>
-          <w:numId w:val="2"/>
-        </w:numPr>
-        <w:tabs>
-          <w:tab w:pos="510" w:val="left" w:leader="none"/>
-        </w:tabs>
-        <w:spacing w:line="302" w:lineRule="auto" w:before="41" w:after="0"/>
-        <w:ind w:left="510" w:right="174" w:hanging="165"/>
-        <w:jc w:val="left"/>
-        <w:rPr>
-          <w:color w:val="C79059"/>
-          <w:position w:val="3"/>
-          <w:sz w:val="11"/>
-        </w:rPr>
-      </w:pPr>
-      <w:r>
-        <w:rPr/>
-        <w:br w:type="column"/>
-      </w:r>
-      <w:r>
-        <w:rPr>
-          <w:color w:val="1D293B"/>
-          <w:sz w:val="16"/>
-        </w:rPr>
-        <w:t>Championed the team's pivot from manual to</w:t>
-      </w:r>
-      <w:r>
-        <w:rPr>
-          <w:color w:val="1D293B"/>
-          <w:spacing w:val="-5"/>
-          <w:sz w:val="16"/>
-        </w:rPr>
-        <w:t> </w:t>
-      </w:r>
-      <w:r>
-        <w:rPr>
-          <w:color w:val="1D293B"/>
-          <w:sz w:val="16"/>
-        </w:rPr>
-        <w:t>AI-assisted remediation after early manual sprints revealed classification</w:t>
-      </w:r>
-      <w:r>
-        <w:rPr>
-          <w:color w:val="1D293B"/>
-          <w:spacing w:val="-4"/>
-          <w:sz w:val="16"/>
-        </w:rPr>
-        <w:t> </w:t>
-      </w:r>
-      <w:r>
-        <w:rPr>
-          <w:color w:val="1D293B"/>
-          <w:sz w:val="16"/>
-        </w:rPr>
-        <w:t>errors</w:t>
-      </w:r>
-      <w:r>
-        <w:rPr>
-          <w:color w:val="1D293B"/>
-          <w:spacing w:val="-4"/>
-          <w:sz w:val="16"/>
-        </w:rPr>
-        <w:t> </w:t>
-      </w:r>
-      <w:r>
-        <w:rPr>
-          <w:color w:val="1D293B"/>
-          <w:sz w:val="16"/>
-        </w:rPr>
-        <w:t>and</w:t>
-      </w:r>
-      <w:r>
-        <w:rPr>
-          <w:color w:val="1D293B"/>
-          <w:spacing w:val="-4"/>
-          <w:sz w:val="16"/>
-        </w:rPr>
-        <w:t> </w:t>
-      </w:r>
-      <w:r>
-        <w:rPr>
-          <w:color w:val="1D293B"/>
-          <w:sz w:val="16"/>
-        </w:rPr>
-        <w:t>pipeline</w:t>
-      </w:r>
-      <w:r>
-        <w:rPr>
-          <w:color w:val="1D293B"/>
-          <w:spacing w:val="-4"/>
-          <w:sz w:val="16"/>
-        </w:rPr>
-        <w:t> </w:t>
-      </w:r>
-      <w:r>
-        <w:rPr>
-          <w:color w:val="1D293B"/>
-          <w:sz w:val="16"/>
-        </w:rPr>
-        <w:t>rework</w:t>
-      </w:r>
-      <w:r>
-        <w:rPr>
-          <w:color w:val="1D293B"/>
-          <w:spacing w:val="-4"/>
-          <w:sz w:val="16"/>
-        </w:rPr>
-        <w:t> </w:t>
-      </w:r>
-      <w:r>
-        <w:rPr>
-          <w:color w:val="1D293B"/>
-          <w:sz w:val="16"/>
-        </w:rPr>
-        <w:t>that</w:t>
-      </w:r>
-      <w:r>
-        <w:rPr>
-          <w:color w:val="1D293B"/>
-          <w:spacing w:val="-4"/>
-          <w:sz w:val="16"/>
-        </w:rPr>
-        <w:t> </w:t>
-      </w:r>
-      <w:r>
-        <w:rPr>
-          <w:color w:val="1D293B"/>
-          <w:sz w:val="16"/>
-        </w:rPr>
-        <w:t>threatened</w:t>
-      </w:r>
-      <w:r>
-        <w:rPr>
-          <w:color w:val="1D293B"/>
-          <w:spacing w:val="-4"/>
-          <w:sz w:val="16"/>
-        </w:rPr>
-        <w:t> </w:t>
-      </w:r>
-      <w:r>
-        <w:rPr>
-          <w:color w:val="1D293B"/>
-          <w:sz w:val="16"/>
-        </w:rPr>
-        <w:t>the</w:t>
-      </w:r>
-      <w:r>
-        <w:rPr>
-          <w:color w:val="1D293B"/>
-          <w:spacing w:val="-4"/>
-          <w:sz w:val="16"/>
-        </w:rPr>
-        <w:t> </w:t>
-      </w:r>
-      <w:r>
-        <w:rPr>
-          <w:color w:val="1D293B"/>
-          <w:sz w:val="16"/>
-        </w:rPr>
-        <w:t>6-month</w:t>
-      </w:r>
-      <w:r>
-        <w:rPr>
-          <w:color w:val="1D293B"/>
-          <w:spacing w:val="-4"/>
-          <w:sz w:val="16"/>
-        </w:rPr>
-        <w:t> </w:t>
-      </w:r>
-      <w:r>
-        <w:rPr>
-          <w:color w:val="1D293B"/>
-          <w:sz w:val="16"/>
-        </w:rPr>
-        <w:t>deadline</w:t>
-      </w:r>
-      <w:r>
-        <w:rPr>
-          <w:color w:val="1D293B"/>
-          <w:spacing w:val="-4"/>
-          <w:sz w:val="16"/>
-        </w:rPr>
-        <w:t> </w:t>
-      </w:r>
-      <w:r>
-        <w:rPr>
-          <w:color w:val="1D293B"/>
-          <w:sz w:val="16"/>
-        </w:rPr>
-        <w:t>—</w:t>
-      </w:r>
-      <w:r>
-        <w:rPr>
-          <w:color w:val="1D293B"/>
-          <w:spacing w:val="-11"/>
-          <w:sz w:val="16"/>
-        </w:rPr>
-        <w:t> </w:t>
-      </w:r>
-      <w:r>
-        <w:rPr>
-          <w:color w:val="1D293B"/>
-          <w:sz w:val="16"/>
-        </w:rPr>
-        <w:t>AI</w:t>
-      </w:r>
-      <w:r>
-        <w:rPr>
-          <w:color w:val="1D293B"/>
-          <w:spacing w:val="-4"/>
-          <w:sz w:val="16"/>
-        </w:rPr>
-        <w:t> </w:t>
-      </w:r>
-      <w:r>
-        <w:rPr>
-          <w:color w:val="1D293B"/>
-          <w:sz w:val="16"/>
-        </w:rPr>
-        <w:t>adoption</w:t>
-      </w:r>
-      <w:r>
-        <w:rPr>
-          <w:color w:val="1D293B"/>
-          <w:spacing w:val="-4"/>
-          <w:sz w:val="16"/>
-        </w:rPr>
-        <w:t> </w:t>
-      </w:r>
-      <w:r>
-        <w:rPr>
-          <w:color w:val="1D293B"/>
-          <w:sz w:val="16"/>
-        </w:rPr>
-        <w:t>increased</w:t>
-      </w:r>
-      <w:r>
-        <w:rPr>
-          <w:color w:val="1D293B"/>
-          <w:spacing w:val="-4"/>
-          <w:sz w:val="16"/>
-        </w:rPr>
-        <w:t> </w:t>
-      </w:r>
-      <w:r>
-        <w:rPr>
-          <w:color w:val="1D293B"/>
-          <w:sz w:val="16"/>
-        </w:rPr>
-        <w:t>team productivity and eliminated the bottlenecks that had put the timeline at risk</w:t>
-      </w:r>
-    </w:p>
-    <w:p>
-      <w:pPr>
-        <w:pStyle w:val="ListParagraph"/>
-        <w:numPr>
-          <w:ilvl w:val="0"/>
-          <w:numId w:val="2"/>
-        </w:numPr>
-        <w:tabs>
-          <w:tab w:pos="510" w:val="left" w:leader="none"/>
-        </w:tabs>
-        <w:spacing w:line="292" w:lineRule="auto" w:before="40" w:after="0"/>
-        <w:ind w:left="510" w:right="519" w:hanging="165"/>
-        <w:jc w:val="left"/>
-        <w:rPr>
-          <w:color w:val="C79059"/>
-          <w:position w:val="3"/>
-          <w:sz w:val="11"/>
-        </w:rPr>
-      </w:pPr>
-      <w:r>
-        <w:rPr>
-          <w:color w:val="1D293B"/>
-          <w:sz w:val="16"/>
-        </w:rPr>
-        <w:t>Built</w:t>
-      </w:r>
-      <w:r>
-        <w:rPr>
-          <w:color w:val="1D293B"/>
-          <w:spacing w:val="-5"/>
-          <w:sz w:val="16"/>
-        </w:rPr>
-        <w:t> </w:t>
-      </w:r>
-      <w:r>
-        <w:rPr>
-          <w:color w:val="1D293B"/>
-          <w:sz w:val="16"/>
-        </w:rPr>
-        <w:t>an</w:t>
-      </w:r>
-      <w:r>
-        <w:rPr>
-          <w:color w:val="1D293B"/>
-          <w:spacing w:val="-12"/>
-          <w:sz w:val="16"/>
-        </w:rPr>
-        <w:t> </w:t>
-      </w:r>
-      <w:r>
-        <w:rPr>
-          <w:color w:val="1D293B"/>
-          <w:sz w:val="16"/>
-        </w:rPr>
-        <w:t>AI-assisted</w:t>
-      </w:r>
-      <w:r>
-        <w:rPr>
-          <w:color w:val="1D293B"/>
-          <w:spacing w:val="-4"/>
-          <w:sz w:val="16"/>
-        </w:rPr>
-        <w:t> </w:t>
-      </w:r>
-      <w:r>
-        <w:rPr>
-          <w:color w:val="1D293B"/>
-          <w:sz w:val="16"/>
-        </w:rPr>
-        <w:t>remediation</w:t>
-      </w:r>
-      <w:r>
-        <w:rPr>
-          <w:color w:val="1D293B"/>
-          <w:spacing w:val="-5"/>
-          <w:sz w:val="16"/>
-        </w:rPr>
-        <w:t> </w:t>
-      </w:r>
-      <w:r>
-        <w:rPr>
-          <w:color w:val="1D293B"/>
-          <w:sz w:val="16"/>
-        </w:rPr>
-        <w:t>"Claude</w:t>
-      </w:r>
-      <w:r>
-        <w:rPr>
-          <w:color w:val="1D293B"/>
-          <w:spacing w:val="-5"/>
-          <w:sz w:val="16"/>
-        </w:rPr>
-        <w:t> </w:t>
-      </w:r>
-      <w:r>
-        <w:rPr>
-          <w:color w:val="1D293B"/>
-          <w:sz w:val="16"/>
-        </w:rPr>
-        <w:t>Code</w:t>
-      </w:r>
-      <w:r>
-        <w:rPr>
-          <w:color w:val="1D293B"/>
-          <w:spacing w:val="-5"/>
-          <w:sz w:val="16"/>
-        </w:rPr>
-        <w:t> </w:t>
-      </w:r>
-      <w:r>
-        <w:rPr>
-          <w:color w:val="1D293B"/>
-          <w:sz w:val="16"/>
-        </w:rPr>
-        <w:t>Skill"</w:t>
-      </w:r>
-      <w:r>
-        <w:rPr>
-          <w:color w:val="1D293B"/>
-          <w:spacing w:val="-5"/>
-          <w:sz w:val="16"/>
-        </w:rPr>
-        <w:t> </w:t>
-      </w:r>
-      <w:r>
-        <w:rPr>
-          <w:color w:val="1D293B"/>
-          <w:sz w:val="16"/>
-        </w:rPr>
-        <w:t>(YAML</w:t>
-      </w:r>
-      <w:r>
-        <w:rPr>
-          <w:color w:val="1D293B"/>
-          <w:spacing w:val="-9"/>
-          <w:sz w:val="16"/>
-        </w:rPr>
-        <w:t> </w:t>
-      </w:r>
-      <w:r>
-        <w:rPr>
-          <w:color w:val="1D293B"/>
-          <w:sz w:val="16"/>
-        </w:rPr>
-        <w:t>+</w:t>
-      </w:r>
-      <w:r>
-        <w:rPr>
-          <w:color w:val="1D293B"/>
-          <w:spacing w:val="-5"/>
-          <w:sz w:val="16"/>
-        </w:rPr>
-        <w:t> </w:t>
-      </w:r>
-      <w:r>
-        <w:rPr>
-          <w:color w:val="1D293B"/>
-          <w:sz w:val="16"/>
-        </w:rPr>
-        <w:t>Markdown)</w:t>
-      </w:r>
-      <w:r>
-        <w:rPr>
-          <w:color w:val="1D293B"/>
-          <w:spacing w:val="-5"/>
-          <w:sz w:val="16"/>
-        </w:rPr>
-        <w:t> </w:t>
-      </w:r>
-      <w:r>
-        <w:rPr>
-          <w:color w:val="1D293B"/>
-          <w:sz w:val="16"/>
-        </w:rPr>
-        <w:t>that</w:t>
-      </w:r>
-      <w:r>
-        <w:rPr>
-          <w:color w:val="1D293B"/>
-          <w:spacing w:val="-5"/>
-          <w:sz w:val="16"/>
-        </w:rPr>
-        <w:t> </w:t>
-      </w:r>
-      <w:r>
-        <w:rPr>
-          <w:color w:val="1D293B"/>
-          <w:sz w:val="16"/>
-        </w:rPr>
-        <w:t>standardized</w:t>
-      </w:r>
-      <w:r>
-        <w:rPr>
-          <w:color w:val="1D293B"/>
-          <w:spacing w:val="-5"/>
-          <w:sz w:val="16"/>
-        </w:rPr>
-        <w:t> </w:t>
-      </w:r>
-      <w:r>
-        <w:rPr>
-          <w:color w:val="1D293B"/>
-          <w:sz w:val="16"/>
-        </w:rPr>
-        <w:t>how</w:t>
-      </w:r>
-      <w:r>
-        <w:rPr>
-          <w:color w:val="1D293B"/>
-          <w:spacing w:val="-5"/>
-          <w:sz w:val="16"/>
-        </w:rPr>
-        <w:t> </w:t>
-      </w:r>
-      <w:r>
-        <w:rPr>
-          <w:color w:val="1D293B"/>
-          <w:sz w:val="16"/>
-        </w:rPr>
-        <w:t>the</w:t>
-      </w:r>
-      <w:r>
-        <w:rPr>
-          <w:color w:val="1D293B"/>
-          <w:spacing w:val="-5"/>
-          <w:sz w:val="16"/>
-        </w:rPr>
-        <w:t> </w:t>
-      </w:r>
-      <w:r>
-        <w:rPr>
-          <w:color w:val="1D293B"/>
-          <w:sz w:val="16"/>
-        </w:rPr>
-        <w:t>20-person team creates, debugs, and tests remediation pipelines — contributing to the 71.5% unit-effort reduction validated across 10–12 representative assets</w:t>
-      </w:r>
-    </w:p>
-    <w:p>
-      <w:pPr>
-        <w:pStyle w:val="ListParagraph"/>
-        <w:numPr>
-          <w:ilvl w:val="0"/>
-          <w:numId w:val="2"/>
-        </w:numPr>
-        <w:tabs>
-          <w:tab w:pos="510" w:val="left" w:leader="none"/>
-        </w:tabs>
-        <w:spacing w:line="302" w:lineRule="auto" w:before="46" w:after="0"/>
-        <w:ind w:left="510" w:right="335" w:hanging="165"/>
-        <w:jc w:val="left"/>
-        <w:rPr>
-          <w:color w:val="C79059"/>
-          <w:position w:val="1"/>
-          <w:sz w:val="11"/>
-        </w:rPr>
-      </w:pPr>
-      <w:r>
-        <w:rPr>
-          <w:color w:val="1D293B"/>
-          <w:sz w:val="16"/>
-        </w:rPr>
-        <w:t>Codified best practices (consent-filtered datasets, naming conventions, critical rules, workflows, troubleshooting)</w:t>
-      </w:r>
-      <w:r>
-        <w:rPr>
-          <w:color w:val="1D293B"/>
-          <w:spacing w:val="-4"/>
-          <w:sz w:val="16"/>
-        </w:rPr>
-        <w:t> </w:t>
-      </w:r>
-      <w:r>
-        <w:rPr>
-          <w:color w:val="1D293B"/>
-          <w:sz w:val="16"/>
-        </w:rPr>
-        <w:t>that</w:t>
-      </w:r>
-      <w:r>
-        <w:rPr>
-          <w:color w:val="1D293B"/>
-          <w:spacing w:val="-4"/>
-          <w:sz w:val="16"/>
-        </w:rPr>
-        <w:t> </w:t>
-      </w:r>
-      <w:r>
-        <w:rPr>
-          <w:color w:val="1D293B"/>
-          <w:sz w:val="16"/>
-        </w:rPr>
-        <w:t>reduced</w:t>
-      </w:r>
-      <w:r>
-        <w:rPr>
-          <w:color w:val="1D293B"/>
-          <w:spacing w:val="-4"/>
-          <w:sz w:val="16"/>
-        </w:rPr>
-        <w:t> </w:t>
-      </w:r>
-      <w:r>
-        <w:rPr>
-          <w:color w:val="1D293B"/>
-          <w:sz w:val="16"/>
-        </w:rPr>
-        <w:t>classification</w:t>
-      </w:r>
-      <w:r>
-        <w:rPr>
-          <w:color w:val="1D293B"/>
-          <w:spacing w:val="-4"/>
-          <w:sz w:val="16"/>
-        </w:rPr>
-        <w:t> </w:t>
-      </w:r>
-      <w:r>
-        <w:rPr>
-          <w:color w:val="1D293B"/>
-          <w:sz w:val="16"/>
-        </w:rPr>
-        <w:t>errors</w:t>
-      </w:r>
-      <w:r>
-        <w:rPr>
-          <w:color w:val="1D293B"/>
-          <w:spacing w:val="-4"/>
-          <w:sz w:val="16"/>
-        </w:rPr>
-        <w:t> </w:t>
-      </w:r>
-      <w:r>
-        <w:rPr>
-          <w:color w:val="1D293B"/>
-          <w:sz w:val="16"/>
-        </w:rPr>
-        <w:t>and</w:t>
-      </w:r>
-      <w:r>
-        <w:rPr>
-          <w:color w:val="1D293B"/>
-          <w:spacing w:val="-4"/>
-          <w:sz w:val="16"/>
-        </w:rPr>
-        <w:t> </w:t>
-      </w:r>
-      <w:r>
-        <w:rPr>
-          <w:color w:val="1D293B"/>
-          <w:sz w:val="16"/>
-        </w:rPr>
-        <w:t>rework</w:t>
-      </w:r>
-      <w:r>
-        <w:rPr>
-          <w:color w:val="1D293B"/>
-          <w:spacing w:val="-4"/>
-          <w:sz w:val="16"/>
-        </w:rPr>
-        <w:t> </w:t>
-      </w:r>
-      <w:r>
-        <w:rPr>
-          <w:color w:val="1D293B"/>
-          <w:sz w:val="16"/>
-        </w:rPr>
-        <w:t>—</w:t>
-      </w:r>
-      <w:r>
-        <w:rPr>
-          <w:color w:val="1D293B"/>
-          <w:spacing w:val="-4"/>
-          <w:sz w:val="16"/>
-        </w:rPr>
-        <w:t> </w:t>
-      </w:r>
-      <w:r>
-        <w:rPr>
-          <w:color w:val="1D293B"/>
-          <w:sz w:val="16"/>
-        </w:rPr>
-        <w:t>directly</w:t>
-      </w:r>
-      <w:r>
-        <w:rPr>
-          <w:color w:val="1D293B"/>
-          <w:spacing w:val="-4"/>
-          <w:sz w:val="16"/>
-        </w:rPr>
-        <w:t> </w:t>
-      </w:r>
-      <w:r>
-        <w:rPr>
-          <w:color w:val="1D293B"/>
-          <w:sz w:val="16"/>
-        </w:rPr>
-        <w:t>addressing</w:t>
-      </w:r>
-      <w:r>
-        <w:rPr>
-          <w:color w:val="1D293B"/>
-          <w:spacing w:val="-4"/>
-          <w:sz w:val="16"/>
-        </w:rPr>
-        <w:t> </w:t>
-      </w:r>
-      <w:r>
-        <w:rPr>
-          <w:color w:val="1D293B"/>
-          <w:sz w:val="16"/>
-        </w:rPr>
-        <w:t>the</w:t>
-      </w:r>
-      <w:r>
-        <w:rPr>
-          <w:color w:val="1D293B"/>
-          <w:spacing w:val="-4"/>
-          <w:sz w:val="16"/>
-        </w:rPr>
-        <w:t> </w:t>
-      </w:r>
-      <w:r>
-        <w:rPr>
-          <w:color w:val="1D293B"/>
-          <w:sz w:val="16"/>
-        </w:rPr>
-        <w:t>quality</w:t>
-      </w:r>
-      <w:r>
-        <w:rPr>
-          <w:color w:val="1D293B"/>
-          <w:spacing w:val="-4"/>
-          <w:sz w:val="16"/>
-        </w:rPr>
-        <w:t> </w:t>
-      </w:r>
-      <w:r>
-        <w:rPr>
-          <w:color w:val="1D293B"/>
-          <w:sz w:val="16"/>
-        </w:rPr>
-        <w:t>issues</w:t>
-      </w:r>
-      <w:r>
-        <w:rPr>
-          <w:color w:val="1D293B"/>
-          <w:spacing w:val="-4"/>
-          <w:sz w:val="16"/>
-        </w:rPr>
-        <w:t> </w:t>
-      </w:r>
-      <w:r>
-        <w:rPr>
-          <w:color w:val="1D293B"/>
-          <w:sz w:val="16"/>
-        </w:rPr>
-        <w:t>that had plagued the manual approach</w:t>
-      </w:r>
-    </w:p>
-    <w:p>
-      <w:pPr>
-        <w:pStyle w:val="ListParagraph"/>
-        <w:numPr>
-          <w:ilvl w:val="0"/>
-          <w:numId w:val="2"/>
-        </w:numPr>
-        <w:tabs>
-          <w:tab w:pos="510" w:val="left" w:leader="none"/>
-        </w:tabs>
-        <w:spacing w:line="312" w:lineRule="auto" w:before="40" w:after="0"/>
-        <w:ind w:left="510" w:right="833" w:hanging="165"/>
-        <w:jc w:val="left"/>
-        <w:rPr>
-          <w:color w:val="C79059"/>
-          <w:position w:val="1"/>
-          <w:sz w:val="11"/>
-        </w:rPr>
-      </w:pPr>
-      <w:r>
-        <w:rPr>
-          <w:color w:val="1D293B"/>
-          <w:sz w:val="16"/>
-        </w:rPr>
-        <w:t>Validated</w:t>
-      </w:r>
-      <w:r>
-        <w:rPr>
-          <w:color w:val="1D293B"/>
-          <w:spacing w:val="-6"/>
-          <w:sz w:val="16"/>
-        </w:rPr>
-        <w:t> </w:t>
-      </w:r>
-      <w:r>
-        <w:rPr>
-          <w:color w:val="1D293B"/>
-          <w:sz w:val="16"/>
-        </w:rPr>
-        <w:t>and</w:t>
-      </w:r>
-      <w:r>
-        <w:rPr>
-          <w:color w:val="1D293B"/>
-          <w:spacing w:val="-5"/>
-          <w:sz w:val="16"/>
-        </w:rPr>
-        <w:t> </w:t>
-      </w:r>
-      <w:r>
-        <w:rPr>
-          <w:color w:val="1D293B"/>
-          <w:sz w:val="16"/>
-        </w:rPr>
-        <w:t>"dogfooded"</w:t>
-      </w:r>
-      <w:r>
-        <w:rPr>
-          <w:color w:val="1D293B"/>
-          <w:spacing w:val="-5"/>
-          <w:sz w:val="16"/>
-        </w:rPr>
-        <w:t> </w:t>
-      </w:r>
-      <w:r>
-        <w:rPr>
-          <w:color w:val="1D293B"/>
-          <w:sz w:val="16"/>
-        </w:rPr>
-        <w:t>an</w:t>
-      </w:r>
-      <w:r>
-        <w:rPr>
-          <w:color w:val="1D293B"/>
-          <w:spacing w:val="-12"/>
-          <w:sz w:val="16"/>
-        </w:rPr>
-        <w:t> </w:t>
-      </w:r>
-      <w:r>
-        <w:rPr>
-          <w:color w:val="1D293B"/>
-          <w:sz w:val="16"/>
-        </w:rPr>
-        <w:t>AI</w:t>
-      </w:r>
-      <w:r>
-        <w:rPr>
-          <w:color w:val="1D293B"/>
-          <w:spacing w:val="-4"/>
-          <w:sz w:val="16"/>
-        </w:rPr>
-        <w:t> </w:t>
-      </w:r>
-      <w:r>
-        <w:rPr>
-          <w:color w:val="1D293B"/>
-          <w:sz w:val="16"/>
-        </w:rPr>
-        <w:t>remediation</w:t>
-      </w:r>
-      <w:r>
-        <w:rPr>
-          <w:color w:val="1D293B"/>
-          <w:spacing w:val="-5"/>
-          <w:sz w:val="16"/>
-        </w:rPr>
-        <w:t> </w:t>
-      </w:r>
-      <w:r>
-        <w:rPr>
-          <w:color w:val="1D293B"/>
-          <w:sz w:val="16"/>
-        </w:rPr>
-        <w:t>assistant,</w:t>
-      </w:r>
-      <w:r>
-        <w:rPr>
-          <w:color w:val="1D293B"/>
-          <w:spacing w:val="-5"/>
-          <w:sz w:val="16"/>
-        </w:rPr>
-        <w:t> </w:t>
-      </w:r>
-      <w:r>
-        <w:rPr>
-          <w:color w:val="1D293B"/>
-          <w:sz w:val="16"/>
-        </w:rPr>
-        <w:t>strengthening</w:t>
-      </w:r>
-      <w:r>
-        <w:rPr>
-          <w:color w:val="1D293B"/>
-          <w:spacing w:val="-5"/>
-          <w:sz w:val="16"/>
-        </w:rPr>
-        <w:t> </w:t>
-      </w:r>
-      <w:r>
-        <w:rPr>
-          <w:color w:val="1D293B"/>
-          <w:sz w:val="16"/>
-        </w:rPr>
-        <w:t>workflow</w:t>
-      </w:r>
-      <w:r>
-        <w:rPr>
-          <w:color w:val="1D293B"/>
-          <w:spacing w:val="-5"/>
-          <w:sz w:val="16"/>
-        </w:rPr>
-        <w:t> </w:t>
-      </w:r>
-      <w:r>
-        <w:rPr>
-          <w:color w:val="1D293B"/>
-          <w:sz w:val="16"/>
-        </w:rPr>
-        <w:t>robustness</w:t>
-      </w:r>
-      <w:r>
-        <w:rPr>
-          <w:color w:val="1D293B"/>
-          <w:spacing w:val="-5"/>
-          <w:sz w:val="16"/>
-        </w:rPr>
-        <w:t> </w:t>
-      </w:r>
-      <w:r>
-        <w:rPr>
-          <w:color w:val="1D293B"/>
-          <w:sz w:val="16"/>
-        </w:rPr>
-        <w:t>through schema/dataset</w:t>
-      </w:r>
-      <w:r>
-        <w:rPr>
-          <w:color w:val="1D293B"/>
-          <w:spacing w:val="-6"/>
-          <w:sz w:val="16"/>
-        </w:rPr>
-        <w:t> </w:t>
-      </w:r>
-      <w:r>
-        <w:rPr>
-          <w:color w:val="1D293B"/>
-          <w:sz w:val="16"/>
-        </w:rPr>
-        <w:t>hygiene,</w:t>
-      </w:r>
-      <w:r>
-        <w:rPr>
-          <w:color w:val="1D293B"/>
-          <w:spacing w:val="-6"/>
-          <w:sz w:val="16"/>
-        </w:rPr>
-        <w:t> </w:t>
-      </w:r>
-      <w:r>
-        <w:rPr>
-          <w:color w:val="1D293B"/>
-          <w:sz w:val="16"/>
-        </w:rPr>
-        <w:t>safer</w:t>
-      </w:r>
-      <w:r>
-        <w:rPr>
-          <w:color w:val="1D293B"/>
-          <w:spacing w:val="-6"/>
-          <w:sz w:val="16"/>
-        </w:rPr>
-        <w:t> </w:t>
-      </w:r>
-      <w:r>
-        <w:rPr>
-          <w:color w:val="1D293B"/>
-          <w:sz w:val="16"/>
-        </w:rPr>
-        <w:t>configuration</w:t>
-      </w:r>
-      <w:r>
-        <w:rPr>
-          <w:color w:val="1D293B"/>
-          <w:spacing w:val="-6"/>
-          <w:sz w:val="16"/>
-        </w:rPr>
-        <w:t> </w:t>
-      </w:r>
-      <w:r>
-        <w:rPr>
-          <w:color w:val="1D293B"/>
-          <w:sz w:val="16"/>
-        </w:rPr>
-        <w:t>standards,</w:t>
-      </w:r>
-      <w:r>
-        <w:rPr>
-          <w:color w:val="1D293B"/>
-          <w:spacing w:val="-6"/>
-          <w:sz w:val="16"/>
-        </w:rPr>
-        <w:t> </w:t>
-      </w:r>
-      <w:r>
-        <w:rPr>
-          <w:color w:val="1D293B"/>
-          <w:sz w:val="16"/>
-        </w:rPr>
-        <w:t>and</w:t>
-      </w:r>
-      <w:r>
-        <w:rPr>
-          <w:color w:val="1D293B"/>
-          <w:spacing w:val="-6"/>
-          <w:sz w:val="16"/>
-        </w:rPr>
-        <w:t> </w:t>
-      </w:r>
-      <w:r>
-        <w:rPr>
-          <w:color w:val="1D293B"/>
-          <w:sz w:val="16"/>
-        </w:rPr>
-        <w:t>repeatable</w:t>
-      </w:r>
-      <w:r>
-        <w:rPr>
-          <w:color w:val="1D293B"/>
-          <w:spacing w:val="-6"/>
-          <w:sz w:val="16"/>
-        </w:rPr>
-        <w:t> </w:t>
-      </w:r>
-      <w:r>
-        <w:rPr>
-          <w:color w:val="1D293B"/>
-          <w:sz w:val="16"/>
-        </w:rPr>
-        <w:t>lint/schedule/test</w:t>
-      </w:r>
-      <w:r>
-        <w:rPr>
-          <w:color w:val="1D293B"/>
-          <w:spacing w:val="-6"/>
-          <w:sz w:val="16"/>
-        </w:rPr>
-        <w:t> </w:t>
-      </w:r>
-      <w:r>
-        <w:rPr>
-          <w:color w:val="1D293B"/>
-          <w:sz w:val="16"/>
-        </w:rPr>
-        <w:t>validation</w:t>
-      </w:r>
-    </w:p>
-    <w:p>
-      <w:pPr>
-        <w:pStyle w:val="ListParagraph"/>
-        <w:spacing w:after="0" w:line="312" w:lineRule="auto"/>
-        <w:jc w:val="left"/>
-        <w:rPr>
-          <w:position w:val="1"/>
-          <w:sz w:val="11"/>
-        </w:rPr>
-        <w:sectPr>
-          <w:type w:val="continuous"/>
-          <w:pgSz w:w="12240" w:h="15840"/>
-          <w:pgMar w:top="420" w:bottom="280" w:left="0" w:right="360"/>
-          <w:cols w:num="2" w:equalWidth="0">
-            <w:col w:w="3009" w:space="533"/>
-            <w:col w:w="8338"/>
-          </w:cols>
-        </w:sectPr>
-      </w:pPr>
-    </w:p>
-    <w:p>
-      <w:pPr>
-        <w:pStyle w:val="Heading2"/>
-        <w:spacing w:before="46"/>
-        <w:ind w:left="130"/>
-        <w:jc w:val="center"/>
-      </w:pPr>
-      <w:r>
-        <w:rPr/>
-        <mc:AlternateContent>
-          <mc:Choice Requires="wps">
-            <w:drawing>
-              <wp:anchor distT="0" distB="0" distL="0" distR="0" allowOverlap="1" layoutInCell="1" locked="0" behindDoc="1" simplePos="0" relativeHeight="487459328">
-                <wp:simplePos x="0" y="0"/>
-                <wp:positionH relativeFrom="page">
-                  <wp:posOffset>0</wp:posOffset>
-                </wp:positionH>
-                <wp:positionV relativeFrom="page">
-                  <wp:posOffset>0</wp:posOffset>
-                </wp:positionV>
-                <wp:extent cx="7772400" cy="10058400"/>
-                <wp:effectExtent l="0" t="0" r="0" b="0"/>
-                <wp:wrapNone/>
-                <wp:docPr id="1" name="Group 1"/>
-                <wp:cNvGraphicFramePr>
-                  <a:graphicFrameLocks/>
-                </wp:cNvGraphicFramePr>
-                <a:graphic>
-                  <a:graphicData uri="http://schemas.microsoft.com/office/word/2010/wordprocessingGroup">
-                    <wpg:wgp>
-                      <wpg:cNvPr id="1" name="Group 1"/>
-                      <wpg:cNvGrpSpPr/>
-                      <wpg:grpSpPr>
-                        <a:xfrm>
-                          <a:off x="0" y="0"/>
-                          <a:ext cx="7772400" cy="10058400"/>
-                          <a:chExt cx="7772400" cy="10058400"/>
-                        </a:xfrm>
-                      </wpg:grpSpPr>
-                      <wps:wsp>
-                        <wps:cNvPr id="2" name="Graphic 2"/>
-                        <wps:cNvSpPr/>
-                        <wps:spPr>
-                          <a:xfrm>
-                            <a:off x="2190749" y="0"/>
-                            <a:ext cx="5581650" cy="10058400"/>
-                          </a:xfrm>
-                          <a:custGeom>
-                            <a:avLst/>
-                            <a:gdLst/>
-                            <a:ahLst/>
-                            <a:cxnLst/>
-                            <a:rect l="l" t="t" r="r" b="b"/>
-                            <a:pathLst>
-                              <a:path w="5581650" h="10058400">
-                                <a:moveTo>
-                                  <a:pt x="0" y="10058399"/>
-                                </a:moveTo>
-                                <a:lnTo>
-                                  <a:pt x="5581649" y="10058399"/>
-                                </a:lnTo>
-                                <a:lnTo>
-                                  <a:pt x="5581649" y="0"/>
-                                </a:lnTo>
-                                <a:lnTo>
-                                  <a:pt x="0" y="0"/>
-                                </a:lnTo>
-                                <a:lnTo>
-                                  <a:pt x="0" y="10058399"/>
-                                </a:lnTo>
-                                <a:close/>
-                              </a:path>
-                            </a:pathLst>
-                          </a:custGeom>
-                          <a:solidFill>
-                            <a:srgbClr val="FEFBF9"/>
-                          </a:solidFill>
-                        </wps:spPr>
-                        <wps:bodyPr wrap="square" lIns="0" tIns="0" rIns="0" bIns="0" rtlCol="0">
-                          <a:prstTxWarp prst="textNoShape">
-                            <a:avLst/>
-                          </a:prstTxWarp>
-                          <a:noAutofit/>
-                        </wps:bodyPr>
-                      </wps:wsp>
-                      <wps:wsp>
-                        <wps:cNvPr id="3" name="Graphic 3"/>
-                        <wps:cNvSpPr/>
-                        <wps:spPr>
-                          <a:xfrm>
-                            <a:off x="0" y="0"/>
-                            <a:ext cx="2190750" cy="10058400"/>
-                          </a:xfrm>
-                          <a:custGeom>
-                            <a:avLst/>
-                            <a:gdLst/>
-                            <a:ahLst/>
-                            <a:cxnLst/>
-                            <a:rect l="l" t="t" r="r" b="b"/>
-                            <a:pathLst>
-                              <a:path w="2190750" h="10058400">
-                                <a:moveTo>
-                                  <a:pt x="2190749" y="10058399"/>
-                                </a:moveTo>
-                                <a:lnTo>
-                                  <a:pt x="0" y="10058399"/>
-                                </a:lnTo>
-                                <a:lnTo>
-                                  <a:pt x="0" y="0"/>
-                                </a:lnTo>
-                                <a:lnTo>
-                                  <a:pt x="2190749" y="0"/>
-                                </a:lnTo>
-                                <a:lnTo>
-                                  <a:pt x="2190749" y="10058399"/>
-                                </a:lnTo>
-                                <a:close/>
-                              </a:path>
-                            </a:pathLst>
-                          </a:custGeom>
-                          <a:solidFill>
-                            <a:srgbClr val="1A2E45"/>
-                          </a:solidFill>
-                        </wps:spPr>
-                        <wps:bodyPr wrap="square" lIns="0" tIns="0" rIns="0" bIns="0" rtlCol="0">
-                          <a:prstTxWarp prst="textNoShape">
-                            <a:avLst/>
-                          </a:prstTxWarp>
-                          <a:noAutofit/>
-                        </wps:bodyPr>
-                      </wps:wsp>
-                      <wps:wsp>
-                        <wps:cNvPr id="4" name="Graphic 4"/>
-                        <wps:cNvSpPr/>
-                        <wps:spPr>
-                          <a:xfrm>
-                            <a:off x="219062" y="495299"/>
-                            <a:ext cx="1752600" cy="1133475"/>
-                          </a:xfrm>
-                          <a:custGeom>
-                            <a:avLst/>
-                            <a:gdLst/>
-                            <a:ahLst/>
-                            <a:cxnLst/>
-                            <a:rect l="l" t="t" r="r" b="b"/>
-                            <a:pathLst>
-                              <a:path w="1752600" h="1133475">
-                                <a:moveTo>
-                                  <a:pt x="1752600" y="1123950"/>
-                                </a:moveTo>
-                                <a:lnTo>
-                                  <a:pt x="0" y="1123950"/>
-                                </a:lnTo>
-                                <a:lnTo>
-                                  <a:pt x="0" y="1133475"/>
-                                </a:lnTo>
-                                <a:lnTo>
-                                  <a:pt x="1752600" y="1133475"/>
-                                </a:lnTo>
-                                <a:lnTo>
-                                  <a:pt x="1752600" y="1123950"/>
-                                </a:lnTo>
-                                <a:close/>
-                              </a:path>
-                              <a:path w="1752600" h="1133475">
-                                <a:moveTo>
-                                  <a:pt x="1752600" y="0"/>
-                                </a:moveTo>
-                                <a:lnTo>
-                                  <a:pt x="0" y="0"/>
-                                </a:lnTo>
-                                <a:lnTo>
-                                  <a:pt x="0" y="9525"/>
-                                </a:lnTo>
-                                <a:lnTo>
-                                  <a:pt x="1752600" y="9525"/>
-                                </a:lnTo>
-                                <a:lnTo>
-                                  <a:pt x="1752600" y="0"/>
-                                </a:lnTo>
-                                <a:close/>
-                              </a:path>
-                            </a:pathLst>
-                          </a:custGeom>
-                          <a:solidFill>
-                            <a:srgbClr val="C79059">
-                              <a:alpha val="25099"/>
-                            </a:srgbClr>
-                          </a:solidFill>
-                        </wps:spPr>
-                        <wps:bodyPr wrap="square" lIns="0" tIns="0" rIns="0" bIns="0" rtlCol="0">
-                          <a:prstTxWarp prst="textNoShape">
-                            <a:avLst/>
-                          </a:prstTxWarp>
-                          <a:noAutofit/>
-                        </wps:bodyPr>
-                      </wps:wsp>
-                      <wps:wsp>
-                        <wps:cNvPr id="5" name="Graphic 5"/>
-                        <wps:cNvSpPr/>
-                        <wps:spPr>
-                          <a:xfrm>
-                            <a:off x="219074" y="1676399"/>
-                            <a:ext cx="342900" cy="171450"/>
-                          </a:xfrm>
-                          <a:custGeom>
-                            <a:avLst/>
-                            <a:gdLst/>
-                            <a:ahLst/>
-                            <a:cxnLst/>
-                            <a:rect l="l" t="t" r="r" b="b"/>
-                            <a:pathLst>
-                              <a:path w="342900" h="171450">
-                                <a:moveTo>
-                                  <a:pt x="322215" y="171449"/>
-                                </a:moveTo>
-                                <a:lnTo>
-                                  <a:pt x="20684" y="171449"/>
-                                </a:lnTo>
-                                <a:lnTo>
-                                  <a:pt x="13949" y="168660"/>
-                                </a:lnTo>
-                                <a:lnTo>
-                                  <a:pt x="2789" y="157500"/>
-                                </a:lnTo>
-                                <a:lnTo>
-                                  <a:pt x="0" y="150765"/>
-                                </a:lnTo>
-                                <a:lnTo>
-                                  <a:pt x="0" y="20684"/>
-                                </a:lnTo>
-                                <a:lnTo>
-                                  <a:pt x="2789" y="13948"/>
-                                </a:lnTo>
-                                <a:lnTo>
-                                  <a:pt x="13949" y="2789"/>
-                                </a:lnTo>
-                                <a:lnTo>
-                                  <a:pt x="20684" y="0"/>
-                                </a:lnTo>
-                                <a:lnTo>
-                                  <a:pt x="322215" y="0"/>
-                                </a:lnTo>
-                                <a:lnTo>
-                                  <a:pt x="328950" y="2789"/>
-                                </a:lnTo>
-                                <a:lnTo>
-                                  <a:pt x="340110" y="13948"/>
-                                </a:lnTo>
-                                <a:lnTo>
-                                  <a:pt x="342899" y="20684"/>
-                                </a:lnTo>
-                                <a:lnTo>
-                                  <a:pt x="342899" y="150765"/>
-                                </a:lnTo>
-                                <a:lnTo>
-                                  <a:pt x="340110" y="157500"/>
-                                </a:lnTo>
-                                <a:lnTo>
-                                  <a:pt x="328950" y="168660"/>
-                                </a:lnTo>
-                                <a:lnTo>
-                                  <a:pt x="322215" y="171449"/>
-                                </a:lnTo>
-                                <a:close/>
-                              </a:path>
-                            </a:pathLst>
-                          </a:custGeom>
-                          <a:solidFill>
-                            <a:srgbClr val="C79059">
-                              <a:alpha val="12159"/>
-                            </a:srgbClr>
-                          </a:solidFill>
-                        </wps:spPr>
-                        <wps:bodyPr wrap="square" lIns="0" tIns="0" rIns="0" bIns="0" rtlCol="0">
-                          <a:prstTxWarp prst="textNoShape">
-                            <a:avLst/>
-                          </a:prstTxWarp>
-                          <a:noAutofit/>
-                        </wps:bodyPr>
-                      </wps:wsp>
-                      <wps:wsp>
-                        <wps:cNvPr id="6" name="Graphic 6"/>
-                        <wps:cNvSpPr/>
-                        <wps:spPr>
-                          <a:xfrm>
-                            <a:off x="219075" y="1676399"/>
-                            <a:ext cx="342900" cy="171450"/>
-                          </a:xfrm>
-                          <a:custGeom>
-                            <a:avLst/>
-                            <a:gdLst/>
-                            <a:ahLst/>
-                            <a:cxnLst/>
-                            <a:rect l="l" t="t" r="r" b="b"/>
-                            <a:pathLst>
-                              <a:path w="342900" h="171450">
-                                <a:moveTo>
-                                  <a:pt x="322215" y="171449"/>
-                                </a:moveTo>
-                                <a:lnTo>
-                                  <a:pt x="20684" y="171449"/>
-                                </a:lnTo>
-                                <a:lnTo>
-                                  <a:pt x="13949" y="168660"/>
-                                </a:lnTo>
-                                <a:lnTo>
-                                  <a:pt x="2789" y="157500"/>
-                                </a:lnTo>
-                                <a:lnTo>
-                                  <a:pt x="0" y="150765"/>
-                                </a:lnTo>
-                                <a:lnTo>
-                                  <a:pt x="0" y="20684"/>
-                                </a:lnTo>
-                                <a:lnTo>
-                                  <a:pt x="2789" y="13948"/>
-                                </a:lnTo>
-                                <a:lnTo>
-                                  <a:pt x="13949" y="2789"/>
-                                </a:lnTo>
-                                <a:lnTo>
-                                  <a:pt x="20684" y="0"/>
-                                </a:lnTo>
-                                <a:lnTo>
-                                  <a:pt x="322215" y="0"/>
-                                </a:lnTo>
-                                <a:lnTo>
-                                  <a:pt x="328950" y="2789"/>
-                                </a:lnTo>
-                                <a:lnTo>
-                                  <a:pt x="335686" y="9524"/>
-                                </a:lnTo>
-                                <a:lnTo>
-                                  <a:pt x="26048" y="9524"/>
-                                </a:lnTo>
-                                <a:lnTo>
-                                  <a:pt x="23618" y="10008"/>
-                                </a:lnTo>
-                                <a:lnTo>
-                                  <a:pt x="9524" y="26048"/>
-                                </a:lnTo>
-                                <a:lnTo>
-                                  <a:pt x="9524" y="145400"/>
-                                </a:lnTo>
-                                <a:lnTo>
-                                  <a:pt x="26048" y="161924"/>
-                                </a:lnTo>
-                                <a:lnTo>
-                                  <a:pt x="335685" y="161924"/>
-                                </a:lnTo>
-                                <a:lnTo>
-                                  <a:pt x="328950" y="168660"/>
-                                </a:lnTo>
-                                <a:lnTo>
-                                  <a:pt x="322215" y="171449"/>
-                                </a:lnTo>
-                                <a:close/>
-                              </a:path>
-                              <a:path w="342900" h="171450">
-                                <a:moveTo>
-                                  <a:pt x="335685" y="161924"/>
-                                </a:moveTo>
-                                <a:lnTo>
-                                  <a:pt x="316851" y="161924"/>
-                                </a:lnTo>
-                                <a:lnTo>
-                                  <a:pt x="319281" y="161441"/>
-                                </a:lnTo>
-                                <a:lnTo>
-                                  <a:pt x="323948" y="159507"/>
-                                </a:lnTo>
-                                <a:lnTo>
-                                  <a:pt x="333374" y="145400"/>
-                                </a:lnTo>
-                                <a:lnTo>
-                                  <a:pt x="333374" y="26048"/>
-                                </a:lnTo>
-                                <a:lnTo>
-                                  <a:pt x="316851" y="9524"/>
-                                </a:lnTo>
-                                <a:lnTo>
-                                  <a:pt x="335686" y="9524"/>
-                                </a:lnTo>
-                                <a:lnTo>
-                                  <a:pt x="340110" y="13948"/>
-                                </a:lnTo>
-                                <a:lnTo>
-                                  <a:pt x="342899" y="20684"/>
-                                </a:lnTo>
-                                <a:lnTo>
-                                  <a:pt x="342899" y="150765"/>
-                                </a:lnTo>
-                                <a:lnTo>
-                                  <a:pt x="340110" y="157500"/>
-                                </a:lnTo>
-                                <a:lnTo>
-                                  <a:pt x="335685" y="161924"/>
-                                </a:lnTo>
-                                <a:close/>
-                              </a:path>
-                            </a:pathLst>
-                          </a:custGeom>
-                          <a:solidFill>
-                            <a:srgbClr val="C79059">
-                              <a:alpha val="19999"/>
-                            </a:srgbClr>
-                          </a:solidFill>
-                        </wps:spPr>
-                        <wps:bodyPr wrap="square" lIns="0" tIns="0" rIns="0" bIns="0" rtlCol="0">
-                          <a:prstTxWarp prst="textNoShape">
-                            <a:avLst/>
-                          </a:prstTxWarp>
-                          <a:noAutofit/>
-                        </wps:bodyPr>
-                      </wps:wsp>
-                      <wps:wsp>
-                        <wps:cNvPr id="7" name="Graphic 7"/>
-                        <wps:cNvSpPr/>
-                        <wps:spPr>
-                          <a:xfrm>
-                            <a:off x="590549" y="1676399"/>
-                            <a:ext cx="285750" cy="171450"/>
-                          </a:xfrm>
-                          <a:custGeom>
-                            <a:avLst/>
-                            <a:gdLst/>
-                            <a:ahLst/>
-                            <a:cxnLst/>
-                            <a:rect l="l" t="t" r="r" b="b"/>
-                            <a:pathLst>
-                              <a:path w="285750" h="171450">
-                                <a:moveTo>
-                                  <a:pt x="265065" y="171449"/>
-                                </a:moveTo>
-                                <a:lnTo>
-                                  <a:pt x="20684" y="171449"/>
-                                </a:lnTo>
-                                <a:lnTo>
-                                  <a:pt x="13949" y="168660"/>
-                                </a:lnTo>
-                                <a:lnTo>
-                                  <a:pt x="2789" y="157500"/>
-                                </a:lnTo>
-                                <a:lnTo>
-                                  <a:pt x="0" y="150765"/>
-                                </a:lnTo>
-                                <a:lnTo>
-                                  <a:pt x="0" y="20684"/>
-                                </a:lnTo>
-                                <a:lnTo>
-                                  <a:pt x="2789" y="13948"/>
-                                </a:lnTo>
-                                <a:lnTo>
-                                  <a:pt x="13949" y="2789"/>
-                                </a:lnTo>
-                                <a:lnTo>
-                                  <a:pt x="20684" y="0"/>
-                                </a:lnTo>
-                                <a:lnTo>
-                                  <a:pt x="265065" y="0"/>
-                                </a:lnTo>
-                                <a:lnTo>
-                                  <a:pt x="271800" y="2789"/>
-                                </a:lnTo>
-                                <a:lnTo>
-                                  <a:pt x="282960" y="13948"/>
-                                </a:lnTo>
-                                <a:lnTo>
-                                  <a:pt x="285749" y="20684"/>
-                                </a:lnTo>
-                                <a:lnTo>
-                                  <a:pt x="285749" y="150765"/>
-                                </a:lnTo>
-                                <a:lnTo>
-                                  <a:pt x="282960" y="157500"/>
-                                </a:lnTo>
-                                <a:lnTo>
-                                  <a:pt x="271800" y="168660"/>
-                                </a:lnTo>
-                                <a:lnTo>
-                                  <a:pt x="265065" y="171449"/>
-                                </a:lnTo>
-                                <a:close/>
-                              </a:path>
-                            </a:pathLst>
-                          </a:custGeom>
-                          <a:solidFill>
-                            <a:srgbClr val="C79059">
-                              <a:alpha val="12159"/>
-                            </a:srgbClr>
-                          </a:solidFill>
-                        </wps:spPr>
-                        <wps:bodyPr wrap="square" lIns="0" tIns="0" rIns="0" bIns="0" rtlCol="0">
-                          <a:prstTxWarp prst="textNoShape">
-                            <a:avLst/>
-                          </a:prstTxWarp>
-                          <a:noAutofit/>
-                        </wps:bodyPr>
-                      </wps:wsp>
-                      <wps:wsp>
-                        <wps:cNvPr id="8" name="Graphic 8"/>
-                        <wps:cNvSpPr/>
-                        <wps:spPr>
-                          <a:xfrm>
-                            <a:off x="590550" y="1676399"/>
-                            <a:ext cx="285750" cy="171450"/>
-                          </a:xfrm>
-                          <a:custGeom>
-                            <a:avLst/>
-                            <a:gdLst/>
-                            <a:ahLst/>
-                            <a:cxnLst/>
-                            <a:rect l="l" t="t" r="r" b="b"/>
-                            <a:pathLst>
-                              <a:path w="285750" h="171450">
-                                <a:moveTo>
-                                  <a:pt x="265065" y="171449"/>
-                                </a:moveTo>
-                                <a:lnTo>
-                                  <a:pt x="20684" y="171449"/>
-                                </a:lnTo>
-                                <a:lnTo>
-                                  <a:pt x="13949" y="168660"/>
-                                </a:lnTo>
-                                <a:lnTo>
-                                  <a:pt x="2789" y="157500"/>
-                                </a:lnTo>
-                                <a:lnTo>
-                                  <a:pt x="0" y="150765"/>
-                                </a:lnTo>
-                                <a:lnTo>
-                                  <a:pt x="0" y="20684"/>
-                                </a:lnTo>
-                                <a:lnTo>
-                                  <a:pt x="2789" y="13948"/>
-                                </a:lnTo>
-                                <a:lnTo>
-                                  <a:pt x="13949" y="2789"/>
-                                </a:lnTo>
-                                <a:lnTo>
-                                  <a:pt x="20684" y="0"/>
-                                </a:lnTo>
-                                <a:lnTo>
-                                  <a:pt x="265065" y="0"/>
-                                </a:lnTo>
-                                <a:lnTo>
-                                  <a:pt x="271800" y="2789"/>
-                                </a:lnTo>
-                                <a:lnTo>
-                                  <a:pt x="278536" y="9524"/>
-                                </a:lnTo>
-                                <a:lnTo>
-                                  <a:pt x="26048" y="9524"/>
-                                </a:lnTo>
-                                <a:lnTo>
-                                  <a:pt x="23618" y="10008"/>
-                                </a:lnTo>
-                                <a:lnTo>
-                                  <a:pt x="9524" y="26048"/>
-                                </a:lnTo>
-                                <a:lnTo>
-                                  <a:pt x="9524" y="145400"/>
-                                </a:lnTo>
-                                <a:lnTo>
-                                  <a:pt x="26048" y="161924"/>
-                                </a:lnTo>
-                                <a:lnTo>
-                                  <a:pt x="278536" y="161924"/>
-                                </a:lnTo>
-                                <a:lnTo>
-                                  <a:pt x="271800" y="168660"/>
-                                </a:lnTo>
-                                <a:lnTo>
-                                  <a:pt x="265065" y="171449"/>
-                                </a:lnTo>
-                                <a:close/>
-                              </a:path>
-                              <a:path w="285750" h="171450">
-                                <a:moveTo>
-                                  <a:pt x="278536" y="161924"/>
-                                </a:moveTo>
-                                <a:lnTo>
-                                  <a:pt x="259701" y="161924"/>
-                                </a:lnTo>
-                                <a:lnTo>
-                                  <a:pt x="262131" y="161441"/>
-                                </a:lnTo>
-                                <a:lnTo>
-                                  <a:pt x="266798" y="159507"/>
-                                </a:lnTo>
-                                <a:lnTo>
-                                  <a:pt x="276224" y="145400"/>
-                                </a:lnTo>
-                                <a:lnTo>
-                                  <a:pt x="276224" y="26048"/>
-                                </a:lnTo>
-                                <a:lnTo>
-                                  <a:pt x="259701" y="9524"/>
-                                </a:lnTo>
-                                <a:lnTo>
-                                  <a:pt x="278536" y="9524"/>
-                                </a:lnTo>
-                                <a:lnTo>
-                                  <a:pt x="282960" y="13948"/>
-                                </a:lnTo>
-                                <a:lnTo>
-                                  <a:pt x="285749" y="20684"/>
-                                </a:lnTo>
-                                <a:lnTo>
-                                  <a:pt x="285749" y="150765"/>
-                                </a:lnTo>
-                                <a:lnTo>
-                                  <a:pt x="282960" y="157500"/>
-                                </a:lnTo>
-                                <a:lnTo>
-                                  <a:pt x="278536" y="161924"/>
-                                </a:lnTo>
-                                <a:close/>
-                              </a:path>
-                            </a:pathLst>
-                          </a:custGeom>
-                          <a:solidFill>
-                            <a:srgbClr val="C79059">
-                              <a:alpha val="19999"/>
-                            </a:srgbClr>
-                          </a:solidFill>
-                        </wps:spPr>
-                        <wps:bodyPr wrap="square" lIns="0" tIns="0" rIns="0" bIns="0" rtlCol="0">
-                          <a:prstTxWarp prst="textNoShape">
-                            <a:avLst/>
-                          </a:prstTxWarp>
-                          <a:noAutofit/>
-                        </wps:bodyPr>
-                      </wps:wsp>
-                      <wps:wsp>
-                        <wps:cNvPr id="9" name="Graphic 9"/>
-                        <wps:cNvSpPr/>
-                        <wps:spPr>
-                          <a:xfrm>
-                            <a:off x="904874" y="1676399"/>
-                            <a:ext cx="409575" cy="171450"/>
-                          </a:xfrm>
-                          <a:custGeom>
-                            <a:avLst/>
-                            <a:gdLst/>
-                            <a:ahLst/>
-                            <a:cxnLst/>
-                            <a:rect l="l" t="t" r="r" b="b"/>
-                            <a:pathLst>
-                              <a:path w="409575" h="171450">
-                                <a:moveTo>
-                                  <a:pt x="388890" y="171449"/>
-                                </a:moveTo>
-                                <a:lnTo>
-                                  <a:pt x="20684" y="171449"/>
-                                </a:lnTo>
-                                <a:lnTo>
-                                  <a:pt x="13949" y="168660"/>
-                                </a:lnTo>
-                                <a:lnTo>
-                                  <a:pt x="2789" y="157500"/>
-                                </a:lnTo>
-                                <a:lnTo>
-                                  <a:pt x="0" y="150765"/>
-                                </a:lnTo>
-                                <a:lnTo>
-                                  <a:pt x="0" y="20684"/>
-                                </a:lnTo>
-                                <a:lnTo>
-                                  <a:pt x="2789" y="13948"/>
-                                </a:lnTo>
-                                <a:lnTo>
-                                  <a:pt x="13949" y="2789"/>
-                                </a:lnTo>
-                                <a:lnTo>
-                                  <a:pt x="20684" y="0"/>
-                                </a:lnTo>
-                                <a:lnTo>
-                                  <a:pt x="388890" y="0"/>
-                                </a:lnTo>
-                                <a:lnTo>
-                                  <a:pt x="395625" y="2789"/>
-                                </a:lnTo>
-                                <a:lnTo>
-                                  <a:pt x="406785" y="13948"/>
-                                </a:lnTo>
-                                <a:lnTo>
-                                  <a:pt x="409575" y="20684"/>
-                                </a:lnTo>
-                                <a:lnTo>
-                                  <a:pt x="409575" y="150765"/>
-                                </a:lnTo>
-                                <a:lnTo>
-                                  <a:pt x="406785" y="157500"/>
-                                </a:lnTo>
-                                <a:lnTo>
-                                  <a:pt x="395625" y="168660"/>
-                                </a:lnTo>
-                                <a:lnTo>
-                                  <a:pt x="388890" y="171449"/>
-                                </a:lnTo>
-                                <a:close/>
-                              </a:path>
-                            </a:pathLst>
-                          </a:custGeom>
-                          <a:solidFill>
-                            <a:srgbClr val="C79059">
-                              <a:alpha val="12159"/>
-                            </a:srgbClr>
-                          </a:solidFill>
-                        </wps:spPr>
-                        <wps:bodyPr wrap="square" lIns="0" tIns="0" rIns="0" bIns="0" rtlCol="0">
-                          <a:prstTxWarp prst="textNoShape">
-                            <a:avLst/>
-                          </a:prstTxWarp>
-                          <a:noAutofit/>
-                        </wps:bodyPr>
-                      </wps:wsp>
-                      <wps:wsp>
-                        <wps:cNvPr id="10" name="Graphic 10"/>
-                        <wps:cNvSpPr/>
-                        <wps:spPr>
-                          <a:xfrm>
-                            <a:off x="904874" y="1676399"/>
-                            <a:ext cx="409575" cy="171450"/>
-                          </a:xfrm>
-                          <a:custGeom>
-                            <a:avLst/>
-                            <a:gdLst/>
-                            <a:ahLst/>
-                            <a:cxnLst/>
-                            <a:rect l="l" t="t" r="r" b="b"/>
-                            <a:pathLst>
-                              <a:path w="409575" h="171450">
-                                <a:moveTo>
-                                  <a:pt x="388890" y="171449"/>
-                                </a:moveTo>
-                                <a:lnTo>
-                                  <a:pt x="20684" y="171449"/>
-                                </a:lnTo>
-                                <a:lnTo>
-                                  <a:pt x="13949" y="168660"/>
-                                </a:lnTo>
-                                <a:lnTo>
-                                  <a:pt x="2789" y="157500"/>
-                                </a:lnTo>
-                                <a:lnTo>
-                                  <a:pt x="0" y="150765"/>
-                                </a:lnTo>
-                                <a:lnTo>
-                                  <a:pt x="0" y="20684"/>
-                                </a:lnTo>
-                                <a:lnTo>
-                                  <a:pt x="2789" y="13948"/>
-                                </a:lnTo>
-                                <a:lnTo>
-                                  <a:pt x="13949" y="2789"/>
-                                </a:lnTo>
-                                <a:lnTo>
-                                  <a:pt x="20684" y="0"/>
-                                </a:lnTo>
-                                <a:lnTo>
-                                  <a:pt x="388890" y="0"/>
-                                </a:lnTo>
-                                <a:lnTo>
-                                  <a:pt x="395625" y="2789"/>
-                                </a:lnTo>
-                                <a:lnTo>
-                                  <a:pt x="402361" y="9524"/>
-                                </a:lnTo>
-                                <a:lnTo>
-                                  <a:pt x="26048" y="9524"/>
-                                </a:lnTo>
-                                <a:lnTo>
-                                  <a:pt x="23618" y="10008"/>
-                                </a:lnTo>
-                                <a:lnTo>
-                                  <a:pt x="9524" y="26048"/>
-                                </a:lnTo>
-                                <a:lnTo>
-                                  <a:pt x="9524" y="145400"/>
-                                </a:lnTo>
-                                <a:lnTo>
-                                  <a:pt x="26048" y="161924"/>
-                                </a:lnTo>
-                                <a:lnTo>
-                                  <a:pt x="402361" y="161924"/>
-                                </a:lnTo>
-                                <a:lnTo>
-                                  <a:pt x="395625" y="168660"/>
-                                </a:lnTo>
-                                <a:lnTo>
-                                  <a:pt x="388890" y="171449"/>
-                                </a:lnTo>
-                                <a:close/>
-                              </a:path>
-                              <a:path w="409575" h="171450">
-                                <a:moveTo>
-                                  <a:pt x="402361" y="161924"/>
-                                </a:moveTo>
-                                <a:lnTo>
-                                  <a:pt x="383526" y="161924"/>
-                                </a:lnTo>
-                                <a:lnTo>
-                                  <a:pt x="385956" y="161441"/>
-                                </a:lnTo>
-                                <a:lnTo>
-                                  <a:pt x="390623" y="159507"/>
-                                </a:lnTo>
-                                <a:lnTo>
-                                  <a:pt x="400049" y="145400"/>
-                                </a:lnTo>
-                                <a:lnTo>
-                                  <a:pt x="400049" y="26048"/>
-                                </a:lnTo>
-                                <a:lnTo>
-                                  <a:pt x="383526" y="9524"/>
-                                </a:lnTo>
-                                <a:lnTo>
-                                  <a:pt x="402361" y="9524"/>
-                                </a:lnTo>
-                                <a:lnTo>
-                                  <a:pt x="406785" y="13948"/>
-                                </a:lnTo>
-                                <a:lnTo>
-                                  <a:pt x="409575" y="20684"/>
-                                </a:lnTo>
-                                <a:lnTo>
-                                  <a:pt x="409575" y="150765"/>
-                                </a:lnTo>
-                                <a:lnTo>
-                                  <a:pt x="406785" y="157500"/>
-                                </a:lnTo>
-                                <a:lnTo>
-                                  <a:pt x="402361" y="161924"/>
-                                </a:lnTo>
-                                <a:close/>
-                              </a:path>
-                            </a:pathLst>
-                          </a:custGeom>
-                          <a:solidFill>
-                            <a:srgbClr val="C79059">
-                              <a:alpha val="19999"/>
-                            </a:srgbClr>
-                          </a:solidFill>
-                        </wps:spPr>
-                        <wps:bodyPr wrap="square" lIns="0" tIns="0" rIns="0" bIns="0" rtlCol="0">
-                          <a:prstTxWarp prst="textNoShape">
-                            <a:avLst/>
-                          </a:prstTxWarp>
-                          <a:noAutofit/>
-                        </wps:bodyPr>
-                      </wps:wsp>
-                      <wps:wsp>
-                        <wps:cNvPr id="11" name="Graphic 11"/>
-                        <wps:cNvSpPr/>
-                        <wps:spPr>
-                          <a:xfrm>
-                            <a:off x="1343024" y="1676399"/>
-                            <a:ext cx="523875" cy="171450"/>
-                          </a:xfrm>
-                          <a:custGeom>
-                            <a:avLst/>
-                            <a:gdLst/>
-                            <a:ahLst/>
-                            <a:cxnLst/>
-                            <a:rect l="l" t="t" r="r" b="b"/>
-                            <a:pathLst>
-                              <a:path w="523875" h="171450">
-                                <a:moveTo>
-                                  <a:pt x="503190" y="171449"/>
-                                </a:moveTo>
-                                <a:lnTo>
-                                  <a:pt x="20684" y="171449"/>
-                                </a:lnTo>
-                                <a:lnTo>
-                                  <a:pt x="13949" y="168660"/>
-                                </a:lnTo>
-                                <a:lnTo>
-                                  <a:pt x="2789" y="157500"/>
-                                </a:lnTo>
-                                <a:lnTo>
-                                  <a:pt x="0" y="150765"/>
-                                </a:lnTo>
-                                <a:lnTo>
-                                  <a:pt x="0" y="20684"/>
-                                </a:lnTo>
-                                <a:lnTo>
-                                  <a:pt x="2789" y="13948"/>
-                                </a:lnTo>
-                                <a:lnTo>
-                                  <a:pt x="13949" y="2789"/>
-                                </a:lnTo>
-                                <a:lnTo>
-                                  <a:pt x="20684" y="0"/>
-                                </a:lnTo>
-                                <a:lnTo>
-                                  <a:pt x="503190" y="0"/>
-                                </a:lnTo>
-                                <a:lnTo>
-                                  <a:pt x="509925" y="2789"/>
-                                </a:lnTo>
-                                <a:lnTo>
-                                  <a:pt x="521085" y="13948"/>
-                                </a:lnTo>
-                                <a:lnTo>
-                                  <a:pt x="523874" y="20684"/>
-                                </a:lnTo>
-                                <a:lnTo>
-                                  <a:pt x="523874" y="150765"/>
-                                </a:lnTo>
-                                <a:lnTo>
-                                  <a:pt x="521085" y="157500"/>
-                                </a:lnTo>
-                                <a:lnTo>
-                                  <a:pt x="509925" y="168660"/>
-                                </a:lnTo>
-                                <a:lnTo>
-                                  <a:pt x="503190" y="171449"/>
-                                </a:lnTo>
-                                <a:close/>
-                              </a:path>
-                            </a:pathLst>
-                          </a:custGeom>
-                          <a:solidFill>
-                            <a:srgbClr val="C79059">
-                              <a:alpha val="12159"/>
-                            </a:srgbClr>
-                          </a:solidFill>
-                        </wps:spPr>
-                        <wps:bodyPr wrap="square" lIns="0" tIns="0" rIns="0" bIns="0" rtlCol="0">
-                          <a:prstTxWarp prst="textNoShape">
-                            <a:avLst/>
-                          </a:prstTxWarp>
-                          <a:noAutofit/>
-                        </wps:bodyPr>
-                      </wps:wsp>
-                      <wps:wsp>
-                        <wps:cNvPr id="12" name="Graphic 12"/>
-                        <wps:cNvSpPr/>
-                        <wps:spPr>
-                          <a:xfrm>
-                            <a:off x="1343024" y="1676399"/>
-                            <a:ext cx="523875" cy="171450"/>
-                          </a:xfrm>
-                          <a:custGeom>
-                            <a:avLst/>
-                            <a:gdLst/>
-                            <a:ahLst/>
-                            <a:cxnLst/>
-                            <a:rect l="l" t="t" r="r" b="b"/>
-                            <a:pathLst>
-                              <a:path w="523875" h="171450">
-                                <a:moveTo>
-                                  <a:pt x="503190" y="171449"/>
-                                </a:moveTo>
-                                <a:lnTo>
-                                  <a:pt x="20684" y="171449"/>
-                                </a:lnTo>
-                                <a:lnTo>
-                                  <a:pt x="13949" y="168660"/>
-                                </a:lnTo>
-                                <a:lnTo>
-                                  <a:pt x="2789" y="157500"/>
-                                </a:lnTo>
-                                <a:lnTo>
-                                  <a:pt x="0" y="150765"/>
-                                </a:lnTo>
-                                <a:lnTo>
-                                  <a:pt x="0" y="20684"/>
-                                </a:lnTo>
-                                <a:lnTo>
-                                  <a:pt x="2789" y="13948"/>
-                                </a:lnTo>
-                                <a:lnTo>
-                                  <a:pt x="13949" y="2789"/>
-                                </a:lnTo>
-                                <a:lnTo>
-                                  <a:pt x="20684" y="0"/>
-                                </a:lnTo>
-                                <a:lnTo>
-                                  <a:pt x="503190" y="0"/>
-                                </a:lnTo>
-                                <a:lnTo>
-                                  <a:pt x="509925" y="2789"/>
-                                </a:lnTo>
-                                <a:lnTo>
-                                  <a:pt x="516661" y="9524"/>
-                                </a:lnTo>
-                                <a:lnTo>
-                                  <a:pt x="26048" y="9524"/>
-                                </a:lnTo>
-                                <a:lnTo>
-                                  <a:pt x="23618" y="10008"/>
-                                </a:lnTo>
-                                <a:lnTo>
-                                  <a:pt x="9524" y="26048"/>
-                                </a:lnTo>
-                                <a:lnTo>
-                                  <a:pt x="9524" y="145400"/>
-                                </a:lnTo>
-                                <a:lnTo>
-                                  <a:pt x="26048" y="161924"/>
-                                </a:lnTo>
-                                <a:lnTo>
-                                  <a:pt x="516661" y="161924"/>
-                                </a:lnTo>
-                                <a:lnTo>
-                                  <a:pt x="509925" y="168660"/>
-                                </a:lnTo>
-                                <a:lnTo>
-                                  <a:pt x="503190" y="171449"/>
-                                </a:lnTo>
-                                <a:close/>
-                              </a:path>
-                              <a:path w="523875" h="171450">
-                                <a:moveTo>
-                                  <a:pt x="516661" y="161924"/>
-                                </a:moveTo>
-                                <a:lnTo>
-                                  <a:pt x="497826" y="161924"/>
-                                </a:lnTo>
-                                <a:lnTo>
-                                  <a:pt x="500255" y="161441"/>
-                                </a:lnTo>
-                                <a:lnTo>
-                                  <a:pt x="504923" y="159507"/>
-                                </a:lnTo>
-                                <a:lnTo>
-                                  <a:pt x="514349" y="145400"/>
-                                </a:lnTo>
-                                <a:lnTo>
-                                  <a:pt x="514349" y="26048"/>
-                                </a:lnTo>
-                                <a:lnTo>
-                                  <a:pt x="497826" y="9524"/>
-                                </a:lnTo>
-                                <a:lnTo>
-                                  <a:pt x="516661" y="9524"/>
-                                </a:lnTo>
-                                <a:lnTo>
-                                  <a:pt x="521085" y="13948"/>
-                                </a:lnTo>
-                                <a:lnTo>
-                                  <a:pt x="523874" y="20684"/>
-                                </a:lnTo>
-                                <a:lnTo>
-                                  <a:pt x="523874" y="150765"/>
-                                </a:lnTo>
-                                <a:lnTo>
-                                  <a:pt x="521085" y="157500"/>
-                                </a:lnTo>
-                                <a:lnTo>
-                                  <a:pt x="516661" y="161924"/>
-                                </a:lnTo>
-                                <a:close/>
-                              </a:path>
-                            </a:pathLst>
-                          </a:custGeom>
-                          <a:solidFill>
-                            <a:srgbClr val="C79059">
-                              <a:alpha val="19999"/>
-                            </a:srgbClr>
-                          </a:solidFill>
-                        </wps:spPr>
-                        <wps:bodyPr wrap="square" lIns="0" tIns="0" rIns="0" bIns="0" rtlCol="0">
-                          <a:prstTxWarp prst="textNoShape">
-                            <a:avLst/>
-                          </a:prstTxWarp>
-                          <a:noAutofit/>
-                        </wps:bodyPr>
-                      </wps:wsp>
-                      <wps:wsp>
-                        <wps:cNvPr id="13" name="Graphic 13"/>
-                        <wps:cNvSpPr/>
-                        <wps:spPr>
-                          <a:xfrm>
-                            <a:off x="219074" y="1876424"/>
-                            <a:ext cx="523875" cy="171450"/>
-                          </a:xfrm>
-                          <a:custGeom>
-                            <a:avLst/>
-                            <a:gdLst/>
-                            <a:ahLst/>
-                            <a:cxnLst/>
-                            <a:rect l="l" t="t" r="r" b="b"/>
-                            <a:pathLst>
-                              <a:path w="523875" h="171450">
-                                <a:moveTo>
-                                  <a:pt x="503190" y="171449"/>
-                                </a:moveTo>
-                                <a:lnTo>
-                                  <a:pt x="20684" y="171449"/>
-                                </a:lnTo>
-                                <a:lnTo>
-                                  <a:pt x="13949" y="168660"/>
-                                </a:lnTo>
-                                <a:lnTo>
-                                  <a:pt x="2789" y="157500"/>
-                                </a:lnTo>
-                                <a:lnTo>
-                                  <a:pt x="0" y="150765"/>
-                                </a:lnTo>
-                                <a:lnTo>
-                                  <a:pt x="0" y="20684"/>
-                                </a:lnTo>
-                                <a:lnTo>
-                                  <a:pt x="2789" y="13948"/>
-                                </a:lnTo>
-                                <a:lnTo>
-                                  <a:pt x="13949" y="2789"/>
-                                </a:lnTo>
-                                <a:lnTo>
-                                  <a:pt x="20684" y="0"/>
-                                </a:lnTo>
-                                <a:lnTo>
-                                  <a:pt x="503190" y="0"/>
-                                </a:lnTo>
-                                <a:lnTo>
-                                  <a:pt x="509925" y="2789"/>
-                                </a:lnTo>
-                                <a:lnTo>
-                                  <a:pt x="521085" y="13948"/>
-                                </a:lnTo>
-                                <a:lnTo>
-                                  <a:pt x="523874" y="20684"/>
-                                </a:lnTo>
-                                <a:lnTo>
-                                  <a:pt x="523874" y="150765"/>
-                                </a:lnTo>
-                                <a:lnTo>
-                                  <a:pt x="521085" y="157500"/>
-                                </a:lnTo>
-                                <a:lnTo>
-                                  <a:pt x="509925" y="168660"/>
-                                </a:lnTo>
-                                <a:lnTo>
-                                  <a:pt x="503190" y="171449"/>
-                                </a:lnTo>
-                                <a:close/>
-                              </a:path>
-                            </a:pathLst>
-                          </a:custGeom>
-                          <a:solidFill>
-                            <a:srgbClr val="C79059">
-                              <a:alpha val="12159"/>
-                            </a:srgbClr>
-                          </a:solidFill>
-                        </wps:spPr>
-                        <wps:bodyPr wrap="square" lIns="0" tIns="0" rIns="0" bIns="0" rtlCol="0">
-                          <a:prstTxWarp prst="textNoShape">
-                            <a:avLst/>
-                          </a:prstTxWarp>
-                          <a:noAutofit/>
-                        </wps:bodyPr>
-                      </wps:wsp>
-                      <wps:wsp>
-                        <wps:cNvPr id="14" name="Graphic 14"/>
-                        <wps:cNvSpPr/>
-                        <wps:spPr>
-                          <a:xfrm>
-                            <a:off x="219075" y="1876424"/>
-                            <a:ext cx="523875" cy="171450"/>
-                          </a:xfrm>
-                          <a:custGeom>
-                            <a:avLst/>
-                            <a:gdLst/>
-                            <a:ahLst/>
-                            <a:cxnLst/>
-                            <a:rect l="l" t="t" r="r" b="b"/>
-                            <a:pathLst>
-                              <a:path w="523875" h="171450">
-                                <a:moveTo>
-                                  <a:pt x="503190" y="171449"/>
-                                </a:moveTo>
-                                <a:lnTo>
-                                  <a:pt x="20684" y="171449"/>
-                                </a:lnTo>
-                                <a:lnTo>
-                                  <a:pt x="13949" y="168660"/>
-                                </a:lnTo>
-                                <a:lnTo>
-                                  <a:pt x="2789" y="157500"/>
-                                </a:lnTo>
-                                <a:lnTo>
-                                  <a:pt x="0" y="150765"/>
-                                </a:lnTo>
-                                <a:lnTo>
-                                  <a:pt x="0" y="20684"/>
-                                </a:lnTo>
-                                <a:lnTo>
-                                  <a:pt x="2789" y="13948"/>
-                                </a:lnTo>
-                                <a:lnTo>
-                                  <a:pt x="13949" y="2789"/>
-                                </a:lnTo>
-                                <a:lnTo>
-                                  <a:pt x="20684" y="0"/>
-                                </a:lnTo>
-                                <a:lnTo>
-                                  <a:pt x="503190" y="0"/>
-                                </a:lnTo>
-                                <a:lnTo>
-                                  <a:pt x="509925" y="2789"/>
-                                </a:lnTo>
-                                <a:lnTo>
-                                  <a:pt x="516661" y="9524"/>
-                                </a:lnTo>
-                                <a:lnTo>
-                                  <a:pt x="26048" y="9524"/>
-                                </a:lnTo>
-                                <a:lnTo>
-                                  <a:pt x="23618" y="10008"/>
-                                </a:lnTo>
-                                <a:lnTo>
-                                  <a:pt x="9524" y="26048"/>
-                                </a:lnTo>
-                                <a:lnTo>
-                                  <a:pt x="9524" y="145400"/>
-                                </a:lnTo>
-                                <a:lnTo>
-                                  <a:pt x="26048" y="161924"/>
-                                </a:lnTo>
-                                <a:lnTo>
-                                  <a:pt x="516661" y="161924"/>
-                                </a:lnTo>
-                                <a:lnTo>
-                                  <a:pt x="509925" y="168660"/>
-                                </a:lnTo>
-                                <a:lnTo>
-                                  <a:pt x="503190" y="171449"/>
-                                </a:lnTo>
-                                <a:close/>
-                              </a:path>
-                              <a:path w="523875" h="171450">
-                                <a:moveTo>
-                                  <a:pt x="516661" y="161924"/>
-                                </a:moveTo>
-                                <a:lnTo>
-                                  <a:pt x="497826" y="161924"/>
-                                </a:lnTo>
-                                <a:lnTo>
-                                  <a:pt x="500256" y="161441"/>
-                                </a:lnTo>
-                                <a:lnTo>
-                                  <a:pt x="504923" y="159507"/>
-                                </a:lnTo>
-                                <a:lnTo>
-                                  <a:pt x="514349" y="145400"/>
-                                </a:lnTo>
-                                <a:lnTo>
-                                  <a:pt x="514349" y="26048"/>
-                                </a:lnTo>
-                                <a:lnTo>
-                                  <a:pt x="497826" y="9524"/>
-                                </a:lnTo>
-                                <a:lnTo>
-                                  <a:pt x="516661" y="9524"/>
-                                </a:lnTo>
-                                <a:lnTo>
-                                  <a:pt x="521085" y="13948"/>
-                                </a:lnTo>
-                                <a:lnTo>
-                                  <a:pt x="523874" y="20684"/>
-                                </a:lnTo>
-                                <a:lnTo>
-                                  <a:pt x="523874" y="150765"/>
-                                </a:lnTo>
-                                <a:lnTo>
-                                  <a:pt x="521085" y="157500"/>
-                                </a:lnTo>
-                                <a:lnTo>
-                                  <a:pt x="516661" y="161924"/>
-                                </a:lnTo>
-                                <a:close/>
-                              </a:path>
-                            </a:pathLst>
-                          </a:custGeom>
-                          <a:solidFill>
-                            <a:srgbClr val="C79059">
-                              <a:alpha val="19999"/>
-                            </a:srgbClr>
-                          </a:solidFill>
-                        </wps:spPr>
-                        <wps:bodyPr wrap="square" lIns="0" tIns="0" rIns="0" bIns="0" rtlCol="0">
-                          <a:prstTxWarp prst="textNoShape">
-                            <a:avLst/>
-                          </a:prstTxWarp>
-                          <a:noAutofit/>
-                        </wps:bodyPr>
-                      </wps:wsp>
-                      <pic:pic>
-                        <pic:nvPicPr>
-                          <pic:cNvPr id="15" name="Image 15"/>
-                          <pic:cNvPicPr/>
-                        </pic:nvPicPr>
-                        <pic:blipFill>
-                          <a:blip r:embed="rId9" cstate="print"/>
-                          <a:stretch>
-                            <a:fillRect/>
-                          </a:stretch>
-                        </pic:blipFill>
-                        <pic:spPr>
-                          <a:xfrm>
-                            <a:off x="219074" y="1876424"/>
-                            <a:ext cx="1752599" cy="561974"/>
-                          </a:xfrm>
-                          <a:prstGeom prst="rect">
-                            <a:avLst/>
-                          </a:prstGeom>
-                        </pic:spPr>
-                      </pic:pic>
-                      <wps:wsp>
-                        <wps:cNvPr id="16" name="Graphic 16"/>
-                        <wps:cNvSpPr/>
-                        <wps:spPr>
-                          <a:xfrm>
-                            <a:off x="219074" y="2466974"/>
-                            <a:ext cx="571500" cy="171450"/>
-                          </a:xfrm>
-                          <a:custGeom>
-                            <a:avLst/>
-                            <a:gdLst/>
-                            <a:ahLst/>
-                            <a:cxnLst/>
-                            <a:rect l="l" t="t" r="r" b="b"/>
-                            <a:pathLst>
-                              <a:path w="571500" h="171450">
-                                <a:moveTo>
-                                  <a:pt x="550815" y="171449"/>
-                                </a:moveTo>
-                                <a:lnTo>
-                                  <a:pt x="20684" y="171449"/>
-                                </a:lnTo>
-                                <a:lnTo>
-                                  <a:pt x="13949" y="168660"/>
-                                </a:lnTo>
-                                <a:lnTo>
-                                  <a:pt x="2789" y="157500"/>
-                                </a:lnTo>
-                                <a:lnTo>
-                                  <a:pt x="0" y="150765"/>
-                                </a:lnTo>
-                                <a:lnTo>
-                                  <a:pt x="0" y="20683"/>
-                                </a:lnTo>
-                                <a:lnTo>
-                                  <a:pt x="2789" y="13948"/>
-                                </a:lnTo>
-                                <a:lnTo>
-                                  <a:pt x="13949" y="2789"/>
-                                </a:lnTo>
-                                <a:lnTo>
-                                  <a:pt x="20684" y="0"/>
-                                </a:lnTo>
-                                <a:lnTo>
-                                  <a:pt x="550815" y="0"/>
-                                </a:lnTo>
-                                <a:lnTo>
-                                  <a:pt x="557550" y="2789"/>
-                                </a:lnTo>
-                                <a:lnTo>
-                                  <a:pt x="568710" y="13948"/>
-                                </a:lnTo>
-                                <a:lnTo>
-                                  <a:pt x="571499" y="20683"/>
-                                </a:lnTo>
-                                <a:lnTo>
-                                  <a:pt x="571499" y="150765"/>
-                                </a:lnTo>
-                                <a:lnTo>
-                                  <a:pt x="568710" y="157500"/>
-                                </a:lnTo>
-                                <a:lnTo>
-                                  <a:pt x="557550" y="168660"/>
-                                </a:lnTo>
-                                <a:lnTo>
-                                  <a:pt x="550815" y="171449"/>
-                                </a:lnTo>
-                                <a:close/>
-                              </a:path>
-                            </a:pathLst>
-                          </a:custGeom>
-                          <a:solidFill>
-                            <a:srgbClr val="C79059">
-                              <a:alpha val="12159"/>
-                            </a:srgbClr>
-                          </a:solidFill>
-                        </wps:spPr>
-                        <wps:bodyPr wrap="square" lIns="0" tIns="0" rIns="0" bIns="0" rtlCol="0">
-                          <a:prstTxWarp prst="textNoShape">
-                            <a:avLst/>
-                          </a:prstTxWarp>
-                          <a:noAutofit/>
-                        </wps:bodyPr>
-                      </wps:wsp>
-                      <wps:wsp>
-                        <wps:cNvPr id="17" name="Graphic 17"/>
-                        <wps:cNvSpPr/>
-                        <wps:spPr>
-                          <a:xfrm>
-                            <a:off x="219075" y="2466974"/>
-                            <a:ext cx="571500" cy="171450"/>
-                          </a:xfrm>
-                          <a:custGeom>
-                            <a:avLst/>
-                            <a:gdLst/>
-                            <a:ahLst/>
-                            <a:cxnLst/>
-                            <a:rect l="l" t="t" r="r" b="b"/>
-                            <a:pathLst>
-                              <a:path w="571500" h="171450">
-                                <a:moveTo>
-                                  <a:pt x="550815" y="171449"/>
-                                </a:moveTo>
-                                <a:lnTo>
-                                  <a:pt x="20684" y="171449"/>
-                                </a:lnTo>
-                                <a:lnTo>
-                                  <a:pt x="13949" y="168660"/>
-                                </a:lnTo>
-                                <a:lnTo>
-                                  <a:pt x="2789" y="157500"/>
-                                </a:lnTo>
-                                <a:lnTo>
-                                  <a:pt x="0" y="150765"/>
-                                </a:lnTo>
-                                <a:lnTo>
-                                  <a:pt x="0" y="20683"/>
-                                </a:lnTo>
-                                <a:lnTo>
-                                  <a:pt x="2789" y="13948"/>
-                                </a:lnTo>
-                                <a:lnTo>
-                                  <a:pt x="13949" y="2789"/>
-                                </a:lnTo>
-                                <a:lnTo>
-                                  <a:pt x="20684" y="0"/>
-                                </a:lnTo>
-                                <a:lnTo>
-                                  <a:pt x="550815" y="0"/>
-                                </a:lnTo>
-                                <a:lnTo>
-                                  <a:pt x="557550" y="2789"/>
-                                </a:lnTo>
-                                <a:lnTo>
-                                  <a:pt x="564286" y="9524"/>
-                                </a:lnTo>
-                                <a:lnTo>
-                                  <a:pt x="26048" y="9524"/>
-                                </a:lnTo>
-                                <a:lnTo>
-                                  <a:pt x="23618" y="10008"/>
-                                </a:lnTo>
-                                <a:lnTo>
-                                  <a:pt x="9524" y="26048"/>
-                                </a:lnTo>
-                                <a:lnTo>
-                                  <a:pt x="9524" y="145400"/>
-                                </a:lnTo>
-                                <a:lnTo>
-                                  <a:pt x="26048" y="161924"/>
-                                </a:lnTo>
-                                <a:lnTo>
-                                  <a:pt x="564286" y="161924"/>
-                                </a:lnTo>
-                                <a:lnTo>
-                                  <a:pt x="557550" y="168660"/>
-                                </a:lnTo>
-                                <a:lnTo>
-                                  <a:pt x="550815" y="171449"/>
-                                </a:lnTo>
-                                <a:close/>
-                              </a:path>
-                              <a:path w="571500" h="171450">
-                                <a:moveTo>
-                                  <a:pt x="564286" y="161924"/>
-                                </a:moveTo>
-                                <a:lnTo>
-                                  <a:pt x="545451" y="161924"/>
-                                </a:lnTo>
-                                <a:lnTo>
-                                  <a:pt x="547881" y="161441"/>
-                                </a:lnTo>
-                                <a:lnTo>
-                                  <a:pt x="552548" y="159507"/>
-                                </a:lnTo>
-                                <a:lnTo>
-                                  <a:pt x="561974" y="145400"/>
-                                </a:lnTo>
-                                <a:lnTo>
-                                  <a:pt x="561974" y="26048"/>
-                                </a:lnTo>
-                                <a:lnTo>
-                                  <a:pt x="545451" y="9524"/>
-                                </a:lnTo>
-                                <a:lnTo>
-                                  <a:pt x="564286" y="9524"/>
-                                </a:lnTo>
-                                <a:lnTo>
-                                  <a:pt x="568710" y="13948"/>
-                                </a:lnTo>
-                                <a:lnTo>
-                                  <a:pt x="571499" y="20683"/>
-                                </a:lnTo>
-                                <a:lnTo>
-                                  <a:pt x="571499" y="150765"/>
-                                </a:lnTo>
-                                <a:lnTo>
-                                  <a:pt x="568710" y="157500"/>
-                                </a:lnTo>
-                                <a:lnTo>
-                                  <a:pt x="564286" y="161924"/>
-                                </a:lnTo>
-                                <a:close/>
-                              </a:path>
-                            </a:pathLst>
-                          </a:custGeom>
-                          <a:solidFill>
-                            <a:srgbClr val="C79059">
-                              <a:alpha val="19999"/>
-                            </a:srgbClr>
-                          </a:solidFill>
-                        </wps:spPr>
-                        <wps:bodyPr wrap="square" lIns="0" tIns="0" rIns="0" bIns="0" rtlCol="0">
-                          <a:prstTxWarp prst="textNoShape">
-                            <a:avLst/>
-                          </a:prstTxWarp>
-                          <a:noAutofit/>
-                        </wps:bodyPr>
-                      </wps:wsp>
-                      <wps:wsp>
-                        <wps:cNvPr id="18" name="Graphic 18"/>
-                        <wps:cNvSpPr/>
-                        <wps:spPr>
-                          <a:xfrm>
-                            <a:off x="819149" y="2466974"/>
-                            <a:ext cx="619125" cy="171450"/>
-                          </a:xfrm>
-                          <a:custGeom>
-                            <a:avLst/>
-                            <a:gdLst/>
-                            <a:ahLst/>
-                            <a:cxnLst/>
-                            <a:rect l="l" t="t" r="r" b="b"/>
-                            <a:pathLst>
-                              <a:path w="619125" h="171450">
-                                <a:moveTo>
-                                  <a:pt x="598440" y="171449"/>
-                                </a:moveTo>
-                                <a:lnTo>
-                                  <a:pt x="20684" y="171449"/>
-                                </a:lnTo>
-                                <a:lnTo>
-                                  <a:pt x="13949" y="168660"/>
-                                </a:lnTo>
-                                <a:lnTo>
-                                  <a:pt x="2789" y="157500"/>
-                                </a:lnTo>
-                                <a:lnTo>
-                                  <a:pt x="0" y="150765"/>
-                                </a:lnTo>
-                                <a:lnTo>
-                                  <a:pt x="0" y="20683"/>
-                                </a:lnTo>
-                                <a:lnTo>
-                                  <a:pt x="2789" y="13948"/>
-                                </a:lnTo>
-                                <a:lnTo>
-                                  <a:pt x="13949" y="2789"/>
-                                </a:lnTo>
-                                <a:lnTo>
-                                  <a:pt x="20684" y="0"/>
-                                </a:lnTo>
-                                <a:lnTo>
-                                  <a:pt x="598440" y="0"/>
-                                </a:lnTo>
-                                <a:lnTo>
-                                  <a:pt x="605175" y="2789"/>
-                                </a:lnTo>
-                                <a:lnTo>
-                                  <a:pt x="616335" y="13948"/>
-                                </a:lnTo>
-                                <a:lnTo>
-                                  <a:pt x="619124" y="20683"/>
-                                </a:lnTo>
-                                <a:lnTo>
-                                  <a:pt x="619124" y="150765"/>
-                                </a:lnTo>
-                                <a:lnTo>
-                                  <a:pt x="616335" y="157500"/>
-                                </a:lnTo>
-                                <a:lnTo>
-                                  <a:pt x="605175" y="168660"/>
-                                </a:lnTo>
-                                <a:lnTo>
-                                  <a:pt x="598440" y="171449"/>
-                                </a:lnTo>
-                                <a:close/>
-                              </a:path>
-                            </a:pathLst>
-                          </a:custGeom>
-                          <a:solidFill>
-                            <a:srgbClr val="C79059">
-                              <a:alpha val="12159"/>
-                            </a:srgbClr>
-                          </a:solidFill>
-                        </wps:spPr>
-                        <wps:bodyPr wrap="square" lIns="0" tIns="0" rIns="0" bIns="0" rtlCol="0">
-                          <a:prstTxWarp prst="textNoShape">
-                            <a:avLst/>
-                          </a:prstTxWarp>
-                          <a:noAutofit/>
-                        </wps:bodyPr>
-                      </wps:wsp>
-                      <wps:wsp>
-                        <wps:cNvPr id="19" name="Graphic 19"/>
-                        <wps:cNvSpPr/>
-                        <wps:spPr>
-                          <a:xfrm>
-                            <a:off x="819149" y="2466974"/>
-                            <a:ext cx="619125" cy="171450"/>
-                          </a:xfrm>
-                          <a:custGeom>
-                            <a:avLst/>
-                            <a:gdLst/>
-                            <a:ahLst/>
-                            <a:cxnLst/>
-                            <a:rect l="l" t="t" r="r" b="b"/>
-                            <a:pathLst>
-                              <a:path w="619125" h="171450">
-                                <a:moveTo>
-                                  <a:pt x="598440" y="171449"/>
-                                </a:moveTo>
-                                <a:lnTo>
-                                  <a:pt x="20684" y="171449"/>
-                                </a:lnTo>
-                                <a:lnTo>
-                                  <a:pt x="13949" y="168660"/>
-                                </a:lnTo>
-                                <a:lnTo>
-                                  <a:pt x="2789" y="157500"/>
-                                </a:lnTo>
-                                <a:lnTo>
-                                  <a:pt x="0" y="150765"/>
-                                </a:lnTo>
-                                <a:lnTo>
-                                  <a:pt x="0" y="20683"/>
-                                </a:lnTo>
-                                <a:lnTo>
-                                  <a:pt x="2789" y="13948"/>
-                                </a:lnTo>
-                                <a:lnTo>
-                                  <a:pt x="13949" y="2789"/>
-                                </a:lnTo>
-                                <a:lnTo>
-                                  <a:pt x="20684" y="0"/>
-                                </a:lnTo>
-                                <a:lnTo>
-                                  <a:pt x="598440" y="0"/>
-                                </a:lnTo>
-                                <a:lnTo>
-                                  <a:pt x="605175" y="2789"/>
-                                </a:lnTo>
-                                <a:lnTo>
-                                  <a:pt x="611911" y="9524"/>
-                                </a:lnTo>
-                                <a:lnTo>
-                                  <a:pt x="26048" y="9524"/>
-                                </a:lnTo>
-                                <a:lnTo>
-                                  <a:pt x="23618" y="10008"/>
-                                </a:lnTo>
-                                <a:lnTo>
-                                  <a:pt x="9524" y="26048"/>
-                                </a:lnTo>
-                                <a:lnTo>
-                                  <a:pt x="9524" y="145400"/>
-                                </a:lnTo>
-                                <a:lnTo>
-                                  <a:pt x="26048" y="161924"/>
-                                </a:lnTo>
-                                <a:lnTo>
-                                  <a:pt x="611911" y="161924"/>
-                                </a:lnTo>
-                                <a:lnTo>
-                                  <a:pt x="605175" y="168660"/>
-                                </a:lnTo>
-                                <a:lnTo>
-                                  <a:pt x="598440" y="171449"/>
-                                </a:lnTo>
-                                <a:close/>
-                              </a:path>
-                              <a:path w="619125" h="171450">
-                                <a:moveTo>
-                                  <a:pt x="611911" y="161924"/>
-                                </a:moveTo>
-                                <a:lnTo>
-                                  <a:pt x="593076" y="161924"/>
-                                </a:lnTo>
-                                <a:lnTo>
-                                  <a:pt x="595505" y="161441"/>
-                                </a:lnTo>
-                                <a:lnTo>
-                                  <a:pt x="600173" y="159507"/>
-                                </a:lnTo>
-                                <a:lnTo>
-                                  <a:pt x="609599" y="145400"/>
-                                </a:lnTo>
-                                <a:lnTo>
-                                  <a:pt x="609599" y="26048"/>
-                                </a:lnTo>
-                                <a:lnTo>
-                                  <a:pt x="593076" y="9524"/>
-                                </a:lnTo>
-                                <a:lnTo>
-                                  <a:pt x="611911" y="9524"/>
-                                </a:lnTo>
-                                <a:lnTo>
-                                  <a:pt x="616335" y="13948"/>
-                                </a:lnTo>
-                                <a:lnTo>
-                                  <a:pt x="619124" y="20683"/>
-                                </a:lnTo>
-                                <a:lnTo>
-                                  <a:pt x="619124" y="150765"/>
-                                </a:lnTo>
-                                <a:lnTo>
-                                  <a:pt x="616335" y="157500"/>
-                                </a:lnTo>
-                                <a:lnTo>
-                                  <a:pt x="611911" y="161924"/>
-                                </a:lnTo>
-                                <a:close/>
-                              </a:path>
-                            </a:pathLst>
-                          </a:custGeom>
-                          <a:solidFill>
-                            <a:srgbClr val="C79059">
-                              <a:alpha val="19999"/>
-                            </a:srgbClr>
-                          </a:solidFill>
-                        </wps:spPr>
-                        <wps:bodyPr wrap="square" lIns="0" tIns="0" rIns="0" bIns="0" rtlCol="0">
-                          <a:prstTxWarp prst="textNoShape">
-                            <a:avLst/>
-                          </a:prstTxWarp>
-                          <a:noAutofit/>
-                        </wps:bodyPr>
-                      </wps:wsp>
-                      <wps:wsp>
-                        <wps:cNvPr id="20" name="Graphic 20"/>
-                        <wps:cNvSpPr/>
-                        <wps:spPr>
-                          <a:xfrm>
-                            <a:off x="1466849" y="2466974"/>
-                            <a:ext cx="485775" cy="171450"/>
-                          </a:xfrm>
-                          <a:custGeom>
-                            <a:avLst/>
-                            <a:gdLst/>
-                            <a:ahLst/>
-                            <a:cxnLst/>
-                            <a:rect l="l" t="t" r="r" b="b"/>
-                            <a:pathLst>
-                              <a:path w="485775" h="171450">
-                                <a:moveTo>
-                                  <a:pt x="465090" y="171449"/>
-                                </a:moveTo>
-                                <a:lnTo>
-                                  <a:pt x="20684" y="171449"/>
-                                </a:lnTo>
-                                <a:lnTo>
-                                  <a:pt x="13949" y="168660"/>
-                                </a:lnTo>
-                                <a:lnTo>
-                                  <a:pt x="2789" y="157500"/>
-                                </a:lnTo>
-                                <a:lnTo>
-                                  <a:pt x="0" y="150765"/>
-                                </a:lnTo>
-                                <a:lnTo>
-                                  <a:pt x="0" y="20683"/>
-                                </a:lnTo>
-                                <a:lnTo>
-                                  <a:pt x="2789" y="13948"/>
-                                </a:lnTo>
-                                <a:lnTo>
-                                  <a:pt x="13949" y="2789"/>
-                                </a:lnTo>
-                                <a:lnTo>
-                                  <a:pt x="20684" y="0"/>
-                                </a:lnTo>
-                                <a:lnTo>
-                                  <a:pt x="465090" y="0"/>
-                                </a:lnTo>
-                                <a:lnTo>
-                                  <a:pt x="471825" y="2789"/>
-                                </a:lnTo>
-                                <a:lnTo>
-                                  <a:pt x="482985" y="13948"/>
-                                </a:lnTo>
-                                <a:lnTo>
-                                  <a:pt x="485774" y="20683"/>
-                                </a:lnTo>
-                                <a:lnTo>
-                                  <a:pt x="485774" y="150765"/>
-                                </a:lnTo>
-                                <a:lnTo>
-                                  <a:pt x="482985" y="157500"/>
-                                </a:lnTo>
-                                <a:lnTo>
-                                  <a:pt x="471825" y="168660"/>
-                                </a:lnTo>
-                                <a:lnTo>
-                                  <a:pt x="465090" y="171449"/>
-                                </a:lnTo>
-                                <a:close/>
-                              </a:path>
-                            </a:pathLst>
-                          </a:custGeom>
-                          <a:solidFill>
-                            <a:srgbClr val="C79059">
-                              <a:alpha val="12159"/>
-                            </a:srgbClr>
-                          </a:solidFill>
-                        </wps:spPr>
-                        <wps:bodyPr wrap="square" lIns="0" tIns="0" rIns="0" bIns="0" rtlCol="0">
-                          <a:prstTxWarp prst="textNoShape">
-                            <a:avLst/>
-                          </a:prstTxWarp>
-                          <a:noAutofit/>
-                        </wps:bodyPr>
-                      </wps:wsp>
-                      <wps:wsp>
-                        <wps:cNvPr id="21" name="Graphic 21"/>
-                        <wps:cNvSpPr/>
-                        <wps:spPr>
-                          <a:xfrm>
-                            <a:off x="1466850" y="2466974"/>
-                            <a:ext cx="485775" cy="171450"/>
-                          </a:xfrm>
-                          <a:custGeom>
-                            <a:avLst/>
-                            <a:gdLst/>
-                            <a:ahLst/>
-                            <a:cxnLst/>
-                            <a:rect l="l" t="t" r="r" b="b"/>
-                            <a:pathLst>
-                              <a:path w="485775" h="171450">
-                                <a:moveTo>
-                                  <a:pt x="465090" y="171449"/>
-                                </a:moveTo>
-                                <a:lnTo>
-                                  <a:pt x="20684" y="171449"/>
-                                </a:lnTo>
-                                <a:lnTo>
-                                  <a:pt x="13949" y="168660"/>
-                                </a:lnTo>
-                                <a:lnTo>
-                                  <a:pt x="2789" y="157500"/>
-                                </a:lnTo>
-                                <a:lnTo>
-                                  <a:pt x="0" y="150765"/>
-                                </a:lnTo>
-                                <a:lnTo>
-                                  <a:pt x="0" y="20683"/>
-                                </a:lnTo>
-                                <a:lnTo>
-                                  <a:pt x="2789" y="13948"/>
-                                </a:lnTo>
-                                <a:lnTo>
-                                  <a:pt x="13949" y="2789"/>
-                                </a:lnTo>
-                                <a:lnTo>
-                                  <a:pt x="20684" y="0"/>
-                                </a:lnTo>
-                                <a:lnTo>
-                                  <a:pt x="465090" y="0"/>
-                                </a:lnTo>
-                                <a:lnTo>
-                                  <a:pt x="471825" y="2789"/>
-                                </a:lnTo>
-                                <a:lnTo>
-                                  <a:pt x="478561" y="9524"/>
-                                </a:lnTo>
-                                <a:lnTo>
-                                  <a:pt x="26048" y="9524"/>
-                                </a:lnTo>
-                                <a:lnTo>
-                                  <a:pt x="23618" y="10008"/>
-                                </a:lnTo>
-                                <a:lnTo>
-                                  <a:pt x="9524" y="26048"/>
-                                </a:lnTo>
-                                <a:lnTo>
-                                  <a:pt x="9524" y="145400"/>
-                                </a:lnTo>
-                                <a:lnTo>
-                                  <a:pt x="26048" y="161924"/>
-                                </a:lnTo>
-                                <a:lnTo>
-                                  <a:pt x="478561" y="161924"/>
-                                </a:lnTo>
-                                <a:lnTo>
-                                  <a:pt x="471825" y="168660"/>
-                                </a:lnTo>
-                                <a:lnTo>
-                                  <a:pt x="465090" y="171449"/>
-                                </a:lnTo>
-                                <a:close/>
-                              </a:path>
-                              <a:path w="485775" h="171450">
-                                <a:moveTo>
-                                  <a:pt x="478561" y="161924"/>
-                                </a:moveTo>
-                                <a:lnTo>
-                                  <a:pt x="459726" y="161924"/>
-                                </a:lnTo>
-                                <a:lnTo>
-                                  <a:pt x="462155" y="161441"/>
-                                </a:lnTo>
-                                <a:lnTo>
-                                  <a:pt x="466823" y="159507"/>
-                                </a:lnTo>
-                                <a:lnTo>
-                                  <a:pt x="476249" y="145400"/>
-                                </a:lnTo>
-                                <a:lnTo>
-                                  <a:pt x="476249" y="26048"/>
-                                </a:lnTo>
-                                <a:lnTo>
-                                  <a:pt x="459726" y="9524"/>
-                                </a:lnTo>
-                                <a:lnTo>
-                                  <a:pt x="478561" y="9524"/>
-                                </a:lnTo>
-                                <a:lnTo>
-                                  <a:pt x="482985" y="13948"/>
-                                </a:lnTo>
-                                <a:lnTo>
-                                  <a:pt x="485774" y="20683"/>
-                                </a:lnTo>
-                                <a:lnTo>
-                                  <a:pt x="485774" y="150765"/>
-                                </a:lnTo>
-                                <a:lnTo>
-                                  <a:pt x="482985" y="157500"/>
-                                </a:lnTo>
-                                <a:lnTo>
-                                  <a:pt x="478561" y="161924"/>
-                                </a:lnTo>
-                                <a:close/>
-                              </a:path>
-                            </a:pathLst>
-                          </a:custGeom>
-                          <a:solidFill>
-                            <a:srgbClr val="C79059">
-                              <a:alpha val="19999"/>
-                            </a:srgbClr>
-                          </a:solidFill>
-                        </wps:spPr>
-                        <wps:bodyPr wrap="square" lIns="0" tIns="0" rIns="0" bIns="0" rtlCol="0">
-                          <a:prstTxWarp prst="textNoShape">
-                            <a:avLst/>
-                          </a:prstTxWarp>
-                          <a:noAutofit/>
-                        </wps:bodyPr>
-                      </wps:wsp>
-                      <wps:wsp>
-                        <wps:cNvPr id="22" name="Graphic 22"/>
-                        <wps:cNvSpPr/>
-                        <wps:spPr>
-                          <a:xfrm>
-                            <a:off x="219074" y="2666999"/>
-                            <a:ext cx="590550" cy="171450"/>
-                          </a:xfrm>
-                          <a:custGeom>
-                            <a:avLst/>
-                            <a:gdLst/>
-                            <a:ahLst/>
-                            <a:cxnLst/>
-                            <a:rect l="l" t="t" r="r" b="b"/>
-                            <a:pathLst>
-                              <a:path w="590550" h="171450">
-                                <a:moveTo>
-                                  <a:pt x="569865" y="171449"/>
-                                </a:moveTo>
-                                <a:lnTo>
-                                  <a:pt x="20684" y="171449"/>
-                                </a:lnTo>
-                                <a:lnTo>
-                                  <a:pt x="13949" y="168660"/>
-                                </a:lnTo>
-                                <a:lnTo>
-                                  <a:pt x="2789" y="157500"/>
-                                </a:lnTo>
-                                <a:lnTo>
-                                  <a:pt x="0" y="150765"/>
-                                </a:lnTo>
-                                <a:lnTo>
-                                  <a:pt x="0" y="20684"/>
-                                </a:lnTo>
-                                <a:lnTo>
-                                  <a:pt x="2789" y="13949"/>
-                                </a:lnTo>
-                                <a:lnTo>
-                                  <a:pt x="13949" y="2789"/>
-                                </a:lnTo>
-                                <a:lnTo>
-                                  <a:pt x="20684" y="0"/>
-                                </a:lnTo>
-                                <a:lnTo>
-                                  <a:pt x="569865" y="0"/>
-                                </a:lnTo>
-                                <a:lnTo>
-                                  <a:pt x="576600" y="2789"/>
-                                </a:lnTo>
-                                <a:lnTo>
-                                  <a:pt x="587760" y="13949"/>
-                                </a:lnTo>
-                                <a:lnTo>
-                                  <a:pt x="590549" y="20684"/>
-                                </a:lnTo>
-                                <a:lnTo>
-                                  <a:pt x="590549" y="150765"/>
-                                </a:lnTo>
-                                <a:lnTo>
-                                  <a:pt x="587760" y="157500"/>
-                                </a:lnTo>
-                                <a:lnTo>
-                                  <a:pt x="576600" y="168660"/>
-                                </a:lnTo>
-                                <a:lnTo>
-                                  <a:pt x="569865" y="171449"/>
-                                </a:lnTo>
-                                <a:close/>
-                              </a:path>
-                            </a:pathLst>
-                          </a:custGeom>
-                          <a:solidFill>
-                            <a:srgbClr val="C79059">
-                              <a:alpha val="12159"/>
-                            </a:srgbClr>
-                          </a:solidFill>
-                        </wps:spPr>
-                        <wps:bodyPr wrap="square" lIns="0" tIns="0" rIns="0" bIns="0" rtlCol="0">
-                          <a:prstTxWarp prst="textNoShape">
-                            <a:avLst/>
-                          </a:prstTxWarp>
-                          <a:noAutofit/>
-                        </wps:bodyPr>
-                      </wps:wsp>
-                      <wps:wsp>
-                        <wps:cNvPr id="23" name="Graphic 23"/>
-                        <wps:cNvSpPr/>
-                        <wps:spPr>
-                          <a:xfrm>
-                            <a:off x="219075" y="2666999"/>
-                            <a:ext cx="590550" cy="171450"/>
-                          </a:xfrm>
-                          <a:custGeom>
-                            <a:avLst/>
-                            <a:gdLst/>
-                            <a:ahLst/>
-                            <a:cxnLst/>
-                            <a:rect l="l" t="t" r="r" b="b"/>
-                            <a:pathLst>
-                              <a:path w="590550" h="171450">
-                                <a:moveTo>
-                                  <a:pt x="569865" y="171449"/>
-                                </a:moveTo>
-                                <a:lnTo>
-                                  <a:pt x="20684" y="171449"/>
-                                </a:lnTo>
-                                <a:lnTo>
-                                  <a:pt x="13949" y="168660"/>
-                                </a:lnTo>
-                                <a:lnTo>
-                                  <a:pt x="2789" y="157500"/>
-                                </a:lnTo>
-                                <a:lnTo>
-                                  <a:pt x="0" y="150765"/>
-                                </a:lnTo>
-                                <a:lnTo>
-                                  <a:pt x="0" y="20684"/>
-                                </a:lnTo>
-                                <a:lnTo>
-                                  <a:pt x="2789" y="13949"/>
-                                </a:lnTo>
-                                <a:lnTo>
-                                  <a:pt x="13949" y="2789"/>
-                                </a:lnTo>
-                                <a:lnTo>
-                                  <a:pt x="20684" y="0"/>
-                                </a:lnTo>
-                                <a:lnTo>
-                                  <a:pt x="569865" y="0"/>
-                                </a:lnTo>
-                                <a:lnTo>
-                                  <a:pt x="576600" y="2789"/>
-                                </a:lnTo>
-                                <a:lnTo>
-                                  <a:pt x="583335" y="9524"/>
-                                </a:lnTo>
-                                <a:lnTo>
-                                  <a:pt x="26048" y="9524"/>
-                                </a:lnTo>
-                                <a:lnTo>
-                                  <a:pt x="23618" y="10008"/>
-                                </a:lnTo>
-                                <a:lnTo>
-                                  <a:pt x="9524" y="26048"/>
-                                </a:lnTo>
-                                <a:lnTo>
-                                  <a:pt x="9524" y="145400"/>
-                                </a:lnTo>
-                                <a:lnTo>
-                                  <a:pt x="26048" y="161924"/>
-                                </a:lnTo>
-                                <a:lnTo>
-                                  <a:pt x="583336" y="161924"/>
-                                </a:lnTo>
-                                <a:lnTo>
-                                  <a:pt x="576600" y="168660"/>
-                                </a:lnTo>
-                                <a:lnTo>
-                                  <a:pt x="569865" y="171449"/>
-                                </a:lnTo>
-                                <a:close/>
-                              </a:path>
-                              <a:path w="590550" h="171450">
-                                <a:moveTo>
-                                  <a:pt x="583336" y="161924"/>
-                                </a:moveTo>
-                                <a:lnTo>
-                                  <a:pt x="564501" y="161924"/>
-                                </a:lnTo>
-                                <a:lnTo>
-                                  <a:pt x="566931" y="161441"/>
-                                </a:lnTo>
-                                <a:lnTo>
-                                  <a:pt x="571598" y="159507"/>
-                                </a:lnTo>
-                                <a:lnTo>
-                                  <a:pt x="581024" y="145400"/>
-                                </a:lnTo>
-                                <a:lnTo>
-                                  <a:pt x="581024" y="26048"/>
-                                </a:lnTo>
-                                <a:lnTo>
-                                  <a:pt x="564501" y="9524"/>
-                                </a:lnTo>
-                                <a:lnTo>
-                                  <a:pt x="583335" y="9524"/>
-                                </a:lnTo>
-                                <a:lnTo>
-                                  <a:pt x="587760" y="13949"/>
-                                </a:lnTo>
-                                <a:lnTo>
-                                  <a:pt x="590549" y="20684"/>
-                                </a:lnTo>
-                                <a:lnTo>
-                                  <a:pt x="590549" y="150765"/>
-                                </a:lnTo>
-                                <a:lnTo>
-                                  <a:pt x="587760" y="157500"/>
-                                </a:lnTo>
-                                <a:lnTo>
-                                  <a:pt x="583336" y="161924"/>
-                                </a:lnTo>
-                                <a:close/>
-                              </a:path>
-                            </a:pathLst>
-                          </a:custGeom>
-                          <a:solidFill>
-                            <a:srgbClr val="C79059">
-                              <a:alpha val="19999"/>
-                            </a:srgbClr>
-                          </a:solidFill>
-                        </wps:spPr>
-                        <wps:bodyPr wrap="square" lIns="0" tIns="0" rIns="0" bIns="0" rtlCol="0">
-                          <a:prstTxWarp prst="textNoShape">
-                            <a:avLst/>
-                          </a:prstTxWarp>
-                          <a:noAutofit/>
-                        </wps:bodyPr>
-                      </wps:wsp>
-                      <wps:wsp>
-                        <wps:cNvPr id="24" name="Graphic 24"/>
-                        <wps:cNvSpPr/>
-                        <wps:spPr>
-                          <a:xfrm>
-                            <a:off x="838199" y="2666999"/>
-                            <a:ext cx="552450" cy="171450"/>
-                          </a:xfrm>
-                          <a:custGeom>
-                            <a:avLst/>
-                            <a:gdLst/>
-                            <a:ahLst/>
-                            <a:cxnLst/>
-                            <a:rect l="l" t="t" r="r" b="b"/>
-                            <a:pathLst>
-                              <a:path w="552450" h="171450">
-                                <a:moveTo>
-                                  <a:pt x="531765" y="171449"/>
-                                </a:moveTo>
-                                <a:lnTo>
-                                  <a:pt x="20684" y="171449"/>
-                                </a:lnTo>
-                                <a:lnTo>
-                                  <a:pt x="13949" y="168660"/>
-                                </a:lnTo>
-                                <a:lnTo>
-                                  <a:pt x="2789" y="157500"/>
-                                </a:lnTo>
-                                <a:lnTo>
-                                  <a:pt x="0" y="150765"/>
-                                </a:lnTo>
-                                <a:lnTo>
-                                  <a:pt x="0" y="20684"/>
-                                </a:lnTo>
-                                <a:lnTo>
-                                  <a:pt x="2789" y="13949"/>
-                                </a:lnTo>
-                                <a:lnTo>
-                                  <a:pt x="13949" y="2789"/>
-                                </a:lnTo>
-                                <a:lnTo>
-                                  <a:pt x="20684" y="0"/>
-                                </a:lnTo>
-                                <a:lnTo>
-                                  <a:pt x="531765" y="0"/>
-                                </a:lnTo>
-                                <a:lnTo>
-                                  <a:pt x="538500" y="2789"/>
-                                </a:lnTo>
-                                <a:lnTo>
-                                  <a:pt x="549660" y="13949"/>
-                                </a:lnTo>
-                                <a:lnTo>
-                                  <a:pt x="552449" y="20684"/>
-                                </a:lnTo>
-                                <a:lnTo>
-                                  <a:pt x="552449" y="150765"/>
-                                </a:lnTo>
-                                <a:lnTo>
-                                  <a:pt x="549660" y="157500"/>
-                                </a:lnTo>
-                                <a:lnTo>
-                                  <a:pt x="538500" y="168660"/>
-                                </a:lnTo>
-                                <a:lnTo>
-                                  <a:pt x="531765" y="171449"/>
-                                </a:lnTo>
-                                <a:close/>
-                              </a:path>
-                            </a:pathLst>
-                          </a:custGeom>
-                          <a:solidFill>
-                            <a:srgbClr val="C79059">
-                              <a:alpha val="12159"/>
-                            </a:srgbClr>
-                          </a:solidFill>
-                        </wps:spPr>
-                        <wps:bodyPr wrap="square" lIns="0" tIns="0" rIns="0" bIns="0" rtlCol="0">
-                          <a:prstTxWarp prst="textNoShape">
-                            <a:avLst/>
-                          </a:prstTxWarp>
-                          <a:noAutofit/>
-                        </wps:bodyPr>
-                      </wps:wsp>
-                      <wps:wsp>
-                        <wps:cNvPr id="25" name="Graphic 25"/>
-                        <wps:cNvSpPr/>
-                        <wps:spPr>
-                          <a:xfrm>
-                            <a:off x="838199" y="2666999"/>
-                            <a:ext cx="552450" cy="171450"/>
-                          </a:xfrm>
-                          <a:custGeom>
-                            <a:avLst/>
-                            <a:gdLst/>
-                            <a:ahLst/>
-                            <a:cxnLst/>
-                            <a:rect l="l" t="t" r="r" b="b"/>
-                            <a:pathLst>
-                              <a:path w="552450" h="171450">
-                                <a:moveTo>
-                                  <a:pt x="531765" y="171449"/>
-                                </a:moveTo>
-                                <a:lnTo>
-                                  <a:pt x="20684" y="171449"/>
-                                </a:lnTo>
-                                <a:lnTo>
-                                  <a:pt x="13949" y="168660"/>
-                                </a:lnTo>
-                                <a:lnTo>
-                                  <a:pt x="2789" y="157500"/>
-                                </a:lnTo>
-                                <a:lnTo>
-                                  <a:pt x="0" y="150765"/>
-                                </a:lnTo>
-                                <a:lnTo>
-                                  <a:pt x="0" y="20684"/>
-                                </a:lnTo>
-                                <a:lnTo>
-                                  <a:pt x="2789" y="13949"/>
-                                </a:lnTo>
-                                <a:lnTo>
-                                  <a:pt x="13949" y="2789"/>
-                                </a:lnTo>
-                                <a:lnTo>
-                                  <a:pt x="20684" y="0"/>
-                                </a:lnTo>
-                                <a:lnTo>
-                                  <a:pt x="531765" y="0"/>
-                                </a:lnTo>
-                                <a:lnTo>
-                                  <a:pt x="538500" y="2789"/>
-                                </a:lnTo>
-                                <a:lnTo>
-                                  <a:pt x="545235" y="9524"/>
-                                </a:lnTo>
-                                <a:lnTo>
-                                  <a:pt x="26048" y="9524"/>
-                                </a:lnTo>
-                                <a:lnTo>
-                                  <a:pt x="23618" y="10008"/>
-                                </a:lnTo>
-                                <a:lnTo>
-                                  <a:pt x="9524" y="26048"/>
-                                </a:lnTo>
-                                <a:lnTo>
-                                  <a:pt x="9524" y="145400"/>
-                                </a:lnTo>
-                                <a:lnTo>
-                                  <a:pt x="26048" y="161924"/>
-                                </a:lnTo>
-                                <a:lnTo>
-                                  <a:pt x="545236" y="161924"/>
-                                </a:lnTo>
-                                <a:lnTo>
-                                  <a:pt x="538500" y="168660"/>
-                                </a:lnTo>
-                                <a:lnTo>
-                                  <a:pt x="531765" y="171449"/>
-                                </a:lnTo>
-                                <a:close/>
-                              </a:path>
-                              <a:path w="552450" h="171450">
-                                <a:moveTo>
-                                  <a:pt x="545236" y="161924"/>
-                                </a:moveTo>
-                                <a:lnTo>
-                                  <a:pt x="526401" y="161924"/>
-                                </a:lnTo>
-                                <a:lnTo>
-                                  <a:pt x="528831" y="161441"/>
-                                </a:lnTo>
-                                <a:lnTo>
-                                  <a:pt x="533498" y="159507"/>
-                                </a:lnTo>
-                                <a:lnTo>
-                                  <a:pt x="542924" y="145400"/>
-                                </a:lnTo>
-                                <a:lnTo>
-                                  <a:pt x="542924" y="26048"/>
-                                </a:lnTo>
-                                <a:lnTo>
-                                  <a:pt x="526401" y="9524"/>
-                                </a:lnTo>
-                                <a:lnTo>
-                                  <a:pt x="545235" y="9524"/>
-                                </a:lnTo>
-                                <a:lnTo>
-                                  <a:pt x="549660" y="13949"/>
-                                </a:lnTo>
-                                <a:lnTo>
-                                  <a:pt x="552449" y="20684"/>
-                                </a:lnTo>
-                                <a:lnTo>
-                                  <a:pt x="552449" y="150765"/>
-                                </a:lnTo>
-                                <a:lnTo>
-                                  <a:pt x="549660" y="157500"/>
-                                </a:lnTo>
-                                <a:lnTo>
-                                  <a:pt x="545236" y="161924"/>
-                                </a:lnTo>
-                                <a:close/>
-                              </a:path>
-                            </a:pathLst>
-                          </a:custGeom>
-                          <a:solidFill>
-                            <a:srgbClr val="C79059">
-                              <a:alpha val="19999"/>
-                            </a:srgbClr>
-                          </a:solidFill>
-                        </wps:spPr>
-                        <wps:bodyPr wrap="square" lIns="0" tIns="0" rIns="0" bIns="0" rtlCol="0">
-                          <a:prstTxWarp prst="textNoShape">
-                            <a:avLst/>
-                          </a:prstTxWarp>
-                          <a:noAutofit/>
-                        </wps:bodyPr>
-                      </wps:wsp>
-                      <wps:wsp>
-                        <wps:cNvPr id="26" name="Graphic 26"/>
-                        <wps:cNvSpPr/>
-                        <wps:spPr>
-                          <a:xfrm>
-                            <a:off x="1419224" y="2666999"/>
-                            <a:ext cx="542925" cy="171450"/>
-                          </a:xfrm>
-                          <a:custGeom>
-                            <a:avLst/>
-                            <a:gdLst/>
-                            <a:ahLst/>
-                            <a:cxnLst/>
-                            <a:rect l="l" t="t" r="r" b="b"/>
-                            <a:pathLst>
-                              <a:path w="542925" h="171450">
-                                <a:moveTo>
-                                  <a:pt x="522240" y="171449"/>
-                                </a:moveTo>
-                                <a:lnTo>
-                                  <a:pt x="20684" y="171449"/>
-                                </a:lnTo>
-                                <a:lnTo>
-                                  <a:pt x="13949" y="168660"/>
-                                </a:lnTo>
-                                <a:lnTo>
-                                  <a:pt x="2789" y="157500"/>
-                                </a:lnTo>
-                                <a:lnTo>
-                                  <a:pt x="0" y="150765"/>
-                                </a:lnTo>
-                                <a:lnTo>
-                                  <a:pt x="0" y="20684"/>
-                                </a:lnTo>
-                                <a:lnTo>
-                                  <a:pt x="2789" y="13949"/>
-                                </a:lnTo>
-                                <a:lnTo>
-                                  <a:pt x="13949" y="2789"/>
-                                </a:lnTo>
-                                <a:lnTo>
-                                  <a:pt x="20684" y="0"/>
-                                </a:lnTo>
-                                <a:lnTo>
-                                  <a:pt x="522240" y="0"/>
-                                </a:lnTo>
-                                <a:lnTo>
-                                  <a:pt x="528975" y="2789"/>
-                                </a:lnTo>
-                                <a:lnTo>
-                                  <a:pt x="540135" y="13949"/>
-                                </a:lnTo>
-                                <a:lnTo>
-                                  <a:pt x="542924" y="20684"/>
-                                </a:lnTo>
-                                <a:lnTo>
-                                  <a:pt x="542924" y="150765"/>
-                                </a:lnTo>
-                                <a:lnTo>
-                                  <a:pt x="540135" y="157500"/>
-                                </a:lnTo>
-                                <a:lnTo>
-                                  <a:pt x="528975" y="168660"/>
-                                </a:lnTo>
-                                <a:lnTo>
-                                  <a:pt x="522240" y="171449"/>
-                                </a:lnTo>
-                                <a:close/>
-                              </a:path>
-                            </a:pathLst>
-                          </a:custGeom>
-                          <a:solidFill>
-                            <a:srgbClr val="C79059">
-                              <a:alpha val="12159"/>
-                            </a:srgbClr>
-                          </a:solidFill>
-                        </wps:spPr>
-                        <wps:bodyPr wrap="square" lIns="0" tIns="0" rIns="0" bIns="0" rtlCol="0">
-                          <a:prstTxWarp prst="textNoShape">
-                            <a:avLst/>
-                          </a:prstTxWarp>
-                          <a:noAutofit/>
-                        </wps:bodyPr>
-                      </wps:wsp>
-                      <wps:wsp>
-                        <wps:cNvPr id="27" name="Graphic 27"/>
-                        <wps:cNvSpPr/>
-                        <wps:spPr>
-                          <a:xfrm>
-                            <a:off x="1419224" y="2666999"/>
-                            <a:ext cx="542925" cy="171450"/>
-                          </a:xfrm>
-                          <a:custGeom>
-                            <a:avLst/>
-                            <a:gdLst/>
-                            <a:ahLst/>
-                            <a:cxnLst/>
-                            <a:rect l="l" t="t" r="r" b="b"/>
-                            <a:pathLst>
-                              <a:path w="542925" h="171450">
-                                <a:moveTo>
-                                  <a:pt x="522240" y="171449"/>
-                                </a:moveTo>
-                                <a:lnTo>
-                                  <a:pt x="20684" y="171449"/>
-                                </a:lnTo>
-                                <a:lnTo>
-                                  <a:pt x="13949" y="168660"/>
-                                </a:lnTo>
-                                <a:lnTo>
-                                  <a:pt x="2789" y="157500"/>
-                                </a:lnTo>
-                                <a:lnTo>
-                                  <a:pt x="0" y="150765"/>
-                                </a:lnTo>
-                                <a:lnTo>
-                                  <a:pt x="0" y="20684"/>
-                                </a:lnTo>
-                                <a:lnTo>
-                                  <a:pt x="2789" y="13949"/>
-                                </a:lnTo>
-                                <a:lnTo>
-                                  <a:pt x="13949" y="2789"/>
-                                </a:lnTo>
-                                <a:lnTo>
-                                  <a:pt x="20684" y="0"/>
-                                </a:lnTo>
-                                <a:lnTo>
-                                  <a:pt x="522240" y="0"/>
-                                </a:lnTo>
-                                <a:lnTo>
-                                  <a:pt x="528975" y="2789"/>
-                                </a:lnTo>
-                                <a:lnTo>
-                                  <a:pt x="535710" y="9524"/>
-                                </a:lnTo>
-                                <a:lnTo>
-                                  <a:pt x="26048" y="9524"/>
-                                </a:lnTo>
-                                <a:lnTo>
-                                  <a:pt x="23618" y="10008"/>
-                                </a:lnTo>
-                                <a:lnTo>
-                                  <a:pt x="9524" y="26048"/>
-                                </a:lnTo>
-                                <a:lnTo>
-                                  <a:pt x="9524" y="145400"/>
-                                </a:lnTo>
-                                <a:lnTo>
-                                  <a:pt x="26048" y="161924"/>
-                                </a:lnTo>
-                                <a:lnTo>
-                                  <a:pt x="535711" y="161924"/>
-                                </a:lnTo>
-                                <a:lnTo>
-                                  <a:pt x="528975" y="168660"/>
-                                </a:lnTo>
-                                <a:lnTo>
-                                  <a:pt x="522240" y="171449"/>
-                                </a:lnTo>
-                                <a:close/>
-                              </a:path>
-                              <a:path w="542925" h="171450">
-                                <a:moveTo>
-                                  <a:pt x="535711" y="161924"/>
-                                </a:moveTo>
-                                <a:lnTo>
-                                  <a:pt x="516876" y="161924"/>
-                                </a:lnTo>
-                                <a:lnTo>
-                                  <a:pt x="519306" y="161441"/>
-                                </a:lnTo>
-                                <a:lnTo>
-                                  <a:pt x="523973" y="159507"/>
-                                </a:lnTo>
-                                <a:lnTo>
-                                  <a:pt x="533399" y="145400"/>
-                                </a:lnTo>
-                                <a:lnTo>
-                                  <a:pt x="533399" y="26048"/>
-                                </a:lnTo>
-                                <a:lnTo>
-                                  <a:pt x="516876" y="9524"/>
-                                </a:lnTo>
-                                <a:lnTo>
-                                  <a:pt x="535710" y="9524"/>
-                                </a:lnTo>
-                                <a:lnTo>
-                                  <a:pt x="540135" y="13949"/>
-                                </a:lnTo>
-                                <a:lnTo>
-                                  <a:pt x="542924" y="20684"/>
-                                </a:lnTo>
-                                <a:lnTo>
-                                  <a:pt x="542924" y="150765"/>
-                                </a:lnTo>
-                                <a:lnTo>
-                                  <a:pt x="540135" y="157500"/>
-                                </a:lnTo>
-                                <a:lnTo>
-                                  <a:pt x="535711" y="161924"/>
-                                </a:lnTo>
-                                <a:close/>
-                              </a:path>
-                            </a:pathLst>
-                          </a:custGeom>
-                          <a:solidFill>
-                            <a:srgbClr val="C79059">
-                              <a:alpha val="19999"/>
-                            </a:srgbClr>
-                          </a:solidFill>
-                        </wps:spPr>
-                        <wps:bodyPr wrap="square" lIns="0" tIns="0" rIns="0" bIns="0" rtlCol="0">
-                          <a:prstTxWarp prst="textNoShape">
-                            <a:avLst/>
-                          </a:prstTxWarp>
-                          <a:noAutofit/>
-                        </wps:bodyPr>
-                      </wps:wsp>
-                      <wps:wsp>
-                        <wps:cNvPr id="28" name="Graphic 28"/>
-                        <wps:cNvSpPr/>
-                        <wps:spPr>
-                          <a:xfrm>
-                            <a:off x="219074" y="2867024"/>
-                            <a:ext cx="628650" cy="171450"/>
-                          </a:xfrm>
-                          <a:custGeom>
-                            <a:avLst/>
-                            <a:gdLst/>
-                            <a:ahLst/>
-                            <a:cxnLst/>
-                            <a:rect l="l" t="t" r="r" b="b"/>
-                            <a:pathLst>
-                              <a:path w="628650" h="171450">
-                                <a:moveTo>
-                                  <a:pt x="607965" y="171449"/>
-                                </a:moveTo>
-                                <a:lnTo>
-                                  <a:pt x="20684" y="171449"/>
-                                </a:lnTo>
-                                <a:lnTo>
-                                  <a:pt x="13949" y="168659"/>
-                                </a:lnTo>
-                                <a:lnTo>
-                                  <a:pt x="2789" y="157500"/>
-                                </a:lnTo>
-                                <a:lnTo>
-                                  <a:pt x="0" y="150765"/>
-                                </a:lnTo>
-                                <a:lnTo>
-                                  <a:pt x="0" y="20684"/>
-                                </a:lnTo>
-                                <a:lnTo>
-                                  <a:pt x="2789" y="13948"/>
-                                </a:lnTo>
-                                <a:lnTo>
-                                  <a:pt x="13949" y="2789"/>
-                                </a:lnTo>
-                                <a:lnTo>
-                                  <a:pt x="20684" y="0"/>
-                                </a:lnTo>
-                                <a:lnTo>
-                                  <a:pt x="607965" y="0"/>
-                                </a:lnTo>
-                                <a:lnTo>
-                                  <a:pt x="614700" y="2789"/>
-                                </a:lnTo>
-                                <a:lnTo>
-                                  <a:pt x="625860" y="13948"/>
-                                </a:lnTo>
-                                <a:lnTo>
-                                  <a:pt x="628649" y="20684"/>
-                                </a:lnTo>
-                                <a:lnTo>
-                                  <a:pt x="628649" y="150765"/>
-                                </a:lnTo>
-                                <a:lnTo>
-                                  <a:pt x="625860" y="157500"/>
-                                </a:lnTo>
-                                <a:lnTo>
-                                  <a:pt x="614700" y="168659"/>
-                                </a:lnTo>
-                                <a:lnTo>
-                                  <a:pt x="607965" y="171449"/>
-                                </a:lnTo>
-                                <a:close/>
-                              </a:path>
-                            </a:pathLst>
-                          </a:custGeom>
-                          <a:solidFill>
-                            <a:srgbClr val="C79059">
-                              <a:alpha val="12159"/>
-                            </a:srgbClr>
-                          </a:solidFill>
-                        </wps:spPr>
-                        <wps:bodyPr wrap="square" lIns="0" tIns="0" rIns="0" bIns="0" rtlCol="0">
-                          <a:prstTxWarp prst="textNoShape">
-                            <a:avLst/>
-                          </a:prstTxWarp>
-                          <a:noAutofit/>
-                        </wps:bodyPr>
-                      </wps:wsp>
-                      <wps:wsp>
-                        <wps:cNvPr id="29" name="Graphic 29"/>
-                        <wps:cNvSpPr/>
-                        <wps:spPr>
-                          <a:xfrm>
-                            <a:off x="219075" y="2867024"/>
-                            <a:ext cx="628650" cy="171450"/>
-                          </a:xfrm>
-                          <a:custGeom>
-                            <a:avLst/>
-                            <a:gdLst/>
-                            <a:ahLst/>
-                            <a:cxnLst/>
-                            <a:rect l="l" t="t" r="r" b="b"/>
-                            <a:pathLst>
-                              <a:path w="628650" h="171450">
-                                <a:moveTo>
-                                  <a:pt x="607965" y="171449"/>
-                                </a:moveTo>
-                                <a:lnTo>
-                                  <a:pt x="20684" y="171449"/>
-                                </a:lnTo>
-                                <a:lnTo>
-                                  <a:pt x="13949" y="168659"/>
-                                </a:lnTo>
-                                <a:lnTo>
-                                  <a:pt x="2789" y="157500"/>
-                                </a:lnTo>
-                                <a:lnTo>
-                                  <a:pt x="0" y="150765"/>
-                                </a:lnTo>
-                                <a:lnTo>
-                                  <a:pt x="0" y="20684"/>
-                                </a:lnTo>
-                                <a:lnTo>
-                                  <a:pt x="2789" y="13948"/>
-                                </a:lnTo>
-                                <a:lnTo>
-                                  <a:pt x="13949" y="2789"/>
-                                </a:lnTo>
-                                <a:lnTo>
-                                  <a:pt x="20684" y="0"/>
-                                </a:lnTo>
-                                <a:lnTo>
-                                  <a:pt x="607965" y="0"/>
-                                </a:lnTo>
-                                <a:lnTo>
-                                  <a:pt x="614700" y="2789"/>
-                                </a:lnTo>
-                                <a:lnTo>
-                                  <a:pt x="621435" y="9524"/>
-                                </a:lnTo>
-                                <a:lnTo>
-                                  <a:pt x="26048" y="9524"/>
-                                </a:lnTo>
-                                <a:lnTo>
-                                  <a:pt x="23618" y="10008"/>
-                                </a:lnTo>
-                                <a:lnTo>
-                                  <a:pt x="9524" y="26048"/>
-                                </a:lnTo>
-                                <a:lnTo>
-                                  <a:pt x="9524" y="145400"/>
-                                </a:lnTo>
-                                <a:lnTo>
-                                  <a:pt x="26048" y="161924"/>
-                                </a:lnTo>
-                                <a:lnTo>
-                                  <a:pt x="621436" y="161924"/>
-                                </a:lnTo>
-                                <a:lnTo>
-                                  <a:pt x="614700" y="168659"/>
-                                </a:lnTo>
-                                <a:lnTo>
-                                  <a:pt x="607965" y="171449"/>
-                                </a:lnTo>
-                                <a:close/>
-                              </a:path>
-                              <a:path w="628650" h="171450">
-                                <a:moveTo>
-                                  <a:pt x="621436" y="161924"/>
-                                </a:moveTo>
-                                <a:lnTo>
-                                  <a:pt x="602601" y="161924"/>
-                                </a:lnTo>
-                                <a:lnTo>
-                                  <a:pt x="605031" y="161441"/>
-                                </a:lnTo>
-                                <a:lnTo>
-                                  <a:pt x="609698" y="159507"/>
-                                </a:lnTo>
-                                <a:lnTo>
-                                  <a:pt x="619124" y="145400"/>
-                                </a:lnTo>
-                                <a:lnTo>
-                                  <a:pt x="619124" y="26048"/>
-                                </a:lnTo>
-                                <a:lnTo>
-                                  <a:pt x="602601" y="9524"/>
-                                </a:lnTo>
-                                <a:lnTo>
-                                  <a:pt x="621435" y="9524"/>
-                                </a:lnTo>
-                                <a:lnTo>
-                                  <a:pt x="625860" y="13948"/>
-                                </a:lnTo>
-                                <a:lnTo>
-                                  <a:pt x="628649" y="20684"/>
-                                </a:lnTo>
-                                <a:lnTo>
-                                  <a:pt x="628649" y="150765"/>
-                                </a:lnTo>
-                                <a:lnTo>
-                                  <a:pt x="625860" y="157500"/>
-                                </a:lnTo>
-                                <a:lnTo>
-                                  <a:pt x="621436" y="161924"/>
-                                </a:lnTo>
-                                <a:close/>
-                              </a:path>
-                            </a:pathLst>
-                          </a:custGeom>
-                          <a:solidFill>
-                            <a:srgbClr val="C79059">
-                              <a:alpha val="19999"/>
-                            </a:srgbClr>
-                          </a:solidFill>
-                        </wps:spPr>
-                        <wps:bodyPr wrap="square" lIns="0" tIns="0" rIns="0" bIns="0" rtlCol="0">
-                          <a:prstTxWarp prst="textNoShape">
-                            <a:avLst/>
-                          </a:prstTxWarp>
-                          <a:noAutofit/>
-                        </wps:bodyPr>
-                      </wps:wsp>
-                      <wps:wsp>
-                        <wps:cNvPr id="30" name="Graphic 30"/>
-                        <wps:cNvSpPr/>
-                        <wps:spPr>
-                          <a:xfrm>
-                            <a:off x="876299" y="2867024"/>
-                            <a:ext cx="438150" cy="171450"/>
-                          </a:xfrm>
-                          <a:custGeom>
-                            <a:avLst/>
-                            <a:gdLst/>
-                            <a:ahLst/>
-                            <a:cxnLst/>
-                            <a:rect l="l" t="t" r="r" b="b"/>
-                            <a:pathLst>
-                              <a:path w="438150" h="171450">
-                                <a:moveTo>
-                                  <a:pt x="417465" y="171449"/>
-                                </a:moveTo>
-                                <a:lnTo>
-                                  <a:pt x="20684" y="171449"/>
-                                </a:lnTo>
-                                <a:lnTo>
-                                  <a:pt x="13949" y="168659"/>
-                                </a:lnTo>
-                                <a:lnTo>
-                                  <a:pt x="2789" y="157500"/>
-                                </a:lnTo>
-                                <a:lnTo>
-                                  <a:pt x="0" y="150765"/>
-                                </a:lnTo>
-                                <a:lnTo>
-                                  <a:pt x="0" y="20684"/>
-                                </a:lnTo>
-                                <a:lnTo>
-                                  <a:pt x="2789" y="13948"/>
-                                </a:lnTo>
-                                <a:lnTo>
-                                  <a:pt x="13949" y="2789"/>
-                                </a:lnTo>
-                                <a:lnTo>
-                                  <a:pt x="20684" y="0"/>
-                                </a:lnTo>
-                                <a:lnTo>
-                                  <a:pt x="417465" y="0"/>
-                                </a:lnTo>
-                                <a:lnTo>
-                                  <a:pt x="424200" y="2789"/>
-                                </a:lnTo>
-                                <a:lnTo>
-                                  <a:pt x="435360" y="13948"/>
-                                </a:lnTo>
-                                <a:lnTo>
-                                  <a:pt x="438149" y="20684"/>
-                                </a:lnTo>
-                                <a:lnTo>
-                                  <a:pt x="438149" y="150765"/>
-                                </a:lnTo>
-                                <a:lnTo>
-                                  <a:pt x="435360" y="157500"/>
-                                </a:lnTo>
-                                <a:lnTo>
-                                  <a:pt x="424200" y="168659"/>
-                                </a:lnTo>
-                                <a:lnTo>
-                                  <a:pt x="417465" y="171449"/>
-                                </a:lnTo>
-                                <a:close/>
-                              </a:path>
-                            </a:pathLst>
-                          </a:custGeom>
-                          <a:solidFill>
-                            <a:srgbClr val="C79059">
-                              <a:alpha val="12159"/>
-                            </a:srgbClr>
-                          </a:solidFill>
-                        </wps:spPr>
-                        <wps:bodyPr wrap="square" lIns="0" tIns="0" rIns="0" bIns="0" rtlCol="0">
-                          <a:prstTxWarp prst="textNoShape">
-                            <a:avLst/>
-                          </a:prstTxWarp>
-                          <a:noAutofit/>
-                        </wps:bodyPr>
-                      </wps:wsp>
-                      <wps:wsp>
-                        <wps:cNvPr id="31" name="Graphic 31"/>
-                        <wps:cNvSpPr/>
-                        <wps:spPr>
-                          <a:xfrm>
-                            <a:off x="876300" y="2867024"/>
-                            <a:ext cx="438150" cy="171450"/>
-                          </a:xfrm>
-                          <a:custGeom>
-                            <a:avLst/>
-                            <a:gdLst/>
-                            <a:ahLst/>
-                            <a:cxnLst/>
-                            <a:rect l="l" t="t" r="r" b="b"/>
-                            <a:pathLst>
-                              <a:path w="438150" h="171450">
-                                <a:moveTo>
-                                  <a:pt x="417465" y="171449"/>
-                                </a:moveTo>
-                                <a:lnTo>
-                                  <a:pt x="20684" y="171449"/>
-                                </a:lnTo>
-                                <a:lnTo>
-                                  <a:pt x="13949" y="168659"/>
-                                </a:lnTo>
-                                <a:lnTo>
-                                  <a:pt x="2789" y="157500"/>
-                                </a:lnTo>
-                                <a:lnTo>
-                                  <a:pt x="0" y="150765"/>
-                                </a:lnTo>
-                                <a:lnTo>
-                                  <a:pt x="0" y="20684"/>
-                                </a:lnTo>
-                                <a:lnTo>
-                                  <a:pt x="2789" y="13948"/>
-                                </a:lnTo>
-                                <a:lnTo>
-                                  <a:pt x="13949" y="2789"/>
-                                </a:lnTo>
-                                <a:lnTo>
-                                  <a:pt x="20684" y="0"/>
-                                </a:lnTo>
-                                <a:lnTo>
-                                  <a:pt x="417465" y="0"/>
-                                </a:lnTo>
-                                <a:lnTo>
-                                  <a:pt x="424200" y="2789"/>
-                                </a:lnTo>
-                                <a:lnTo>
-                                  <a:pt x="430936" y="9524"/>
-                                </a:lnTo>
-                                <a:lnTo>
-                                  <a:pt x="26048" y="9524"/>
-                                </a:lnTo>
-                                <a:lnTo>
-                                  <a:pt x="23618" y="10008"/>
-                                </a:lnTo>
-                                <a:lnTo>
-                                  <a:pt x="9524" y="26048"/>
-                                </a:lnTo>
-                                <a:lnTo>
-                                  <a:pt x="9524" y="145400"/>
-                                </a:lnTo>
-                                <a:lnTo>
-                                  <a:pt x="26048" y="161924"/>
-                                </a:lnTo>
-                                <a:lnTo>
-                                  <a:pt x="430936" y="161924"/>
-                                </a:lnTo>
-                                <a:lnTo>
-                                  <a:pt x="424200" y="168659"/>
-                                </a:lnTo>
-                                <a:lnTo>
-                                  <a:pt x="417465" y="171449"/>
-                                </a:lnTo>
-                                <a:close/>
-                              </a:path>
-                              <a:path w="438150" h="171450">
-                                <a:moveTo>
-                                  <a:pt x="430936" y="161924"/>
-                                </a:moveTo>
-                                <a:lnTo>
-                                  <a:pt x="412101" y="161924"/>
-                                </a:lnTo>
-                                <a:lnTo>
-                                  <a:pt x="414531" y="161441"/>
-                                </a:lnTo>
-                                <a:lnTo>
-                                  <a:pt x="419198" y="159507"/>
-                                </a:lnTo>
-                                <a:lnTo>
-                                  <a:pt x="428624" y="145400"/>
-                                </a:lnTo>
-                                <a:lnTo>
-                                  <a:pt x="428624" y="26048"/>
-                                </a:lnTo>
-                                <a:lnTo>
-                                  <a:pt x="412101" y="9524"/>
-                                </a:lnTo>
-                                <a:lnTo>
-                                  <a:pt x="430936" y="9524"/>
-                                </a:lnTo>
-                                <a:lnTo>
-                                  <a:pt x="435360" y="13948"/>
-                                </a:lnTo>
-                                <a:lnTo>
-                                  <a:pt x="438149" y="20684"/>
-                                </a:lnTo>
-                                <a:lnTo>
-                                  <a:pt x="438149" y="150765"/>
-                                </a:lnTo>
-                                <a:lnTo>
-                                  <a:pt x="435360" y="157500"/>
-                                </a:lnTo>
-                                <a:lnTo>
-                                  <a:pt x="430936" y="161924"/>
-                                </a:lnTo>
-                                <a:close/>
-                              </a:path>
-                            </a:pathLst>
-                          </a:custGeom>
-                          <a:solidFill>
-                            <a:srgbClr val="C79059">
-                              <a:alpha val="19999"/>
-                            </a:srgbClr>
-                          </a:solidFill>
-                        </wps:spPr>
-                        <wps:bodyPr wrap="square" lIns="0" tIns="0" rIns="0" bIns="0" rtlCol="0">
-                          <a:prstTxWarp prst="textNoShape">
-                            <a:avLst/>
-                          </a:prstTxWarp>
-                          <a:noAutofit/>
-                        </wps:bodyPr>
-                      </wps:wsp>
-                      <wps:wsp>
-                        <wps:cNvPr id="32" name="Graphic 32"/>
-                        <wps:cNvSpPr/>
-                        <wps:spPr>
-                          <a:xfrm>
-                            <a:off x="1343024" y="2867024"/>
-                            <a:ext cx="285750" cy="171450"/>
-                          </a:xfrm>
-                          <a:custGeom>
-                            <a:avLst/>
-                            <a:gdLst/>
-                            <a:ahLst/>
-                            <a:cxnLst/>
-                            <a:rect l="l" t="t" r="r" b="b"/>
-                            <a:pathLst>
-                              <a:path w="285750" h="171450">
-                                <a:moveTo>
-                                  <a:pt x="265065" y="171449"/>
-                                </a:moveTo>
-                                <a:lnTo>
-                                  <a:pt x="20684" y="171449"/>
-                                </a:lnTo>
-                                <a:lnTo>
-                                  <a:pt x="13949" y="168659"/>
-                                </a:lnTo>
-                                <a:lnTo>
-                                  <a:pt x="2789" y="157500"/>
-                                </a:lnTo>
-                                <a:lnTo>
-                                  <a:pt x="0" y="150765"/>
-                                </a:lnTo>
-                                <a:lnTo>
-                                  <a:pt x="0" y="20684"/>
-                                </a:lnTo>
-                                <a:lnTo>
-                                  <a:pt x="2789" y="13948"/>
-                                </a:lnTo>
-                                <a:lnTo>
-                                  <a:pt x="13949" y="2789"/>
-                                </a:lnTo>
-                                <a:lnTo>
-                                  <a:pt x="20684" y="0"/>
-                                </a:lnTo>
-                                <a:lnTo>
-                                  <a:pt x="265065" y="0"/>
-                                </a:lnTo>
-                                <a:lnTo>
-                                  <a:pt x="271800" y="2789"/>
-                                </a:lnTo>
-                                <a:lnTo>
-                                  <a:pt x="282960" y="13948"/>
-                                </a:lnTo>
-                                <a:lnTo>
-                                  <a:pt x="285749" y="20684"/>
-                                </a:lnTo>
-                                <a:lnTo>
-                                  <a:pt x="285749" y="150765"/>
-                                </a:lnTo>
-                                <a:lnTo>
-                                  <a:pt x="282960" y="157500"/>
-                                </a:lnTo>
-                                <a:lnTo>
-                                  <a:pt x="271800" y="168659"/>
-                                </a:lnTo>
-                                <a:lnTo>
-                                  <a:pt x="265065" y="171449"/>
-                                </a:lnTo>
-                                <a:close/>
-                              </a:path>
-                            </a:pathLst>
-                          </a:custGeom>
-                          <a:solidFill>
-                            <a:srgbClr val="C79059">
-                              <a:alpha val="12159"/>
-                            </a:srgbClr>
-                          </a:solidFill>
-                        </wps:spPr>
-                        <wps:bodyPr wrap="square" lIns="0" tIns="0" rIns="0" bIns="0" rtlCol="0">
-                          <a:prstTxWarp prst="textNoShape">
-                            <a:avLst/>
-                          </a:prstTxWarp>
-                          <a:noAutofit/>
-                        </wps:bodyPr>
-                      </wps:wsp>
-                      <wps:wsp>
-                        <wps:cNvPr id="33" name="Graphic 33"/>
-                        <wps:cNvSpPr/>
-                        <wps:spPr>
-                          <a:xfrm>
-                            <a:off x="1343024" y="2867024"/>
-                            <a:ext cx="285750" cy="171450"/>
-                          </a:xfrm>
-                          <a:custGeom>
-                            <a:avLst/>
-                            <a:gdLst/>
-                            <a:ahLst/>
-                            <a:cxnLst/>
-                            <a:rect l="l" t="t" r="r" b="b"/>
-                            <a:pathLst>
-                              <a:path w="285750" h="171450">
-                                <a:moveTo>
-                                  <a:pt x="265065" y="171449"/>
-                                </a:moveTo>
-                                <a:lnTo>
-                                  <a:pt x="20684" y="171449"/>
-                                </a:lnTo>
-                                <a:lnTo>
-                                  <a:pt x="13949" y="168659"/>
-                                </a:lnTo>
-                                <a:lnTo>
-                                  <a:pt x="2789" y="157500"/>
-                                </a:lnTo>
-                                <a:lnTo>
-                                  <a:pt x="0" y="150765"/>
-                                </a:lnTo>
-                                <a:lnTo>
-                                  <a:pt x="0" y="20684"/>
-                                </a:lnTo>
-                                <a:lnTo>
-                                  <a:pt x="2789" y="13948"/>
-                                </a:lnTo>
-                                <a:lnTo>
-                                  <a:pt x="13949" y="2789"/>
-                                </a:lnTo>
-                                <a:lnTo>
-                                  <a:pt x="20684" y="0"/>
-                                </a:lnTo>
-                                <a:lnTo>
-                                  <a:pt x="265065" y="0"/>
-                                </a:lnTo>
-                                <a:lnTo>
-                                  <a:pt x="271800" y="2789"/>
-                                </a:lnTo>
-                                <a:lnTo>
-                                  <a:pt x="278536" y="9524"/>
-                                </a:lnTo>
-                                <a:lnTo>
-                                  <a:pt x="26048" y="9524"/>
-                                </a:lnTo>
-                                <a:lnTo>
-                                  <a:pt x="23618" y="10008"/>
-                                </a:lnTo>
-                                <a:lnTo>
-                                  <a:pt x="9524" y="26048"/>
-                                </a:lnTo>
-                                <a:lnTo>
-                                  <a:pt x="9524" y="145400"/>
-                                </a:lnTo>
-                                <a:lnTo>
-                                  <a:pt x="26048" y="161924"/>
-                                </a:lnTo>
-                                <a:lnTo>
-                                  <a:pt x="278536" y="161924"/>
-                                </a:lnTo>
-                                <a:lnTo>
-                                  <a:pt x="271800" y="168659"/>
-                                </a:lnTo>
-                                <a:lnTo>
-                                  <a:pt x="265065" y="171449"/>
-                                </a:lnTo>
-                                <a:close/>
-                              </a:path>
-                              <a:path w="285750" h="171450">
-                                <a:moveTo>
-                                  <a:pt x="278536" y="161924"/>
-                                </a:moveTo>
-                                <a:lnTo>
-                                  <a:pt x="259701" y="161924"/>
-                                </a:lnTo>
-                                <a:lnTo>
-                                  <a:pt x="262130" y="161441"/>
-                                </a:lnTo>
-                                <a:lnTo>
-                                  <a:pt x="266798" y="159507"/>
-                                </a:lnTo>
-                                <a:lnTo>
-                                  <a:pt x="276224" y="145400"/>
-                                </a:lnTo>
-                                <a:lnTo>
-                                  <a:pt x="276224" y="26048"/>
-                                </a:lnTo>
-                                <a:lnTo>
-                                  <a:pt x="259701" y="9524"/>
-                                </a:lnTo>
-                                <a:lnTo>
-                                  <a:pt x="278536" y="9524"/>
-                                </a:lnTo>
-                                <a:lnTo>
-                                  <a:pt x="282960" y="13948"/>
-                                </a:lnTo>
-                                <a:lnTo>
-                                  <a:pt x="285749" y="20684"/>
-                                </a:lnTo>
-                                <a:lnTo>
-                                  <a:pt x="285749" y="150765"/>
-                                </a:lnTo>
-                                <a:lnTo>
-                                  <a:pt x="282960" y="157500"/>
-                                </a:lnTo>
-                                <a:lnTo>
-                                  <a:pt x="278536" y="161924"/>
-                                </a:lnTo>
-                                <a:close/>
-                              </a:path>
-                            </a:pathLst>
-                          </a:custGeom>
-                          <a:solidFill>
-                            <a:srgbClr val="C79059">
-                              <a:alpha val="19999"/>
-                            </a:srgbClr>
-                          </a:solidFill>
-                        </wps:spPr>
-                        <wps:bodyPr wrap="square" lIns="0" tIns="0" rIns="0" bIns="0" rtlCol="0">
-                          <a:prstTxWarp prst="textNoShape">
-                            <a:avLst/>
-                          </a:prstTxWarp>
-                          <a:noAutofit/>
-                        </wps:bodyPr>
-                      </wps:wsp>
-                      <wps:wsp>
-                        <wps:cNvPr id="34" name="Graphic 34"/>
-                        <wps:cNvSpPr/>
-                        <wps:spPr>
-                          <a:xfrm>
-                            <a:off x="219074" y="3067049"/>
-                            <a:ext cx="428625" cy="171450"/>
-                          </a:xfrm>
-                          <a:custGeom>
-                            <a:avLst/>
-                            <a:gdLst/>
-                            <a:ahLst/>
-                            <a:cxnLst/>
-                            <a:rect l="l" t="t" r="r" b="b"/>
-                            <a:pathLst>
-                              <a:path w="428625" h="171450">
-                                <a:moveTo>
-                                  <a:pt x="407940" y="171449"/>
-                                </a:moveTo>
-                                <a:lnTo>
-                                  <a:pt x="20684" y="171449"/>
-                                </a:lnTo>
-                                <a:lnTo>
-                                  <a:pt x="13949" y="168660"/>
-                                </a:lnTo>
-                                <a:lnTo>
-                                  <a:pt x="2789" y="157500"/>
-                                </a:lnTo>
-                                <a:lnTo>
-                                  <a:pt x="0" y="150765"/>
-                                </a:lnTo>
-                                <a:lnTo>
-                                  <a:pt x="0" y="20683"/>
-                                </a:lnTo>
-                                <a:lnTo>
-                                  <a:pt x="2789" y="13948"/>
-                                </a:lnTo>
-                                <a:lnTo>
-                                  <a:pt x="13949" y="2789"/>
-                                </a:lnTo>
-                                <a:lnTo>
-                                  <a:pt x="20684" y="0"/>
-                                </a:lnTo>
-                                <a:lnTo>
-                                  <a:pt x="407940" y="0"/>
-                                </a:lnTo>
-                                <a:lnTo>
-                                  <a:pt x="414675" y="2789"/>
-                                </a:lnTo>
-                                <a:lnTo>
-                                  <a:pt x="425835" y="13948"/>
-                                </a:lnTo>
-                                <a:lnTo>
-                                  <a:pt x="428624" y="20683"/>
-                                </a:lnTo>
-                                <a:lnTo>
-                                  <a:pt x="428624" y="150765"/>
-                                </a:lnTo>
-                                <a:lnTo>
-                                  <a:pt x="425835" y="157500"/>
-                                </a:lnTo>
-                                <a:lnTo>
-                                  <a:pt x="414675" y="168660"/>
-                                </a:lnTo>
-                                <a:lnTo>
-                                  <a:pt x="407940" y="171449"/>
-                                </a:lnTo>
-                                <a:close/>
-                              </a:path>
-                            </a:pathLst>
-                          </a:custGeom>
-                          <a:solidFill>
-                            <a:srgbClr val="C79059">
-                              <a:alpha val="12159"/>
-                            </a:srgbClr>
-                          </a:solidFill>
-                        </wps:spPr>
-                        <wps:bodyPr wrap="square" lIns="0" tIns="0" rIns="0" bIns="0" rtlCol="0">
-                          <a:prstTxWarp prst="textNoShape">
-                            <a:avLst/>
-                          </a:prstTxWarp>
-                          <a:noAutofit/>
-                        </wps:bodyPr>
-                      </wps:wsp>
-                      <wps:wsp>
-                        <wps:cNvPr id="35" name="Graphic 35"/>
-                        <wps:cNvSpPr/>
-                        <wps:spPr>
-                          <a:xfrm>
-                            <a:off x="219075" y="3067049"/>
-                            <a:ext cx="428625" cy="171450"/>
-                          </a:xfrm>
-                          <a:custGeom>
-                            <a:avLst/>
-                            <a:gdLst/>
-                            <a:ahLst/>
-                            <a:cxnLst/>
-                            <a:rect l="l" t="t" r="r" b="b"/>
-                            <a:pathLst>
-                              <a:path w="428625" h="171450">
-                                <a:moveTo>
-                                  <a:pt x="407940" y="171449"/>
-                                </a:moveTo>
-                                <a:lnTo>
-                                  <a:pt x="20684" y="171449"/>
-                                </a:lnTo>
-                                <a:lnTo>
-                                  <a:pt x="13949" y="168660"/>
-                                </a:lnTo>
-                                <a:lnTo>
-                                  <a:pt x="2789" y="157500"/>
-                                </a:lnTo>
-                                <a:lnTo>
-                                  <a:pt x="0" y="150765"/>
-                                </a:lnTo>
-                                <a:lnTo>
-                                  <a:pt x="0" y="20683"/>
-                                </a:lnTo>
-                                <a:lnTo>
-                                  <a:pt x="2789" y="13948"/>
-                                </a:lnTo>
-                                <a:lnTo>
-                                  <a:pt x="13949" y="2789"/>
-                                </a:lnTo>
-                                <a:lnTo>
-                                  <a:pt x="20684" y="0"/>
-                                </a:lnTo>
-                                <a:lnTo>
-                                  <a:pt x="407940" y="0"/>
-                                </a:lnTo>
-                                <a:lnTo>
-                                  <a:pt x="414675" y="2789"/>
-                                </a:lnTo>
-                                <a:lnTo>
-                                  <a:pt x="421411" y="9524"/>
-                                </a:lnTo>
-                                <a:lnTo>
-                                  <a:pt x="26048" y="9524"/>
-                                </a:lnTo>
-                                <a:lnTo>
-                                  <a:pt x="23618" y="10008"/>
-                                </a:lnTo>
-                                <a:lnTo>
-                                  <a:pt x="9524" y="26048"/>
-                                </a:lnTo>
-                                <a:lnTo>
-                                  <a:pt x="9524" y="145400"/>
-                                </a:lnTo>
-                                <a:lnTo>
-                                  <a:pt x="26048" y="161924"/>
-                                </a:lnTo>
-                                <a:lnTo>
-                                  <a:pt x="421411" y="161924"/>
-                                </a:lnTo>
-                                <a:lnTo>
-                                  <a:pt x="414675" y="168660"/>
-                                </a:lnTo>
-                                <a:lnTo>
-                                  <a:pt x="407940" y="171449"/>
-                                </a:lnTo>
-                                <a:close/>
-                              </a:path>
-                              <a:path w="428625" h="171450">
-                                <a:moveTo>
-                                  <a:pt x="421411" y="161924"/>
-                                </a:moveTo>
-                                <a:lnTo>
-                                  <a:pt x="402576" y="161924"/>
-                                </a:lnTo>
-                                <a:lnTo>
-                                  <a:pt x="405006" y="161441"/>
-                                </a:lnTo>
-                                <a:lnTo>
-                                  <a:pt x="409673" y="159507"/>
-                                </a:lnTo>
-                                <a:lnTo>
-                                  <a:pt x="419099" y="145400"/>
-                                </a:lnTo>
-                                <a:lnTo>
-                                  <a:pt x="419099" y="26048"/>
-                                </a:lnTo>
-                                <a:lnTo>
-                                  <a:pt x="402576" y="9524"/>
-                                </a:lnTo>
-                                <a:lnTo>
-                                  <a:pt x="421411" y="9524"/>
-                                </a:lnTo>
-                                <a:lnTo>
-                                  <a:pt x="425835" y="13948"/>
-                                </a:lnTo>
-                                <a:lnTo>
-                                  <a:pt x="428624" y="20683"/>
-                                </a:lnTo>
-                                <a:lnTo>
-                                  <a:pt x="428624" y="150765"/>
-                                </a:lnTo>
-                                <a:lnTo>
-                                  <a:pt x="425835" y="157500"/>
-                                </a:lnTo>
-                                <a:lnTo>
-                                  <a:pt x="421411" y="161924"/>
-                                </a:lnTo>
-                                <a:close/>
-                              </a:path>
-                            </a:pathLst>
-                          </a:custGeom>
-                          <a:solidFill>
-                            <a:srgbClr val="C79059">
-                              <a:alpha val="19999"/>
-                            </a:srgbClr>
-                          </a:solidFill>
-                        </wps:spPr>
-                        <wps:bodyPr wrap="square" lIns="0" tIns="0" rIns="0" bIns="0" rtlCol="0">
-                          <a:prstTxWarp prst="textNoShape">
-                            <a:avLst/>
-                          </a:prstTxWarp>
-                          <a:noAutofit/>
-                        </wps:bodyPr>
-                      </wps:wsp>
-                      <wps:wsp>
-                        <wps:cNvPr id="36" name="Graphic 36"/>
-                        <wps:cNvSpPr/>
-                        <wps:spPr>
-                          <a:xfrm>
-                            <a:off x="676274" y="3067049"/>
-                            <a:ext cx="762000" cy="171450"/>
-                          </a:xfrm>
-                          <a:custGeom>
-                            <a:avLst/>
-                            <a:gdLst/>
-                            <a:ahLst/>
-                            <a:cxnLst/>
-                            <a:rect l="l" t="t" r="r" b="b"/>
-                            <a:pathLst>
-                              <a:path w="762000" h="171450">
-                                <a:moveTo>
-                                  <a:pt x="741315" y="171449"/>
-                                </a:moveTo>
-                                <a:lnTo>
-                                  <a:pt x="20684" y="171449"/>
-                                </a:lnTo>
-                                <a:lnTo>
-                                  <a:pt x="13949" y="168660"/>
-                                </a:lnTo>
-                                <a:lnTo>
-                                  <a:pt x="2789" y="157500"/>
-                                </a:lnTo>
-                                <a:lnTo>
-                                  <a:pt x="0" y="150765"/>
-                                </a:lnTo>
-                                <a:lnTo>
-                                  <a:pt x="0" y="20683"/>
-                                </a:lnTo>
-                                <a:lnTo>
-                                  <a:pt x="2789" y="13948"/>
-                                </a:lnTo>
-                                <a:lnTo>
-                                  <a:pt x="13949" y="2789"/>
-                                </a:lnTo>
-                                <a:lnTo>
-                                  <a:pt x="20684" y="0"/>
-                                </a:lnTo>
-                                <a:lnTo>
-                                  <a:pt x="741315" y="0"/>
-                                </a:lnTo>
-                                <a:lnTo>
-                                  <a:pt x="748050" y="2789"/>
-                                </a:lnTo>
-                                <a:lnTo>
-                                  <a:pt x="759210" y="13948"/>
-                                </a:lnTo>
-                                <a:lnTo>
-                                  <a:pt x="761999" y="20683"/>
-                                </a:lnTo>
-                                <a:lnTo>
-                                  <a:pt x="761999" y="150765"/>
-                                </a:lnTo>
-                                <a:lnTo>
-                                  <a:pt x="759210" y="157500"/>
-                                </a:lnTo>
-                                <a:lnTo>
-                                  <a:pt x="748050" y="168660"/>
-                                </a:lnTo>
-                                <a:lnTo>
-                                  <a:pt x="741315" y="171449"/>
-                                </a:lnTo>
-                                <a:close/>
-                              </a:path>
-                            </a:pathLst>
-                          </a:custGeom>
-                          <a:solidFill>
-                            <a:srgbClr val="C79059">
-                              <a:alpha val="12159"/>
-                            </a:srgbClr>
-                          </a:solidFill>
-                        </wps:spPr>
-                        <wps:bodyPr wrap="square" lIns="0" tIns="0" rIns="0" bIns="0" rtlCol="0">
-                          <a:prstTxWarp prst="textNoShape">
-                            <a:avLst/>
-                          </a:prstTxWarp>
-                          <a:noAutofit/>
-                        </wps:bodyPr>
-                      </wps:wsp>
-                      <wps:wsp>
-                        <wps:cNvPr id="37" name="Graphic 37"/>
-                        <wps:cNvSpPr/>
-                        <wps:spPr>
-                          <a:xfrm>
-                            <a:off x="676274" y="3067049"/>
-                            <a:ext cx="762000" cy="171450"/>
-                          </a:xfrm>
-                          <a:custGeom>
-                            <a:avLst/>
-                            <a:gdLst/>
-                            <a:ahLst/>
-                            <a:cxnLst/>
-                            <a:rect l="l" t="t" r="r" b="b"/>
-                            <a:pathLst>
-                              <a:path w="762000" h="171450">
-                                <a:moveTo>
-                                  <a:pt x="741315" y="171449"/>
-                                </a:moveTo>
-                                <a:lnTo>
-                                  <a:pt x="20684" y="171449"/>
-                                </a:lnTo>
-                                <a:lnTo>
-                                  <a:pt x="13949" y="168660"/>
-                                </a:lnTo>
-                                <a:lnTo>
-                                  <a:pt x="2789" y="157500"/>
-                                </a:lnTo>
-                                <a:lnTo>
-                                  <a:pt x="0" y="150765"/>
-                                </a:lnTo>
-                                <a:lnTo>
-                                  <a:pt x="0" y="20683"/>
-                                </a:lnTo>
-                                <a:lnTo>
-                                  <a:pt x="2789" y="13948"/>
-                                </a:lnTo>
-                                <a:lnTo>
-                                  <a:pt x="13949" y="2789"/>
-                                </a:lnTo>
-                                <a:lnTo>
-                                  <a:pt x="20684" y="0"/>
-                                </a:lnTo>
-                                <a:lnTo>
-                                  <a:pt x="741315" y="0"/>
-                                </a:lnTo>
-                                <a:lnTo>
-                                  <a:pt x="748050" y="2789"/>
-                                </a:lnTo>
-                                <a:lnTo>
-                                  <a:pt x="754786" y="9524"/>
-                                </a:lnTo>
-                                <a:lnTo>
-                                  <a:pt x="26048" y="9524"/>
-                                </a:lnTo>
-                                <a:lnTo>
-                                  <a:pt x="23618" y="10008"/>
-                                </a:lnTo>
-                                <a:lnTo>
-                                  <a:pt x="9524" y="26048"/>
-                                </a:lnTo>
-                                <a:lnTo>
-                                  <a:pt x="9524" y="145400"/>
-                                </a:lnTo>
-                                <a:lnTo>
-                                  <a:pt x="26048" y="161924"/>
-                                </a:lnTo>
-                                <a:lnTo>
-                                  <a:pt x="754786" y="161924"/>
-                                </a:lnTo>
-                                <a:lnTo>
-                                  <a:pt x="748050" y="168660"/>
-                                </a:lnTo>
-                                <a:lnTo>
-                                  <a:pt x="741315" y="171449"/>
-                                </a:lnTo>
-                                <a:close/>
-                              </a:path>
-                              <a:path w="762000" h="171450">
-                                <a:moveTo>
-                                  <a:pt x="754786" y="161924"/>
-                                </a:moveTo>
-                                <a:lnTo>
-                                  <a:pt x="735950" y="161924"/>
-                                </a:lnTo>
-                                <a:lnTo>
-                                  <a:pt x="738380" y="161441"/>
-                                </a:lnTo>
-                                <a:lnTo>
-                                  <a:pt x="743048" y="159507"/>
-                                </a:lnTo>
-                                <a:lnTo>
-                                  <a:pt x="752474" y="145400"/>
-                                </a:lnTo>
-                                <a:lnTo>
-                                  <a:pt x="752474" y="26048"/>
-                                </a:lnTo>
-                                <a:lnTo>
-                                  <a:pt x="735950" y="9524"/>
-                                </a:lnTo>
-                                <a:lnTo>
-                                  <a:pt x="754786" y="9524"/>
-                                </a:lnTo>
-                                <a:lnTo>
-                                  <a:pt x="759210" y="13948"/>
-                                </a:lnTo>
-                                <a:lnTo>
-                                  <a:pt x="761999" y="20683"/>
-                                </a:lnTo>
-                                <a:lnTo>
-                                  <a:pt x="761999" y="150765"/>
-                                </a:lnTo>
-                                <a:lnTo>
-                                  <a:pt x="759210" y="157500"/>
-                                </a:lnTo>
-                                <a:lnTo>
-                                  <a:pt x="754786" y="161924"/>
-                                </a:lnTo>
-                                <a:close/>
-                              </a:path>
-                            </a:pathLst>
-                          </a:custGeom>
-                          <a:solidFill>
-                            <a:srgbClr val="C79059">
-                              <a:alpha val="19999"/>
-                            </a:srgbClr>
-                          </a:solidFill>
-                        </wps:spPr>
-                        <wps:bodyPr wrap="square" lIns="0" tIns="0" rIns="0" bIns="0" rtlCol="0">
-                          <a:prstTxWarp prst="textNoShape">
-                            <a:avLst/>
-                          </a:prstTxWarp>
-                          <a:noAutofit/>
-                        </wps:bodyPr>
-                      </wps:wsp>
-                      <wps:wsp>
-                        <wps:cNvPr id="38" name="Graphic 38"/>
-                        <wps:cNvSpPr/>
-                        <wps:spPr>
-                          <a:xfrm>
-                            <a:off x="219062" y="3486149"/>
-                            <a:ext cx="1752600" cy="2924175"/>
-                          </a:xfrm>
-                          <a:custGeom>
-                            <a:avLst/>
-                            <a:gdLst/>
-                            <a:ahLst/>
-                            <a:cxnLst/>
-                            <a:rect l="l" t="t" r="r" b="b"/>
-                            <a:pathLst>
-                              <a:path w="1752600" h="2924175">
-                                <a:moveTo>
-                                  <a:pt x="1752600" y="2914650"/>
-                                </a:moveTo>
-                                <a:lnTo>
-                                  <a:pt x="0" y="2914650"/>
-                                </a:lnTo>
-                                <a:lnTo>
-                                  <a:pt x="0" y="2924175"/>
-                                </a:lnTo>
-                                <a:lnTo>
-                                  <a:pt x="1752600" y="2924175"/>
-                                </a:lnTo>
-                                <a:lnTo>
-                                  <a:pt x="1752600" y="2914650"/>
-                                </a:lnTo>
-                                <a:close/>
-                              </a:path>
-                              <a:path w="1752600" h="2924175">
-                                <a:moveTo>
-                                  <a:pt x="1752600" y="2152650"/>
-                                </a:moveTo>
-                                <a:lnTo>
-                                  <a:pt x="0" y="2152650"/>
-                                </a:lnTo>
-                                <a:lnTo>
-                                  <a:pt x="0" y="2162175"/>
-                                </a:lnTo>
-                                <a:lnTo>
-                                  <a:pt x="1752600" y="2162175"/>
-                                </a:lnTo>
-                                <a:lnTo>
-                                  <a:pt x="1752600" y="2152650"/>
-                                </a:lnTo>
-                                <a:close/>
-                              </a:path>
-                              <a:path w="1752600" h="2924175">
-                                <a:moveTo>
-                                  <a:pt x="1752600" y="1238250"/>
-                                </a:moveTo>
-                                <a:lnTo>
-                                  <a:pt x="0" y="1238250"/>
-                                </a:lnTo>
-                                <a:lnTo>
-                                  <a:pt x="0" y="1247775"/>
-                                </a:lnTo>
-                                <a:lnTo>
-                                  <a:pt x="1752600" y="1247775"/>
-                                </a:lnTo>
-                                <a:lnTo>
-                                  <a:pt x="1752600" y="1238250"/>
-                                </a:lnTo>
-                                <a:close/>
-                              </a:path>
-                              <a:path w="1752600" h="2924175">
-                                <a:moveTo>
-                                  <a:pt x="1752600" y="0"/>
-                                </a:moveTo>
-                                <a:lnTo>
-                                  <a:pt x="0" y="0"/>
-                                </a:lnTo>
-                                <a:lnTo>
-                                  <a:pt x="0" y="9525"/>
-                                </a:lnTo>
-                                <a:lnTo>
-                                  <a:pt x="1752600" y="9525"/>
-                                </a:lnTo>
-                                <a:lnTo>
-                                  <a:pt x="1752600" y="0"/>
-                                </a:lnTo>
-                                <a:close/>
-                              </a:path>
-                            </a:pathLst>
-                          </a:custGeom>
-                          <a:solidFill>
-                            <a:srgbClr val="C79059">
-                              <a:alpha val="25099"/>
-                            </a:srgbClr>
-                          </a:solidFill>
-                        </wps:spPr>
-                        <wps:bodyPr wrap="square" lIns="0" tIns="0" rIns="0" bIns="0" rtlCol="0">
-                          <a:prstTxWarp prst="textNoShape">
-                            <a:avLst/>
-                          </a:prstTxWarp>
-                          <a:noAutofit/>
-                        </wps:bodyPr>
-                      </wps:wsp>
-                      <wps:wsp>
-                        <wps:cNvPr id="39" name="Graphic 39"/>
-                        <wps:cNvSpPr/>
-                        <wps:spPr>
-                          <a:xfrm>
-                            <a:off x="2466962" y="1876424"/>
-                            <a:ext cx="4981575" cy="733425"/>
-                          </a:xfrm>
-                          <a:custGeom>
-                            <a:avLst/>
-                            <a:gdLst/>
-                            <a:ahLst/>
-                            <a:cxnLst/>
-                            <a:rect l="l" t="t" r="r" b="b"/>
-                            <a:pathLst>
-                              <a:path w="4981575" h="733425">
-                                <a:moveTo>
-                                  <a:pt x="4981575" y="723900"/>
-                                </a:moveTo>
-                                <a:lnTo>
-                                  <a:pt x="0" y="723900"/>
-                                </a:lnTo>
-                                <a:lnTo>
-                                  <a:pt x="0" y="733425"/>
-                                </a:lnTo>
-                                <a:lnTo>
-                                  <a:pt x="4981575" y="733425"/>
-                                </a:lnTo>
-                                <a:lnTo>
-                                  <a:pt x="4981575" y="723900"/>
-                                </a:lnTo>
-                                <a:close/>
-                              </a:path>
-                              <a:path w="4981575" h="733425">
-                                <a:moveTo>
-                                  <a:pt x="4981575" y="0"/>
-                                </a:moveTo>
-                                <a:lnTo>
-                                  <a:pt x="0" y="0"/>
-                                </a:lnTo>
-                                <a:lnTo>
-                                  <a:pt x="0" y="9525"/>
-                                </a:lnTo>
-                                <a:lnTo>
-                                  <a:pt x="4981575" y="9525"/>
-                                </a:lnTo>
-                                <a:lnTo>
-                                  <a:pt x="4981575" y="0"/>
-                                </a:lnTo>
-                                <a:close/>
-                              </a:path>
-                            </a:pathLst>
-                          </a:custGeom>
-                          <a:solidFill>
-                            <a:srgbClr val="E2D9CD"/>
-                          </a:solidFill>
-                        </wps:spPr>
-                        <wps:bodyPr wrap="square" lIns="0" tIns="0" rIns="0" bIns="0" rtlCol="0">
-                          <a:prstTxWarp prst="textNoShape">
-                            <a:avLst/>
-                          </a:prstTxWarp>
-                          <a:noAutofit/>
-                        </wps:bodyPr>
-                      </wps:wsp>
-                      <wps:wsp>
-                        <wps:cNvPr id="40" name="Graphic 40"/>
-                        <wps:cNvSpPr/>
-                        <wps:spPr>
-                          <a:xfrm>
-                            <a:off x="2466974" y="1981199"/>
-                            <a:ext cx="1162050" cy="152400"/>
-                          </a:xfrm>
-                          <a:custGeom>
-                            <a:avLst/>
-                            <a:gdLst/>
-                            <a:ahLst/>
-                            <a:cxnLst/>
-                            <a:rect l="l" t="t" r="r" b="b"/>
-                            <a:pathLst>
-                              <a:path w="1162050" h="152400">
-                                <a:moveTo>
-                                  <a:pt x="1141365" y="152399"/>
-                                </a:moveTo>
-                                <a:lnTo>
-                                  <a:pt x="20684" y="152399"/>
-                                </a:lnTo>
-                                <a:lnTo>
-                                  <a:pt x="13948" y="149610"/>
-                                </a:lnTo>
-                                <a:lnTo>
-                                  <a:pt x="2789" y="138450"/>
-                                </a:lnTo>
-                                <a:lnTo>
-                                  <a:pt x="0" y="131715"/>
-                                </a:lnTo>
-                                <a:lnTo>
-                                  <a:pt x="0" y="20684"/>
-                                </a:lnTo>
-                                <a:lnTo>
-                                  <a:pt x="2789" y="13948"/>
-                                </a:lnTo>
-                                <a:lnTo>
-                                  <a:pt x="13948" y="2789"/>
-                                </a:lnTo>
-                                <a:lnTo>
-                                  <a:pt x="20684" y="0"/>
-                                </a:lnTo>
-                                <a:lnTo>
-                                  <a:pt x="1141365" y="0"/>
-                                </a:lnTo>
-                                <a:lnTo>
-                                  <a:pt x="1148100" y="2789"/>
-                                </a:lnTo>
-                                <a:lnTo>
-                                  <a:pt x="1159259" y="13948"/>
-                                </a:lnTo>
-                                <a:lnTo>
-                                  <a:pt x="1162049" y="20684"/>
-                                </a:lnTo>
-                                <a:lnTo>
-                                  <a:pt x="1162049" y="131715"/>
-                                </a:lnTo>
-                                <a:lnTo>
-                                  <a:pt x="1159259" y="138450"/>
-                                </a:lnTo>
-                                <a:lnTo>
-                                  <a:pt x="1148100" y="149610"/>
-                                </a:lnTo>
-                                <a:lnTo>
-                                  <a:pt x="1141365" y="152399"/>
-                                </a:lnTo>
-                                <a:close/>
-                              </a:path>
-                            </a:pathLst>
-                          </a:custGeom>
-                          <a:solidFill>
-                            <a:srgbClr val="C79059">
-                              <a:alpha val="10198"/>
-                            </a:srgbClr>
-                          </a:solidFill>
-                        </wps:spPr>
-                        <wps:bodyPr wrap="square" lIns="0" tIns="0" rIns="0" bIns="0" rtlCol="0">
-                          <a:prstTxWarp prst="textNoShape">
-                            <a:avLst/>
-                          </a:prstTxWarp>
-                          <a:noAutofit/>
-                        </wps:bodyPr>
-                      </wps:wsp>
-                      <wps:wsp>
-                        <wps:cNvPr id="41" name="Graphic 41"/>
-                        <wps:cNvSpPr/>
-                        <wps:spPr>
-                          <a:xfrm>
-                            <a:off x="2466974" y="1981199"/>
-                            <a:ext cx="1162050" cy="152400"/>
-                          </a:xfrm>
-                          <a:custGeom>
-                            <a:avLst/>
-                            <a:gdLst/>
-                            <a:ahLst/>
-                            <a:cxnLst/>
-                            <a:rect l="l" t="t" r="r" b="b"/>
-                            <a:pathLst>
-                              <a:path w="1162050" h="152400">
-                                <a:moveTo>
-                                  <a:pt x="1141365" y="152399"/>
-                                </a:moveTo>
-                                <a:lnTo>
-                                  <a:pt x="20684" y="152399"/>
-                                </a:lnTo>
-                                <a:lnTo>
-                                  <a:pt x="13948" y="149610"/>
-                                </a:lnTo>
-                                <a:lnTo>
-                                  <a:pt x="2789" y="138450"/>
-                                </a:lnTo>
-                                <a:lnTo>
-                                  <a:pt x="0" y="131715"/>
-                                </a:lnTo>
-                                <a:lnTo>
-                                  <a:pt x="0" y="20684"/>
-                                </a:lnTo>
-                                <a:lnTo>
-                                  <a:pt x="2789" y="13948"/>
-                                </a:lnTo>
-                                <a:lnTo>
-                                  <a:pt x="13948" y="2789"/>
-                                </a:lnTo>
-                                <a:lnTo>
-                                  <a:pt x="20684" y="0"/>
-                                </a:lnTo>
-                                <a:lnTo>
-                                  <a:pt x="1141365" y="0"/>
-                                </a:lnTo>
-                                <a:lnTo>
-                                  <a:pt x="1148100" y="2789"/>
-                                </a:lnTo>
-                                <a:lnTo>
-                                  <a:pt x="1154835" y="9524"/>
-                                </a:lnTo>
-                                <a:lnTo>
-                                  <a:pt x="26048" y="9524"/>
-                                </a:lnTo>
-                                <a:lnTo>
-                                  <a:pt x="23618" y="10008"/>
-                                </a:lnTo>
-                                <a:lnTo>
-                                  <a:pt x="9524" y="26048"/>
-                                </a:lnTo>
-                                <a:lnTo>
-                                  <a:pt x="9524" y="126351"/>
-                                </a:lnTo>
-                                <a:lnTo>
-                                  <a:pt x="26048" y="142874"/>
-                                </a:lnTo>
-                                <a:lnTo>
-                                  <a:pt x="1154836" y="142874"/>
-                                </a:lnTo>
-                                <a:lnTo>
-                                  <a:pt x="1148100" y="149610"/>
-                                </a:lnTo>
-                                <a:lnTo>
-                                  <a:pt x="1141365" y="152399"/>
-                                </a:lnTo>
-                                <a:close/>
-                              </a:path>
-                              <a:path w="1162050" h="152400">
-                                <a:moveTo>
-                                  <a:pt x="1154836" y="142874"/>
-                                </a:moveTo>
-                                <a:lnTo>
-                                  <a:pt x="1136000" y="142874"/>
-                                </a:lnTo>
-                                <a:lnTo>
-                                  <a:pt x="1138430" y="142391"/>
-                                </a:lnTo>
-                                <a:lnTo>
-                                  <a:pt x="1143098" y="140457"/>
-                                </a:lnTo>
-                                <a:lnTo>
-                                  <a:pt x="1152524" y="126351"/>
-                                </a:lnTo>
-                                <a:lnTo>
-                                  <a:pt x="1152524" y="26048"/>
-                                </a:lnTo>
-                                <a:lnTo>
-                                  <a:pt x="1136000" y="9524"/>
-                                </a:lnTo>
-                                <a:lnTo>
-                                  <a:pt x="1154835" y="9524"/>
-                                </a:lnTo>
-                                <a:lnTo>
-                                  <a:pt x="1159259" y="13948"/>
-                                </a:lnTo>
-                                <a:lnTo>
-                                  <a:pt x="1162049" y="20684"/>
-                                </a:lnTo>
-                                <a:lnTo>
-                                  <a:pt x="1162049" y="131715"/>
-                                </a:lnTo>
-                                <a:lnTo>
-                                  <a:pt x="1159259" y="138450"/>
-                                </a:lnTo>
-                                <a:lnTo>
-                                  <a:pt x="1154836" y="142874"/>
-                                </a:lnTo>
-                                <a:close/>
-                              </a:path>
-                            </a:pathLst>
-                          </a:custGeom>
-                          <a:solidFill>
-                            <a:srgbClr val="C79059">
-                              <a:alpha val="25099"/>
-                            </a:srgbClr>
-                          </a:solidFill>
-                        </wps:spPr>
-                        <wps:bodyPr wrap="square" lIns="0" tIns="0" rIns="0" bIns="0" rtlCol="0">
-                          <a:prstTxWarp prst="textNoShape">
-                            <a:avLst/>
-                          </a:prstTxWarp>
-                          <a:noAutofit/>
-                        </wps:bodyPr>
-                      </wps:wsp>
-                      <wps:wsp>
-                        <wps:cNvPr id="42" name="Graphic 42"/>
-                        <wps:cNvSpPr/>
-                        <wps:spPr>
-                          <a:xfrm>
-                            <a:off x="3667124" y="1981199"/>
-                            <a:ext cx="942975" cy="152400"/>
-                          </a:xfrm>
-                          <a:custGeom>
-                            <a:avLst/>
-                            <a:gdLst/>
-                            <a:ahLst/>
-                            <a:cxnLst/>
-                            <a:rect l="l" t="t" r="r" b="b"/>
-                            <a:pathLst>
-                              <a:path w="942975" h="152400">
-                                <a:moveTo>
-                                  <a:pt x="922290" y="152399"/>
-                                </a:moveTo>
-                                <a:lnTo>
-                                  <a:pt x="20684" y="152399"/>
-                                </a:lnTo>
-                                <a:lnTo>
-                                  <a:pt x="13949" y="149610"/>
-                                </a:lnTo>
-                                <a:lnTo>
-                                  <a:pt x="2789" y="138450"/>
-                                </a:lnTo>
-                                <a:lnTo>
-                                  <a:pt x="0" y="131715"/>
-                                </a:lnTo>
-                                <a:lnTo>
-                                  <a:pt x="0" y="20684"/>
-                                </a:lnTo>
-                                <a:lnTo>
-                                  <a:pt x="2789" y="13948"/>
-                                </a:lnTo>
-                                <a:lnTo>
-                                  <a:pt x="13949" y="2789"/>
-                                </a:lnTo>
-                                <a:lnTo>
-                                  <a:pt x="20684" y="0"/>
-                                </a:lnTo>
-                                <a:lnTo>
-                                  <a:pt x="922290" y="0"/>
-                                </a:lnTo>
-                                <a:lnTo>
-                                  <a:pt x="929026" y="2789"/>
-                                </a:lnTo>
-                                <a:lnTo>
-                                  <a:pt x="940185" y="13948"/>
-                                </a:lnTo>
-                                <a:lnTo>
-                                  <a:pt x="942974" y="20684"/>
-                                </a:lnTo>
-                                <a:lnTo>
-                                  <a:pt x="942974" y="131715"/>
-                                </a:lnTo>
-                                <a:lnTo>
-                                  <a:pt x="940185" y="138450"/>
-                                </a:lnTo>
-                                <a:lnTo>
-                                  <a:pt x="929026" y="149610"/>
-                                </a:lnTo>
-                                <a:lnTo>
-                                  <a:pt x="922290" y="152399"/>
-                                </a:lnTo>
-                                <a:close/>
-                              </a:path>
-                            </a:pathLst>
-                          </a:custGeom>
-                          <a:solidFill>
-                            <a:srgbClr val="C79059">
-                              <a:alpha val="10198"/>
-                            </a:srgbClr>
-                          </a:solidFill>
-                        </wps:spPr>
-                        <wps:bodyPr wrap="square" lIns="0" tIns="0" rIns="0" bIns="0" rtlCol="0">
-                          <a:prstTxWarp prst="textNoShape">
-                            <a:avLst/>
-                          </a:prstTxWarp>
-                          <a:noAutofit/>
-                        </wps:bodyPr>
-                      </wps:wsp>
-                      <wps:wsp>
-                        <wps:cNvPr id="43" name="Graphic 43"/>
-                        <wps:cNvSpPr/>
-                        <wps:spPr>
-                          <a:xfrm>
-                            <a:off x="3667124" y="1981199"/>
-                            <a:ext cx="942975" cy="152400"/>
-                          </a:xfrm>
-                          <a:custGeom>
-                            <a:avLst/>
-                            <a:gdLst/>
-                            <a:ahLst/>
-                            <a:cxnLst/>
-                            <a:rect l="l" t="t" r="r" b="b"/>
-                            <a:pathLst>
-                              <a:path w="942975" h="152400">
-                                <a:moveTo>
-                                  <a:pt x="922290" y="152399"/>
-                                </a:moveTo>
-                                <a:lnTo>
-                                  <a:pt x="20684" y="152399"/>
-                                </a:lnTo>
-                                <a:lnTo>
-                                  <a:pt x="13949" y="149610"/>
-                                </a:lnTo>
-                                <a:lnTo>
-                                  <a:pt x="2789" y="138450"/>
-                                </a:lnTo>
-                                <a:lnTo>
-                                  <a:pt x="0" y="131715"/>
-                                </a:lnTo>
-                                <a:lnTo>
-                                  <a:pt x="0" y="20684"/>
-                                </a:lnTo>
-                                <a:lnTo>
-                                  <a:pt x="2789" y="13948"/>
-                                </a:lnTo>
-                                <a:lnTo>
-                                  <a:pt x="13949" y="2789"/>
-                                </a:lnTo>
-                                <a:lnTo>
-                                  <a:pt x="20684" y="0"/>
-                                </a:lnTo>
-                                <a:lnTo>
-                                  <a:pt x="922290" y="0"/>
-                                </a:lnTo>
-                                <a:lnTo>
-                                  <a:pt x="929026" y="2789"/>
-                                </a:lnTo>
-                                <a:lnTo>
-                                  <a:pt x="935761" y="9524"/>
-                                </a:lnTo>
-                                <a:lnTo>
-                                  <a:pt x="26048" y="9524"/>
-                                </a:lnTo>
-                                <a:lnTo>
-                                  <a:pt x="23618" y="10008"/>
-                                </a:lnTo>
-                                <a:lnTo>
-                                  <a:pt x="9525" y="26048"/>
-                                </a:lnTo>
-                                <a:lnTo>
-                                  <a:pt x="9525" y="126351"/>
-                                </a:lnTo>
-                                <a:lnTo>
-                                  <a:pt x="26048" y="142874"/>
-                                </a:lnTo>
-                                <a:lnTo>
-                                  <a:pt x="935761" y="142874"/>
-                                </a:lnTo>
-                                <a:lnTo>
-                                  <a:pt x="929026" y="149610"/>
-                                </a:lnTo>
-                                <a:lnTo>
-                                  <a:pt x="922290" y="152399"/>
-                                </a:lnTo>
-                                <a:close/>
-                              </a:path>
-                              <a:path w="942975" h="152400">
-                                <a:moveTo>
-                                  <a:pt x="935761" y="142874"/>
-                                </a:moveTo>
-                                <a:lnTo>
-                                  <a:pt x="916925" y="142874"/>
-                                </a:lnTo>
-                                <a:lnTo>
-                                  <a:pt x="919355" y="142391"/>
-                                </a:lnTo>
-                                <a:lnTo>
-                                  <a:pt x="924023" y="140457"/>
-                                </a:lnTo>
-                                <a:lnTo>
-                                  <a:pt x="933449" y="126351"/>
-                                </a:lnTo>
-                                <a:lnTo>
-                                  <a:pt x="933449" y="26048"/>
-                                </a:lnTo>
-                                <a:lnTo>
-                                  <a:pt x="916925" y="9524"/>
-                                </a:lnTo>
-                                <a:lnTo>
-                                  <a:pt x="935761" y="9524"/>
-                                </a:lnTo>
-                                <a:lnTo>
-                                  <a:pt x="940185" y="13948"/>
-                                </a:lnTo>
-                                <a:lnTo>
-                                  <a:pt x="942974" y="20684"/>
-                                </a:lnTo>
-                                <a:lnTo>
-                                  <a:pt x="942974" y="131715"/>
-                                </a:lnTo>
-                                <a:lnTo>
-                                  <a:pt x="940185" y="138450"/>
-                                </a:lnTo>
-                                <a:lnTo>
-                                  <a:pt x="935761" y="142874"/>
-                                </a:lnTo>
-                                <a:close/>
-                              </a:path>
-                            </a:pathLst>
-                          </a:custGeom>
-                          <a:solidFill>
-                            <a:srgbClr val="C79059">
-                              <a:alpha val="25099"/>
-                            </a:srgbClr>
-                          </a:solidFill>
-                        </wps:spPr>
-                        <wps:bodyPr wrap="square" lIns="0" tIns="0" rIns="0" bIns="0" rtlCol="0">
-                          <a:prstTxWarp prst="textNoShape">
-                            <a:avLst/>
-                          </a:prstTxWarp>
-                          <a:noAutofit/>
-                        </wps:bodyPr>
-                      </wps:wsp>
-                      <wps:wsp>
-                        <wps:cNvPr id="44" name="Graphic 44"/>
-                        <wps:cNvSpPr/>
-                        <wps:spPr>
-                          <a:xfrm>
-                            <a:off x="4648199" y="1981199"/>
-                            <a:ext cx="981075" cy="152400"/>
-                          </a:xfrm>
-                          <a:custGeom>
-                            <a:avLst/>
-                            <a:gdLst/>
-                            <a:ahLst/>
-                            <a:cxnLst/>
-                            <a:rect l="l" t="t" r="r" b="b"/>
-                            <a:pathLst>
-                              <a:path w="981075" h="152400">
-                                <a:moveTo>
-                                  <a:pt x="960390" y="152399"/>
-                                </a:moveTo>
-                                <a:lnTo>
-                                  <a:pt x="20684" y="152399"/>
-                                </a:lnTo>
-                                <a:lnTo>
-                                  <a:pt x="13949" y="149610"/>
-                                </a:lnTo>
-                                <a:lnTo>
-                                  <a:pt x="2789" y="138450"/>
-                                </a:lnTo>
-                                <a:lnTo>
-                                  <a:pt x="0" y="131715"/>
-                                </a:lnTo>
-                                <a:lnTo>
-                                  <a:pt x="0" y="20684"/>
-                                </a:lnTo>
-                                <a:lnTo>
-                                  <a:pt x="2789" y="13948"/>
-                                </a:lnTo>
-                                <a:lnTo>
-                                  <a:pt x="13949" y="2789"/>
-                                </a:lnTo>
-                                <a:lnTo>
-                                  <a:pt x="20684" y="0"/>
-                                </a:lnTo>
-                                <a:lnTo>
-                                  <a:pt x="960390" y="0"/>
-                                </a:lnTo>
-                                <a:lnTo>
-                                  <a:pt x="967126" y="2789"/>
-                                </a:lnTo>
-                                <a:lnTo>
-                                  <a:pt x="978285" y="13948"/>
-                                </a:lnTo>
-                                <a:lnTo>
-                                  <a:pt x="981075" y="20684"/>
-                                </a:lnTo>
-                                <a:lnTo>
-                                  <a:pt x="981075" y="131715"/>
-                                </a:lnTo>
-                                <a:lnTo>
-                                  <a:pt x="978285" y="138450"/>
-                                </a:lnTo>
-                                <a:lnTo>
-                                  <a:pt x="967126" y="149610"/>
-                                </a:lnTo>
-                                <a:lnTo>
-                                  <a:pt x="960390" y="152399"/>
-                                </a:lnTo>
-                                <a:close/>
-                              </a:path>
-                            </a:pathLst>
-                          </a:custGeom>
-                          <a:solidFill>
-                            <a:srgbClr val="C79059">
-                              <a:alpha val="10198"/>
-                            </a:srgbClr>
-                          </a:solidFill>
-                        </wps:spPr>
-                        <wps:bodyPr wrap="square" lIns="0" tIns="0" rIns="0" bIns="0" rtlCol="0">
-                          <a:prstTxWarp prst="textNoShape">
-                            <a:avLst/>
-                          </a:prstTxWarp>
-                          <a:noAutofit/>
-                        </wps:bodyPr>
-                      </wps:wsp>
-                      <wps:wsp>
-                        <wps:cNvPr id="45" name="Graphic 45"/>
-                        <wps:cNvSpPr/>
-                        <wps:spPr>
-                          <a:xfrm>
-                            <a:off x="4648199" y="1981199"/>
-                            <a:ext cx="981075" cy="152400"/>
-                          </a:xfrm>
-                          <a:custGeom>
-                            <a:avLst/>
-                            <a:gdLst/>
-                            <a:ahLst/>
-                            <a:cxnLst/>
-                            <a:rect l="l" t="t" r="r" b="b"/>
-                            <a:pathLst>
-                              <a:path w="981075" h="152400">
-                                <a:moveTo>
-                                  <a:pt x="960390" y="152399"/>
-                                </a:moveTo>
-                                <a:lnTo>
-                                  <a:pt x="20684" y="152399"/>
-                                </a:lnTo>
-                                <a:lnTo>
-                                  <a:pt x="13949" y="149610"/>
-                                </a:lnTo>
-                                <a:lnTo>
-                                  <a:pt x="2789" y="138450"/>
-                                </a:lnTo>
-                                <a:lnTo>
-                                  <a:pt x="0" y="131715"/>
-                                </a:lnTo>
-                                <a:lnTo>
-                                  <a:pt x="0" y="20684"/>
-                                </a:lnTo>
-                                <a:lnTo>
-                                  <a:pt x="2789" y="13948"/>
-                                </a:lnTo>
-                                <a:lnTo>
-                                  <a:pt x="13949" y="2789"/>
-                                </a:lnTo>
-                                <a:lnTo>
-                                  <a:pt x="20684" y="0"/>
-                                </a:lnTo>
-                                <a:lnTo>
-                                  <a:pt x="960390" y="0"/>
-                                </a:lnTo>
-                                <a:lnTo>
-                                  <a:pt x="967126" y="2789"/>
-                                </a:lnTo>
-                                <a:lnTo>
-                                  <a:pt x="973861" y="9524"/>
-                                </a:lnTo>
-                                <a:lnTo>
-                                  <a:pt x="26048" y="9524"/>
-                                </a:lnTo>
-                                <a:lnTo>
-                                  <a:pt x="23618" y="10008"/>
-                                </a:lnTo>
-                                <a:lnTo>
-                                  <a:pt x="9524" y="26048"/>
-                                </a:lnTo>
-                                <a:lnTo>
-                                  <a:pt x="9524" y="126351"/>
-                                </a:lnTo>
-                                <a:lnTo>
-                                  <a:pt x="26048" y="142874"/>
-                                </a:lnTo>
-                                <a:lnTo>
-                                  <a:pt x="973861" y="142874"/>
-                                </a:lnTo>
-                                <a:lnTo>
-                                  <a:pt x="967126" y="149610"/>
-                                </a:lnTo>
-                                <a:lnTo>
-                                  <a:pt x="960390" y="152399"/>
-                                </a:lnTo>
-                                <a:close/>
-                              </a:path>
-                              <a:path w="981075" h="152400">
-                                <a:moveTo>
-                                  <a:pt x="973861" y="142874"/>
-                                </a:moveTo>
-                                <a:lnTo>
-                                  <a:pt x="955026" y="142874"/>
-                                </a:lnTo>
-                                <a:lnTo>
-                                  <a:pt x="957455" y="142391"/>
-                                </a:lnTo>
-                                <a:lnTo>
-                                  <a:pt x="962123" y="140457"/>
-                                </a:lnTo>
-                                <a:lnTo>
-                                  <a:pt x="971549" y="126351"/>
-                                </a:lnTo>
-                                <a:lnTo>
-                                  <a:pt x="971549" y="26048"/>
-                                </a:lnTo>
-                                <a:lnTo>
-                                  <a:pt x="955026" y="9524"/>
-                                </a:lnTo>
-                                <a:lnTo>
-                                  <a:pt x="973861" y="9524"/>
-                                </a:lnTo>
-                                <a:lnTo>
-                                  <a:pt x="978285" y="13948"/>
-                                </a:lnTo>
-                                <a:lnTo>
-                                  <a:pt x="981075" y="20684"/>
-                                </a:lnTo>
-                                <a:lnTo>
-                                  <a:pt x="981075" y="131715"/>
-                                </a:lnTo>
-                                <a:lnTo>
-                                  <a:pt x="978285" y="138450"/>
-                                </a:lnTo>
-                                <a:lnTo>
-                                  <a:pt x="973861" y="142874"/>
-                                </a:lnTo>
-                                <a:close/>
-                              </a:path>
-                            </a:pathLst>
-                          </a:custGeom>
-                          <a:solidFill>
-                            <a:srgbClr val="C79059">
-                              <a:alpha val="25099"/>
-                            </a:srgbClr>
-                          </a:solidFill>
-                        </wps:spPr>
-                        <wps:bodyPr wrap="square" lIns="0" tIns="0" rIns="0" bIns="0" rtlCol="0">
-                          <a:prstTxWarp prst="textNoShape">
-                            <a:avLst/>
-                          </a:prstTxWarp>
-                          <a:noAutofit/>
-                        </wps:bodyPr>
-                      </wps:wsp>
-                      <wps:wsp>
-                        <wps:cNvPr id="46" name="Graphic 46"/>
-                        <wps:cNvSpPr/>
-                        <wps:spPr>
-                          <a:xfrm>
-                            <a:off x="5667374" y="1981199"/>
-                            <a:ext cx="1200150" cy="152400"/>
-                          </a:xfrm>
-                          <a:custGeom>
-                            <a:avLst/>
-                            <a:gdLst/>
-                            <a:ahLst/>
-                            <a:cxnLst/>
-                            <a:rect l="l" t="t" r="r" b="b"/>
-                            <a:pathLst>
-                              <a:path w="1200150" h="152400">
-                                <a:moveTo>
-                                  <a:pt x="1179465" y="152399"/>
-                                </a:moveTo>
-                                <a:lnTo>
-                                  <a:pt x="20684" y="152399"/>
-                                </a:lnTo>
-                                <a:lnTo>
-                                  <a:pt x="13948" y="149610"/>
-                                </a:lnTo>
-                                <a:lnTo>
-                                  <a:pt x="2789" y="138450"/>
-                                </a:lnTo>
-                                <a:lnTo>
-                                  <a:pt x="0" y="131715"/>
-                                </a:lnTo>
-                                <a:lnTo>
-                                  <a:pt x="0" y="20684"/>
-                                </a:lnTo>
-                                <a:lnTo>
-                                  <a:pt x="2789" y="13948"/>
-                                </a:lnTo>
-                                <a:lnTo>
-                                  <a:pt x="13948" y="2789"/>
-                                </a:lnTo>
-                                <a:lnTo>
-                                  <a:pt x="20684" y="0"/>
-                                </a:lnTo>
-                                <a:lnTo>
-                                  <a:pt x="1179465" y="0"/>
-                                </a:lnTo>
-                                <a:lnTo>
-                                  <a:pt x="1186200" y="2789"/>
-                                </a:lnTo>
-                                <a:lnTo>
-                                  <a:pt x="1197359" y="13948"/>
-                                </a:lnTo>
-                                <a:lnTo>
-                                  <a:pt x="1200149" y="20684"/>
-                                </a:lnTo>
-                                <a:lnTo>
-                                  <a:pt x="1200149" y="131715"/>
-                                </a:lnTo>
-                                <a:lnTo>
-                                  <a:pt x="1197359" y="138450"/>
-                                </a:lnTo>
-                                <a:lnTo>
-                                  <a:pt x="1186200" y="149610"/>
-                                </a:lnTo>
-                                <a:lnTo>
-                                  <a:pt x="1179465" y="152399"/>
-                                </a:lnTo>
-                                <a:close/>
-                              </a:path>
-                            </a:pathLst>
-                          </a:custGeom>
-                          <a:solidFill>
-                            <a:srgbClr val="C79059">
-                              <a:alpha val="10198"/>
-                            </a:srgbClr>
-                          </a:solidFill>
-                        </wps:spPr>
-                        <wps:bodyPr wrap="square" lIns="0" tIns="0" rIns="0" bIns="0" rtlCol="0">
-                          <a:prstTxWarp prst="textNoShape">
-                            <a:avLst/>
-                          </a:prstTxWarp>
-                          <a:noAutofit/>
-                        </wps:bodyPr>
-                      </wps:wsp>
-                      <wps:wsp>
-                        <wps:cNvPr id="47" name="Graphic 47"/>
-                        <wps:cNvSpPr/>
-                        <wps:spPr>
-                          <a:xfrm>
-                            <a:off x="5667374" y="1981199"/>
-                            <a:ext cx="1200150" cy="152400"/>
-                          </a:xfrm>
-                          <a:custGeom>
-                            <a:avLst/>
-                            <a:gdLst/>
-                            <a:ahLst/>
-                            <a:cxnLst/>
-                            <a:rect l="l" t="t" r="r" b="b"/>
-                            <a:pathLst>
-                              <a:path w="1200150" h="152400">
-                                <a:moveTo>
-                                  <a:pt x="1179465" y="152399"/>
-                                </a:moveTo>
-                                <a:lnTo>
-                                  <a:pt x="20684" y="152399"/>
-                                </a:lnTo>
-                                <a:lnTo>
-                                  <a:pt x="13948" y="149610"/>
-                                </a:lnTo>
-                                <a:lnTo>
-                                  <a:pt x="2789" y="138450"/>
-                                </a:lnTo>
-                                <a:lnTo>
-                                  <a:pt x="0" y="131715"/>
-                                </a:lnTo>
-                                <a:lnTo>
-                                  <a:pt x="0" y="20684"/>
-                                </a:lnTo>
-                                <a:lnTo>
-                                  <a:pt x="2789" y="13948"/>
-                                </a:lnTo>
-                                <a:lnTo>
-                                  <a:pt x="13948" y="2789"/>
-                                </a:lnTo>
-                                <a:lnTo>
-                                  <a:pt x="20684" y="0"/>
-                                </a:lnTo>
-                                <a:lnTo>
-                                  <a:pt x="1179465" y="0"/>
-                                </a:lnTo>
-                                <a:lnTo>
-                                  <a:pt x="1186200" y="2789"/>
-                                </a:lnTo>
-                                <a:lnTo>
-                                  <a:pt x="1192935" y="9524"/>
-                                </a:lnTo>
-                                <a:lnTo>
-                                  <a:pt x="26048" y="9524"/>
-                                </a:lnTo>
-                                <a:lnTo>
-                                  <a:pt x="23618" y="10008"/>
-                                </a:lnTo>
-                                <a:lnTo>
-                                  <a:pt x="9524" y="26048"/>
-                                </a:lnTo>
-                                <a:lnTo>
-                                  <a:pt x="9524" y="126351"/>
-                                </a:lnTo>
-                                <a:lnTo>
-                                  <a:pt x="26048" y="142874"/>
-                                </a:lnTo>
-                                <a:lnTo>
-                                  <a:pt x="1192935" y="142874"/>
-                                </a:lnTo>
-                                <a:lnTo>
-                                  <a:pt x="1186200" y="149610"/>
-                                </a:lnTo>
-                                <a:lnTo>
-                                  <a:pt x="1179465" y="152399"/>
-                                </a:lnTo>
-                                <a:close/>
-                              </a:path>
-                              <a:path w="1200150" h="152400">
-                                <a:moveTo>
-                                  <a:pt x="1192935" y="142874"/>
-                                </a:moveTo>
-                                <a:lnTo>
-                                  <a:pt x="1174100" y="142874"/>
-                                </a:lnTo>
-                                <a:lnTo>
-                                  <a:pt x="1176530" y="142391"/>
-                                </a:lnTo>
-                                <a:lnTo>
-                                  <a:pt x="1181198" y="140457"/>
-                                </a:lnTo>
-                                <a:lnTo>
-                                  <a:pt x="1190624" y="126351"/>
-                                </a:lnTo>
-                                <a:lnTo>
-                                  <a:pt x="1190624" y="26048"/>
-                                </a:lnTo>
-                                <a:lnTo>
-                                  <a:pt x="1174100" y="9524"/>
-                                </a:lnTo>
-                                <a:lnTo>
-                                  <a:pt x="1192935" y="9524"/>
-                                </a:lnTo>
-                                <a:lnTo>
-                                  <a:pt x="1197359" y="13948"/>
-                                </a:lnTo>
-                                <a:lnTo>
-                                  <a:pt x="1200149" y="20684"/>
-                                </a:lnTo>
-                                <a:lnTo>
-                                  <a:pt x="1200149" y="131715"/>
-                                </a:lnTo>
-                                <a:lnTo>
-                                  <a:pt x="1197359" y="138450"/>
-                                </a:lnTo>
-                                <a:lnTo>
-                                  <a:pt x="1192935" y="142874"/>
-                                </a:lnTo>
-                                <a:close/>
-                              </a:path>
-                            </a:pathLst>
-                          </a:custGeom>
-                          <a:solidFill>
-                            <a:srgbClr val="C79059">
-                              <a:alpha val="25099"/>
-                            </a:srgbClr>
-                          </a:solidFill>
-                        </wps:spPr>
-                        <wps:bodyPr wrap="square" lIns="0" tIns="0" rIns="0" bIns="0" rtlCol="0">
-                          <a:prstTxWarp prst="textNoShape">
-                            <a:avLst/>
-                          </a:prstTxWarp>
-                          <a:noAutofit/>
-                        </wps:bodyPr>
-                      </wps:wsp>
-                      <wps:wsp>
-                        <wps:cNvPr id="48" name="Graphic 48"/>
-                        <wps:cNvSpPr/>
-                        <wps:spPr>
-                          <a:xfrm>
-                            <a:off x="2466974" y="2171699"/>
-                            <a:ext cx="942975" cy="152400"/>
-                          </a:xfrm>
-                          <a:custGeom>
-                            <a:avLst/>
-                            <a:gdLst/>
-                            <a:ahLst/>
-                            <a:cxnLst/>
-                            <a:rect l="l" t="t" r="r" b="b"/>
-                            <a:pathLst>
-                              <a:path w="942975" h="152400">
-                                <a:moveTo>
-                                  <a:pt x="922290" y="152399"/>
-                                </a:moveTo>
-                                <a:lnTo>
-                                  <a:pt x="20684" y="152399"/>
-                                </a:lnTo>
-                                <a:lnTo>
-                                  <a:pt x="13948" y="149610"/>
-                                </a:lnTo>
-                                <a:lnTo>
-                                  <a:pt x="2789" y="138450"/>
-                                </a:lnTo>
-                                <a:lnTo>
-                                  <a:pt x="0" y="131715"/>
-                                </a:lnTo>
-                                <a:lnTo>
-                                  <a:pt x="0" y="20684"/>
-                                </a:lnTo>
-                                <a:lnTo>
-                                  <a:pt x="2789" y="13948"/>
-                                </a:lnTo>
-                                <a:lnTo>
-                                  <a:pt x="13948" y="2789"/>
-                                </a:lnTo>
-                                <a:lnTo>
-                                  <a:pt x="20684" y="0"/>
-                                </a:lnTo>
-                                <a:lnTo>
-                                  <a:pt x="922290" y="0"/>
-                                </a:lnTo>
-                                <a:lnTo>
-                                  <a:pt x="929025" y="2789"/>
-                                </a:lnTo>
-                                <a:lnTo>
-                                  <a:pt x="940184" y="13948"/>
-                                </a:lnTo>
-                                <a:lnTo>
-                                  <a:pt x="942974" y="20684"/>
-                                </a:lnTo>
-                                <a:lnTo>
-                                  <a:pt x="942974" y="131715"/>
-                                </a:lnTo>
-                                <a:lnTo>
-                                  <a:pt x="940184" y="138450"/>
-                                </a:lnTo>
-                                <a:lnTo>
-                                  <a:pt x="929025" y="149610"/>
-                                </a:lnTo>
-                                <a:lnTo>
-                                  <a:pt x="922290" y="152399"/>
-                                </a:lnTo>
-                                <a:close/>
-                              </a:path>
-                            </a:pathLst>
-                          </a:custGeom>
-                          <a:solidFill>
-                            <a:srgbClr val="C79059">
-                              <a:alpha val="10198"/>
-                            </a:srgbClr>
-                          </a:solidFill>
-                        </wps:spPr>
-                        <wps:bodyPr wrap="square" lIns="0" tIns="0" rIns="0" bIns="0" rtlCol="0">
-                          <a:prstTxWarp prst="textNoShape">
-                            <a:avLst/>
-                          </a:prstTxWarp>
-                          <a:noAutofit/>
-                        </wps:bodyPr>
-                      </wps:wsp>
-                      <wps:wsp>
-                        <wps:cNvPr id="49" name="Graphic 49"/>
-                        <wps:cNvSpPr/>
-                        <wps:spPr>
-                          <a:xfrm>
-                            <a:off x="2466974" y="2171699"/>
-                            <a:ext cx="942975" cy="152400"/>
-                          </a:xfrm>
-                          <a:custGeom>
-                            <a:avLst/>
-                            <a:gdLst/>
-                            <a:ahLst/>
-                            <a:cxnLst/>
-                            <a:rect l="l" t="t" r="r" b="b"/>
-                            <a:pathLst>
-                              <a:path w="942975" h="152400">
-                                <a:moveTo>
-                                  <a:pt x="922290" y="152399"/>
-                                </a:moveTo>
-                                <a:lnTo>
-                                  <a:pt x="20684" y="152399"/>
-                                </a:lnTo>
-                                <a:lnTo>
-                                  <a:pt x="13948" y="149610"/>
-                                </a:lnTo>
-                                <a:lnTo>
-                                  <a:pt x="2789" y="138450"/>
-                                </a:lnTo>
-                                <a:lnTo>
-                                  <a:pt x="0" y="131715"/>
-                                </a:lnTo>
-                                <a:lnTo>
-                                  <a:pt x="0" y="20684"/>
-                                </a:lnTo>
-                                <a:lnTo>
-                                  <a:pt x="2789" y="13948"/>
-                                </a:lnTo>
-                                <a:lnTo>
-                                  <a:pt x="13948" y="2789"/>
-                                </a:lnTo>
-                                <a:lnTo>
-                                  <a:pt x="20684" y="0"/>
-                                </a:lnTo>
-                                <a:lnTo>
-                                  <a:pt x="922290" y="0"/>
-                                </a:lnTo>
-                                <a:lnTo>
-                                  <a:pt x="929025" y="2789"/>
-                                </a:lnTo>
-                                <a:lnTo>
-                                  <a:pt x="935760" y="9524"/>
-                                </a:lnTo>
-                                <a:lnTo>
-                                  <a:pt x="26048" y="9524"/>
-                                </a:lnTo>
-                                <a:lnTo>
-                                  <a:pt x="23618" y="10008"/>
-                                </a:lnTo>
-                                <a:lnTo>
-                                  <a:pt x="9524" y="26048"/>
-                                </a:lnTo>
-                                <a:lnTo>
-                                  <a:pt x="9524" y="126350"/>
-                                </a:lnTo>
-                                <a:lnTo>
-                                  <a:pt x="26048" y="142874"/>
-                                </a:lnTo>
-                                <a:lnTo>
-                                  <a:pt x="935761" y="142874"/>
-                                </a:lnTo>
-                                <a:lnTo>
-                                  <a:pt x="929025" y="149610"/>
-                                </a:lnTo>
-                                <a:lnTo>
-                                  <a:pt x="922290" y="152399"/>
-                                </a:lnTo>
-                                <a:close/>
-                              </a:path>
-                              <a:path w="942975" h="152400">
-                                <a:moveTo>
-                                  <a:pt x="935761" y="142874"/>
-                                </a:moveTo>
-                                <a:lnTo>
-                                  <a:pt x="916925" y="142874"/>
-                                </a:lnTo>
-                                <a:lnTo>
-                                  <a:pt x="919355" y="142391"/>
-                                </a:lnTo>
-                                <a:lnTo>
-                                  <a:pt x="924023" y="140457"/>
-                                </a:lnTo>
-                                <a:lnTo>
-                                  <a:pt x="933449" y="126350"/>
-                                </a:lnTo>
-                                <a:lnTo>
-                                  <a:pt x="933449" y="26048"/>
-                                </a:lnTo>
-                                <a:lnTo>
-                                  <a:pt x="916925" y="9524"/>
-                                </a:lnTo>
-                                <a:lnTo>
-                                  <a:pt x="935760" y="9524"/>
-                                </a:lnTo>
-                                <a:lnTo>
-                                  <a:pt x="940184" y="13948"/>
-                                </a:lnTo>
-                                <a:lnTo>
-                                  <a:pt x="942974" y="20684"/>
-                                </a:lnTo>
-                                <a:lnTo>
-                                  <a:pt x="942974" y="131715"/>
-                                </a:lnTo>
-                                <a:lnTo>
-                                  <a:pt x="940184" y="138450"/>
-                                </a:lnTo>
-                                <a:lnTo>
-                                  <a:pt x="935761" y="142874"/>
-                                </a:lnTo>
-                                <a:close/>
-                              </a:path>
-                            </a:pathLst>
-                          </a:custGeom>
-                          <a:solidFill>
-                            <a:srgbClr val="C79059">
-                              <a:alpha val="25099"/>
-                            </a:srgbClr>
-                          </a:solidFill>
-                        </wps:spPr>
-                        <wps:bodyPr wrap="square" lIns="0" tIns="0" rIns="0" bIns="0" rtlCol="0">
-                          <a:prstTxWarp prst="textNoShape">
-                            <a:avLst/>
-                          </a:prstTxWarp>
-                          <a:noAutofit/>
-                        </wps:bodyPr>
-                      </wps:wsp>
-                      <wps:wsp>
-                        <wps:cNvPr id="50" name="Graphic 50"/>
-                        <wps:cNvSpPr/>
-                        <wps:spPr>
-                          <a:xfrm>
-                            <a:off x="3448049" y="2171699"/>
-                            <a:ext cx="1209675" cy="152400"/>
-                          </a:xfrm>
-                          <a:custGeom>
-                            <a:avLst/>
-                            <a:gdLst/>
-                            <a:ahLst/>
-                            <a:cxnLst/>
-                            <a:rect l="l" t="t" r="r" b="b"/>
-                            <a:pathLst>
-                              <a:path w="1209675" h="152400">
-                                <a:moveTo>
-                                  <a:pt x="1188990" y="152399"/>
-                                </a:moveTo>
-                                <a:lnTo>
-                                  <a:pt x="20684" y="152399"/>
-                                </a:lnTo>
-                                <a:lnTo>
-                                  <a:pt x="13949" y="149610"/>
-                                </a:lnTo>
-                                <a:lnTo>
-                                  <a:pt x="2789" y="138450"/>
-                                </a:lnTo>
-                                <a:lnTo>
-                                  <a:pt x="0" y="131715"/>
-                                </a:lnTo>
-                                <a:lnTo>
-                                  <a:pt x="0" y="20684"/>
-                                </a:lnTo>
-                                <a:lnTo>
-                                  <a:pt x="2789" y="13948"/>
-                                </a:lnTo>
-                                <a:lnTo>
-                                  <a:pt x="13949" y="2789"/>
-                                </a:lnTo>
-                                <a:lnTo>
-                                  <a:pt x="20684" y="0"/>
-                                </a:lnTo>
-                                <a:lnTo>
-                                  <a:pt x="1188990" y="0"/>
-                                </a:lnTo>
-                                <a:lnTo>
-                                  <a:pt x="1195725" y="2789"/>
-                                </a:lnTo>
-                                <a:lnTo>
-                                  <a:pt x="1206884" y="13948"/>
-                                </a:lnTo>
-                                <a:lnTo>
-                                  <a:pt x="1209674" y="20684"/>
-                                </a:lnTo>
-                                <a:lnTo>
-                                  <a:pt x="1209674" y="131715"/>
-                                </a:lnTo>
-                                <a:lnTo>
-                                  <a:pt x="1206884" y="138450"/>
-                                </a:lnTo>
-                                <a:lnTo>
-                                  <a:pt x="1195725" y="149610"/>
-                                </a:lnTo>
-                                <a:lnTo>
-                                  <a:pt x="1188990" y="152399"/>
-                                </a:lnTo>
-                                <a:close/>
-                              </a:path>
-                            </a:pathLst>
-                          </a:custGeom>
-                          <a:solidFill>
-                            <a:srgbClr val="C79059">
-                              <a:alpha val="10198"/>
-                            </a:srgbClr>
-                          </a:solidFill>
-                        </wps:spPr>
-                        <wps:bodyPr wrap="square" lIns="0" tIns="0" rIns="0" bIns="0" rtlCol="0">
-                          <a:prstTxWarp prst="textNoShape">
-                            <a:avLst/>
-                          </a:prstTxWarp>
-                          <a:noAutofit/>
-                        </wps:bodyPr>
-                      </wps:wsp>
-                      <wps:wsp>
-                        <wps:cNvPr id="51" name="Graphic 51"/>
-                        <wps:cNvSpPr/>
-                        <wps:spPr>
-                          <a:xfrm>
-                            <a:off x="3448049" y="2171699"/>
-                            <a:ext cx="1209675" cy="152400"/>
-                          </a:xfrm>
-                          <a:custGeom>
-                            <a:avLst/>
-                            <a:gdLst/>
-                            <a:ahLst/>
-                            <a:cxnLst/>
-                            <a:rect l="l" t="t" r="r" b="b"/>
-                            <a:pathLst>
-                              <a:path w="1209675" h="152400">
-                                <a:moveTo>
-                                  <a:pt x="1188990" y="152399"/>
-                                </a:moveTo>
-                                <a:lnTo>
-                                  <a:pt x="20684" y="152399"/>
-                                </a:lnTo>
-                                <a:lnTo>
-                                  <a:pt x="13949" y="149610"/>
-                                </a:lnTo>
-                                <a:lnTo>
-                                  <a:pt x="2789" y="138450"/>
-                                </a:lnTo>
-                                <a:lnTo>
-                                  <a:pt x="0" y="131715"/>
-                                </a:lnTo>
-                                <a:lnTo>
-                                  <a:pt x="0" y="20684"/>
-                                </a:lnTo>
-                                <a:lnTo>
-                                  <a:pt x="2789" y="13948"/>
-                                </a:lnTo>
-                                <a:lnTo>
-                                  <a:pt x="13949" y="2789"/>
-                                </a:lnTo>
-                                <a:lnTo>
-                                  <a:pt x="20684" y="0"/>
-                                </a:lnTo>
-                                <a:lnTo>
-                                  <a:pt x="1188990" y="0"/>
-                                </a:lnTo>
-                                <a:lnTo>
-                                  <a:pt x="1195725" y="2789"/>
-                                </a:lnTo>
-                                <a:lnTo>
-                                  <a:pt x="1202460" y="9524"/>
-                                </a:lnTo>
-                                <a:lnTo>
-                                  <a:pt x="26048" y="9524"/>
-                                </a:lnTo>
-                                <a:lnTo>
-                                  <a:pt x="23618" y="10008"/>
-                                </a:lnTo>
-                                <a:lnTo>
-                                  <a:pt x="9524" y="26048"/>
-                                </a:lnTo>
-                                <a:lnTo>
-                                  <a:pt x="9524" y="126350"/>
-                                </a:lnTo>
-                                <a:lnTo>
-                                  <a:pt x="26048" y="142874"/>
-                                </a:lnTo>
-                                <a:lnTo>
-                                  <a:pt x="1202461" y="142874"/>
-                                </a:lnTo>
-                                <a:lnTo>
-                                  <a:pt x="1195725" y="149610"/>
-                                </a:lnTo>
-                                <a:lnTo>
-                                  <a:pt x="1188990" y="152399"/>
-                                </a:lnTo>
-                                <a:close/>
-                              </a:path>
-                              <a:path w="1209675" h="152400">
-                                <a:moveTo>
-                                  <a:pt x="1202461" y="142874"/>
-                                </a:moveTo>
-                                <a:lnTo>
-                                  <a:pt x="1183625" y="142874"/>
-                                </a:lnTo>
-                                <a:lnTo>
-                                  <a:pt x="1186055" y="142391"/>
-                                </a:lnTo>
-                                <a:lnTo>
-                                  <a:pt x="1190723" y="140457"/>
-                                </a:lnTo>
-                                <a:lnTo>
-                                  <a:pt x="1200149" y="126350"/>
-                                </a:lnTo>
-                                <a:lnTo>
-                                  <a:pt x="1200149" y="26048"/>
-                                </a:lnTo>
-                                <a:lnTo>
-                                  <a:pt x="1183625" y="9524"/>
-                                </a:lnTo>
-                                <a:lnTo>
-                                  <a:pt x="1202460" y="9524"/>
-                                </a:lnTo>
-                                <a:lnTo>
-                                  <a:pt x="1206884" y="13948"/>
-                                </a:lnTo>
-                                <a:lnTo>
-                                  <a:pt x="1209674" y="20684"/>
-                                </a:lnTo>
-                                <a:lnTo>
-                                  <a:pt x="1209674" y="131715"/>
-                                </a:lnTo>
-                                <a:lnTo>
-                                  <a:pt x="1206884" y="138450"/>
-                                </a:lnTo>
-                                <a:lnTo>
-                                  <a:pt x="1202461" y="142874"/>
-                                </a:lnTo>
-                                <a:close/>
-                              </a:path>
-                            </a:pathLst>
-                          </a:custGeom>
-                          <a:solidFill>
-                            <a:srgbClr val="C79059">
-                              <a:alpha val="25099"/>
-                            </a:srgbClr>
-                          </a:solidFill>
-                        </wps:spPr>
-                        <wps:bodyPr wrap="square" lIns="0" tIns="0" rIns="0" bIns="0" rtlCol="0">
-                          <a:prstTxWarp prst="textNoShape">
-                            <a:avLst/>
-                          </a:prstTxWarp>
-                          <a:noAutofit/>
-                        </wps:bodyPr>
-                      </wps:wsp>
-                      <wps:wsp>
-                        <wps:cNvPr id="52" name="Graphic 52"/>
-                        <wps:cNvSpPr/>
-                        <wps:spPr>
-                          <a:xfrm>
-                            <a:off x="4695824" y="2171699"/>
-                            <a:ext cx="1114425" cy="152400"/>
-                          </a:xfrm>
-                          <a:custGeom>
-                            <a:avLst/>
-                            <a:gdLst/>
-                            <a:ahLst/>
-                            <a:cxnLst/>
-                            <a:rect l="l" t="t" r="r" b="b"/>
-                            <a:pathLst>
-                              <a:path w="1114425" h="152400">
-                                <a:moveTo>
-                                  <a:pt x="1093740" y="152399"/>
-                                </a:moveTo>
-                                <a:lnTo>
-                                  <a:pt x="20684" y="152399"/>
-                                </a:lnTo>
-                                <a:lnTo>
-                                  <a:pt x="13948" y="149610"/>
-                                </a:lnTo>
-                                <a:lnTo>
-                                  <a:pt x="2789" y="138450"/>
-                                </a:lnTo>
-                                <a:lnTo>
-                                  <a:pt x="0" y="131715"/>
-                                </a:lnTo>
-                                <a:lnTo>
-                                  <a:pt x="0" y="20684"/>
-                                </a:lnTo>
-                                <a:lnTo>
-                                  <a:pt x="2789" y="13948"/>
-                                </a:lnTo>
-                                <a:lnTo>
-                                  <a:pt x="13948" y="2789"/>
-                                </a:lnTo>
-                                <a:lnTo>
-                                  <a:pt x="20684" y="0"/>
-                                </a:lnTo>
-                                <a:lnTo>
-                                  <a:pt x="1093740" y="0"/>
-                                </a:lnTo>
-                                <a:lnTo>
-                                  <a:pt x="1100476" y="2789"/>
-                                </a:lnTo>
-                                <a:lnTo>
-                                  <a:pt x="1111635" y="13948"/>
-                                </a:lnTo>
-                                <a:lnTo>
-                                  <a:pt x="1114424" y="20684"/>
-                                </a:lnTo>
-                                <a:lnTo>
-                                  <a:pt x="1114424" y="131715"/>
-                                </a:lnTo>
-                                <a:lnTo>
-                                  <a:pt x="1111635" y="138450"/>
-                                </a:lnTo>
-                                <a:lnTo>
-                                  <a:pt x="1100476" y="149610"/>
-                                </a:lnTo>
-                                <a:lnTo>
-                                  <a:pt x="1093740" y="152399"/>
-                                </a:lnTo>
-                                <a:close/>
-                              </a:path>
-                            </a:pathLst>
-                          </a:custGeom>
-                          <a:solidFill>
-                            <a:srgbClr val="C79059">
-                              <a:alpha val="10198"/>
-                            </a:srgbClr>
-                          </a:solidFill>
-                        </wps:spPr>
-                        <wps:bodyPr wrap="square" lIns="0" tIns="0" rIns="0" bIns="0" rtlCol="0">
-                          <a:prstTxWarp prst="textNoShape">
-                            <a:avLst/>
-                          </a:prstTxWarp>
-                          <a:noAutofit/>
-                        </wps:bodyPr>
-                      </wps:wsp>
-                      <wps:wsp>
-                        <wps:cNvPr id="53" name="Graphic 53"/>
-                        <wps:cNvSpPr/>
-                        <wps:spPr>
-                          <a:xfrm>
-                            <a:off x="4695824" y="2171699"/>
-                            <a:ext cx="1114425" cy="152400"/>
-                          </a:xfrm>
-                          <a:custGeom>
-                            <a:avLst/>
-                            <a:gdLst/>
-                            <a:ahLst/>
-                            <a:cxnLst/>
-                            <a:rect l="l" t="t" r="r" b="b"/>
-                            <a:pathLst>
-                              <a:path w="1114425" h="152400">
-                                <a:moveTo>
-                                  <a:pt x="1093740" y="152399"/>
-                                </a:moveTo>
-                                <a:lnTo>
-                                  <a:pt x="20684" y="152399"/>
-                                </a:lnTo>
-                                <a:lnTo>
-                                  <a:pt x="13948" y="149610"/>
-                                </a:lnTo>
-                                <a:lnTo>
-                                  <a:pt x="2789" y="138450"/>
-                                </a:lnTo>
-                                <a:lnTo>
-                                  <a:pt x="0" y="131715"/>
-                                </a:lnTo>
-                                <a:lnTo>
-                                  <a:pt x="0" y="20684"/>
-                                </a:lnTo>
-                                <a:lnTo>
-                                  <a:pt x="2789" y="13948"/>
-                                </a:lnTo>
-                                <a:lnTo>
-                                  <a:pt x="13948" y="2789"/>
-                                </a:lnTo>
-                                <a:lnTo>
-                                  <a:pt x="20684" y="0"/>
-                                </a:lnTo>
-                                <a:lnTo>
-                                  <a:pt x="1093740" y="0"/>
-                                </a:lnTo>
-                                <a:lnTo>
-                                  <a:pt x="1100476" y="2789"/>
-                                </a:lnTo>
-                                <a:lnTo>
-                                  <a:pt x="1107211" y="9524"/>
-                                </a:lnTo>
-                                <a:lnTo>
-                                  <a:pt x="26048" y="9524"/>
-                                </a:lnTo>
-                                <a:lnTo>
-                                  <a:pt x="23618" y="10008"/>
-                                </a:lnTo>
-                                <a:lnTo>
-                                  <a:pt x="9524" y="26048"/>
-                                </a:lnTo>
-                                <a:lnTo>
-                                  <a:pt x="9524" y="126350"/>
-                                </a:lnTo>
-                                <a:lnTo>
-                                  <a:pt x="26048" y="142874"/>
-                                </a:lnTo>
-                                <a:lnTo>
-                                  <a:pt x="1107211" y="142874"/>
-                                </a:lnTo>
-                                <a:lnTo>
-                                  <a:pt x="1100476" y="149610"/>
-                                </a:lnTo>
-                                <a:lnTo>
-                                  <a:pt x="1093740" y="152399"/>
-                                </a:lnTo>
-                                <a:close/>
-                              </a:path>
-                              <a:path w="1114425" h="152400">
-                                <a:moveTo>
-                                  <a:pt x="1107211" y="142874"/>
-                                </a:moveTo>
-                                <a:lnTo>
-                                  <a:pt x="1088376" y="142874"/>
-                                </a:lnTo>
-                                <a:lnTo>
-                                  <a:pt x="1090806" y="142391"/>
-                                </a:lnTo>
-                                <a:lnTo>
-                                  <a:pt x="1095473" y="140457"/>
-                                </a:lnTo>
-                                <a:lnTo>
-                                  <a:pt x="1104899" y="126350"/>
-                                </a:lnTo>
-                                <a:lnTo>
-                                  <a:pt x="1104899" y="26048"/>
-                                </a:lnTo>
-                                <a:lnTo>
-                                  <a:pt x="1088376" y="9524"/>
-                                </a:lnTo>
-                                <a:lnTo>
-                                  <a:pt x="1107211" y="9524"/>
-                                </a:lnTo>
-                                <a:lnTo>
-                                  <a:pt x="1111635" y="13948"/>
-                                </a:lnTo>
-                                <a:lnTo>
-                                  <a:pt x="1114425" y="20684"/>
-                                </a:lnTo>
-                                <a:lnTo>
-                                  <a:pt x="1114425" y="131715"/>
-                                </a:lnTo>
-                                <a:lnTo>
-                                  <a:pt x="1111635" y="138450"/>
-                                </a:lnTo>
-                                <a:lnTo>
-                                  <a:pt x="1107211" y="142874"/>
-                                </a:lnTo>
-                                <a:close/>
-                              </a:path>
-                            </a:pathLst>
-                          </a:custGeom>
-                          <a:solidFill>
-                            <a:srgbClr val="C79059">
-                              <a:alpha val="25099"/>
-                            </a:srgbClr>
-                          </a:solidFill>
-                        </wps:spPr>
-                        <wps:bodyPr wrap="square" lIns="0" tIns="0" rIns="0" bIns="0" rtlCol="0">
-                          <a:prstTxWarp prst="textNoShape">
-                            <a:avLst/>
-                          </a:prstTxWarp>
-                          <a:noAutofit/>
-                        </wps:bodyPr>
-                      </wps:wsp>
-                      <wps:wsp>
-                        <wps:cNvPr id="54" name="Graphic 54"/>
-                        <wps:cNvSpPr/>
-                        <wps:spPr>
-                          <a:xfrm>
-                            <a:off x="5848349" y="2171699"/>
-                            <a:ext cx="1114425" cy="152400"/>
-                          </a:xfrm>
-                          <a:custGeom>
-                            <a:avLst/>
-                            <a:gdLst/>
-                            <a:ahLst/>
-                            <a:cxnLst/>
-                            <a:rect l="l" t="t" r="r" b="b"/>
-                            <a:pathLst>
-                              <a:path w="1114425" h="152400">
-                                <a:moveTo>
-                                  <a:pt x="1093739" y="152399"/>
-                                </a:moveTo>
-                                <a:lnTo>
-                                  <a:pt x="20684" y="152399"/>
-                                </a:lnTo>
-                                <a:lnTo>
-                                  <a:pt x="13948" y="149610"/>
-                                </a:lnTo>
-                                <a:lnTo>
-                                  <a:pt x="2789" y="138450"/>
-                                </a:lnTo>
-                                <a:lnTo>
-                                  <a:pt x="0" y="131715"/>
-                                </a:lnTo>
-                                <a:lnTo>
-                                  <a:pt x="0" y="20684"/>
-                                </a:lnTo>
-                                <a:lnTo>
-                                  <a:pt x="2789" y="13948"/>
-                                </a:lnTo>
-                                <a:lnTo>
-                                  <a:pt x="13948" y="2789"/>
-                                </a:lnTo>
-                                <a:lnTo>
-                                  <a:pt x="20684" y="0"/>
-                                </a:lnTo>
-                                <a:lnTo>
-                                  <a:pt x="1093739" y="0"/>
-                                </a:lnTo>
-                                <a:lnTo>
-                                  <a:pt x="1100475" y="2789"/>
-                                </a:lnTo>
-                                <a:lnTo>
-                                  <a:pt x="1111634" y="13948"/>
-                                </a:lnTo>
-                                <a:lnTo>
-                                  <a:pt x="1114424" y="20684"/>
-                                </a:lnTo>
-                                <a:lnTo>
-                                  <a:pt x="1114424" y="131715"/>
-                                </a:lnTo>
-                                <a:lnTo>
-                                  <a:pt x="1111634" y="138450"/>
-                                </a:lnTo>
-                                <a:lnTo>
-                                  <a:pt x="1100475" y="149610"/>
-                                </a:lnTo>
-                                <a:lnTo>
-                                  <a:pt x="1093739" y="152399"/>
-                                </a:lnTo>
-                                <a:close/>
-                              </a:path>
-                            </a:pathLst>
-                          </a:custGeom>
-                          <a:solidFill>
-                            <a:srgbClr val="C79059">
-                              <a:alpha val="10198"/>
-                            </a:srgbClr>
-                          </a:solidFill>
-                        </wps:spPr>
-                        <wps:bodyPr wrap="square" lIns="0" tIns="0" rIns="0" bIns="0" rtlCol="0">
-                          <a:prstTxWarp prst="textNoShape">
-                            <a:avLst/>
-                          </a:prstTxWarp>
-                          <a:noAutofit/>
-                        </wps:bodyPr>
-                      </wps:wsp>
-                      <wps:wsp>
-                        <wps:cNvPr id="55" name="Graphic 55"/>
-                        <wps:cNvSpPr/>
-                        <wps:spPr>
-                          <a:xfrm>
-                            <a:off x="5848350" y="2171699"/>
-                            <a:ext cx="1114425" cy="152400"/>
-                          </a:xfrm>
-                          <a:custGeom>
-                            <a:avLst/>
-                            <a:gdLst/>
-                            <a:ahLst/>
-                            <a:cxnLst/>
-                            <a:rect l="l" t="t" r="r" b="b"/>
-                            <a:pathLst>
-                              <a:path w="1114425" h="152400">
-                                <a:moveTo>
-                                  <a:pt x="1093740" y="152399"/>
-                                </a:moveTo>
-                                <a:lnTo>
-                                  <a:pt x="20684" y="152399"/>
-                                </a:lnTo>
-                                <a:lnTo>
-                                  <a:pt x="13948" y="149610"/>
-                                </a:lnTo>
-                                <a:lnTo>
-                                  <a:pt x="2789" y="138450"/>
-                                </a:lnTo>
-                                <a:lnTo>
-                                  <a:pt x="0" y="131715"/>
-                                </a:lnTo>
-                                <a:lnTo>
-                                  <a:pt x="0" y="20684"/>
-                                </a:lnTo>
-                                <a:lnTo>
-                                  <a:pt x="2789" y="13948"/>
-                                </a:lnTo>
-                                <a:lnTo>
-                                  <a:pt x="13948" y="2789"/>
-                                </a:lnTo>
-                                <a:lnTo>
-                                  <a:pt x="20684" y="0"/>
-                                </a:lnTo>
-                                <a:lnTo>
-                                  <a:pt x="1093740" y="0"/>
-                                </a:lnTo>
-                                <a:lnTo>
-                                  <a:pt x="1100475" y="2789"/>
-                                </a:lnTo>
-                                <a:lnTo>
-                                  <a:pt x="1107210" y="9524"/>
-                                </a:lnTo>
-                                <a:lnTo>
-                                  <a:pt x="26048" y="9524"/>
-                                </a:lnTo>
-                                <a:lnTo>
-                                  <a:pt x="23617" y="10008"/>
-                                </a:lnTo>
-                                <a:lnTo>
-                                  <a:pt x="9524" y="26048"/>
-                                </a:lnTo>
-                                <a:lnTo>
-                                  <a:pt x="9524" y="126350"/>
-                                </a:lnTo>
-                                <a:lnTo>
-                                  <a:pt x="26048" y="142874"/>
-                                </a:lnTo>
-                                <a:lnTo>
-                                  <a:pt x="1107210" y="142874"/>
-                                </a:lnTo>
-                                <a:lnTo>
-                                  <a:pt x="1100475" y="149610"/>
-                                </a:lnTo>
-                                <a:lnTo>
-                                  <a:pt x="1093740" y="152399"/>
-                                </a:lnTo>
-                                <a:close/>
-                              </a:path>
-                              <a:path w="1114425" h="152400">
-                                <a:moveTo>
-                                  <a:pt x="1107210" y="142874"/>
-                                </a:moveTo>
-                                <a:lnTo>
-                                  <a:pt x="1088375" y="142874"/>
-                                </a:lnTo>
-                                <a:lnTo>
-                                  <a:pt x="1090804" y="142391"/>
-                                </a:lnTo>
-                                <a:lnTo>
-                                  <a:pt x="1095472" y="140457"/>
-                                </a:lnTo>
-                                <a:lnTo>
-                                  <a:pt x="1104899" y="126350"/>
-                                </a:lnTo>
-                                <a:lnTo>
-                                  <a:pt x="1104899" y="26048"/>
-                                </a:lnTo>
-                                <a:lnTo>
-                                  <a:pt x="1088375" y="9524"/>
-                                </a:lnTo>
-                                <a:lnTo>
-                                  <a:pt x="1107210" y="9524"/>
-                                </a:lnTo>
-                                <a:lnTo>
-                                  <a:pt x="1111634" y="13948"/>
-                                </a:lnTo>
-                                <a:lnTo>
-                                  <a:pt x="1114424" y="20684"/>
-                                </a:lnTo>
-                                <a:lnTo>
-                                  <a:pt x="1114424" y="131715"/>
-                                </a:lnTo>
-                                <a:lnTo>
-                                  <a:pt x="1111634" y="138450"/>
-                                </a:lnTo>
-                                <a:lnTo>
-                                  <a:pt x="1107210" y="142874"/>
-                                </a:lnTo>
-                                <a:close/>
-                              </a:path>
-                            </a:pathLst>
-                          </a:custGeom>
-                          <a:solidFill>
-                            <a:srgbClr val="C79059">
-                              <a:alpha val="25099"/>
-                            </a:srgbClr>
-                          </a:solidFill>
-                        </wps:spPr>
-                        <wps:bodyPr wrap="square" lIns="0" tIns="0" rIns="0" bIns="0" rtlCol="0">
-                          <a:prstTxWarp prst="textNoShape">
-                            <a:avLst/>
-                          </a:prstTxWarp>
-                          <a:noAutofit/>
-                        </wps:bodyPr>
-                      </wps:wsp>
-                      <wps:wsp>
-                        <wps:cNvPr id="56" name="Graphic 56"/>
-                        <wps:cNvSpPr/>
-                        <wps:spPr>
-                          <a:xfrm>
-                            <a:off x="2466974" y="2362199"/>
-                            <a:ext cx="809625" cy="152400"/>
-                          </a:xfrm>
-                          <a:custGeom>
-                            <a:avLst/>
-                            <a:gdLst/>
-                            <a:ahLst/>
-                            <a:cxnLst/>
-                            <a:rect l="l" t="t" r="r" b="b"/>
-                            <a:pathLst>
-                              <a:path w="809625" h="152400">
-                                <a:moveTo>
-                                  <a:pt x="788940" y="152399"/>
-                                </a:moveTo>
-                                <a:lnTo>
-                                  <a:pt x="20684" y="152399"/>
-                                </a:lnTo>
-                                <a:lnTo>
-                                  <a:pt x="13948" y="149610"/>
-                                </a:lnTo>
-                                <a:lnTo>
-                                  <a:pt x="2789" y="138450"/>
-                                </a:lnTo>
-                                <a:lnTo>
-                                  <a:pt x="0" y="131715"/>
-                                </a:lnTo>
-                                <a:lnTo>
-                                  <a:pt x="0" y="20684"/>
-                                </a:lnTo>
-                                <a:lnTo>
-                                  <a:pt x="2789" y="13949"/>
-                                </a:lnTo>
-                                <a:lnTo>
-                                  <a:pt x="13948" y="2789"/>
-                                </a:lnTo>
-                                <a:lnTo>
-                                  <a:pt x="20684" y="0"/>
-                                </a:lnTo>
-                                <a:lnTo>
-                                  <a:pt x="788940" y="0"/>
-                                </a:lnTo>
-                                <a:lnTo>
-                                  <a:pt x="795675" y="2789"/>
-                                </a:lnTo>
-                                <a:lnTo>
-                                  <a:pt x="806834" y="13949"/>
-                                </a:lnTo>
-                                <a:lnTo>
-                                  <a:pt x="809624" y="20684"/>
-                                </a:lnTo>
-                                <a:lnTo>
-                                  <a:pt x="809624" y="131715"/>
-                                </a:lnTo>
-                                <a:lnTo>
-                                  <a:pt x="806834" y="138450"/>
-                                </a:lnTo>
-                                <a:lnTo>
-                                  <a:pt x="795675" y="149610"/>
-                                </a:lnTo>
-                                <a:lnTo>
-                                  <a:pt x="788940" y="152399"/>
-                                </a:lnTo>
-                                <a:close/>
-                              </a:path>
-                            </a:pathLst>
-                          </a:custGeom>
-                          <a:solidFill>
-                            <a:srgbClr val="C79059">
-                              <a:alpha val="10198"/>
-                            </a:srgbClr>
-                          </a:solidFill>
-                        </wps:spPr>
-                        <wps:bodyPr wrap="square" lIns="0" tIns="0" rIns="0" bIns="0" rtlCol="0">
-                          <a:prstTxWarp prst="textNoShape">
-                            <a:avLst/>
-                          </a:prstTxWarp>
-                          <a:noAutofit/>
-                        </wps:bodyPr>
-                      </wps:wsp>
-                      <wps:wsp>
-                        <wps:cNvPr id="57" name="Graphic 57"/>
-                        <wps:cNvSpPr/>
-                        <wps:spPr>
-                          <a:xfrm>
-                            <a:off x="2466974" y="2362199"/>
-                            <a:ext cx="809625" cy="152400"/>
-                          </a:xfrm>
-                          <a:custGeom>
-                            <a:avLst/>
-                            <a:gdLst/>
-                            <a:ahLst/>
-                            <a:cxnLst/>
-                            <a:rect l="l" t="t" r="r" b="b"/>
-                            <a:pathLst>
-                              <a:path w="809625" h="152400">
-                                <a:moveTo>
-                                  <a:pt x="788940" y="152399"/>
-                                </a:moveTo>
-                                <a:lnTo>
-                                  <a:pt x="20684" y="152399"/>
-                                </a:lnTo>
-                                <a:lnTo>
-                                  <a:pt x="13948" y="149610"/>
-                                </a:lnTo>
-                                <a:lnTo>
-                                  <a:pt x="2789" y="138450"/>
-                                </a:lnTo>
-                                <a:lnTo>
-                                  <a:pt x="0" y="131715"/>
-                                </a:lnTo>
-                                <a:lnTo>
-                                  <a:pt x="0" y="20684"/>
-                                </a:lnTo>
-                                <a:lnTo>
-                                  <a:pt x="2789" y="13949"/>
-                                </a:lnTo>
-                                <a:lnTo>
-                                  <a:pt x="13948" y="2789"/>
-                                </a:lnTo>
-                                <a:lnTo>
-                                  <a:pt x="20684" y="0"/>
-                                </a:lnTo>
-                                <a:lnTo>
-                                  <a:pt x="788940" y="0"/>
-                                </a:lnTo>
-                                <a:lnTo>
-                                  <a:pt x="795675" y="2789"/>
-                                </a:lnTo>
-                                <a:lnTo>
-                                  <a:pt x="802410" y="9524"/>
-                                </a:lnTo>
-                                <a:lnTo>
-                                  <a:pt x="26048" y="9524"/>
-                                </a:lnTo>
-                                <a:lnTo>
-                                  <a:pt x="23618" y="10008"/>
-                                </a:lnTo>
-                                <a:lnTo>
-                                  <a:pt x="9524" y="26048"/>
-                                </a:lnTo>
-                                <a:lnTo>
-                                  <a:pt x="9524" y="126350"/>
-                                </a:lnTo>
-                                <a:lnTo>
-                                  <a:pt x="26048" y="142874"/>
-                                </a:lnTo>
-                                <a:lnTo>
-                                  <a:pt x="802410" y="142874"/>
-                                </a:lnTo>
-                                <a:lnTo>
-                                  <a:pt x="795675" y="149610"/>
-                                </a:lnTo>
-                                <a:lnTo>
-                                  <a:pt x="788940" y="152399"/>
-                                </a:lnTo>
-                                <a:close/>
-                              </a:path>
-                              <a:path w="809625" h="152400">
-                                <a:moveTo>
-                                  <a:pt x="802410" y="142874"/>
-                                </a:moveTo>
-                                <a:lnTo>
-                                  <a:pt x="783575" y="142874"/>
-                                </a:lnTo>
-                                <a:lnTo>
-                                  <a:pt x="786005" y="142391"/>
-                                </a:lnTo>
-                                <a:lnTo>
-                                  <a:pt x="790673" y="140457"/>
-                                </a:lnTo>
-                                <a:lnTo>
-                                  <a:pt x="800099" y="126350"/>
-                                </a:lnTo>
-                                <a:lnTo>
-                                  <a:pt x="800099" y="26048"/>
-                                </a:lnTo>
-                                <a:lnTo>
-                                  <a:pt x="783575" y="9524"/>
-                                </a:lnTo>
-                                <a:lnTo>
-                                  <a:pt x="802410" y="9524"/>
-                                </a:lnTo>
-                                <a:lnTo>
-                                  <a:pt x="806834" y="13949"/>
-                                </a:lnTo>
-                                <a:lnTo>
-                                  <a:pt x="809624" y="20684"/>
-                                </a:lnTo>
-                                <a:lnTo>
-                                  <a:pt x="809624" y="131715"/>
-                                </a:lnTo>
-                                <a:lnTo>
-                                  <a:pt x="806834" y="138450"/>
-                                </a:lnTo>
-                                <a:lnTo>
-                                  <a:pt x="802410" y="142874"/>
-                                </a:lnTo>
-                                <a:close/>
-                              </a:path>
-                            </a:pathLst>
-                          </a:custGeom>
-                          <a:solidFill>
-                            <a:srgbClr val="C79059">
-                              <a:alpha val="25099"/>
-                            </a:srgbClr>
-                          </a:solidFill>
-                        </wps:spPr>
-                        <wps:bodyPr wrap="square" lIns="0" tIns="0" rIns="0" bIns="0" rtlCol="0">
-                          <a:prstTxWarp prst="textNoShape">
-                            <a:avLst/>
-                          </a:prstTxWarp>
-                          <a:noAutofit/>
-                        </wps:bodyPr>
-                      </wps:wsp>
-                    </wpg:wgp>
-                  </a:graphicData>
-                </a:graphic>
-              </wp:anchor>
-            </w:drawing>
-          </mc:Choice>
-          <mc:Fallback>
-            <w:pict>
-              <v:group style="position:absolute;margin-left:0pt;margin-top:0pt;width:612pt;height:792pt;mso-position-horizontal-relative:page;mso-position-vertical-relative:page;z-index:-15857152" id="docshapegroup1" coordorigin="0,0" coordsize="12240,15840">
-                <v:rect style="position:absolute;left:3450;top:0;width:8790;height:15840" id="docshape2" filled="true" fillcolor="#fefbf9" stroked="false">
-                  <v:fill type="solid"/>
-                </v:rect>
-                <v:rect style="position:absolute;left:0;top:0;width:3450;height:15840" id="docshape3" filled="true" fillcolor="#1a2e45" stroked="false">
-                  <v:fill type="solid"/>
-                </v:rect>
-                <v:shape style="position:absolute;left:344;top:780;width:2760;height:1785" id="docshape4" coordorigin="345,780" coordsize="2760,1785" path="m3105,2550l345,2550,345,2565,3105,2565,3105,2550xm3105,780l345,780,345,795,3105,795,3105,780xe" filled="true" fillcolor="#c79059" stroked="false">
-                  <v:path arrowok="t"/>
-                  <v:fill opacity="16449f" type="solid"/>
-                </v:shape>
-                <v:shape style="position:absolute;left:345;top:2640;width:540;height:270" id="docshape5" coordorigin="345,2640" coordsize="540,270" path="m852,2910l378,2910,367,2906,349,2888,345,2877,345,2673,349,2662,367,2644,378,2640,852,2640,863,2644,881,2662,885,2673,885,2877,881,2888,863,2906,852,2910xe" filled="true" fillcolor="#c79059" stroked="false">
-                  <v:path arrowok="t"/>
-                  <v:fill opacity="7969f" type="solid"/>
-                </v:shape>
-                <v:shape style="position:absolute;left:345;top:2640;width:540;height:270" id="docshape6" coordorigin="345,2640" coordsize="540,270" path="m852,2910l378,2910,367,2906,349,2888,345,2877,345,2673,349,2662,367,2644,378,2640,852,2640,863,2644,874,2655,386,2655,382,2656,375,2659,372,2661,366,2667,364,2670,361,2677,360,2681,360,2869,361,2873,364,2880,366,2883,372,2889,375,2891,382,2894,386,2895,874,2895,863,2906,852,2910xm874,2895l844,2895,848,2894,855,2891,858,2889,864,2883,866,2880,869,2873,870,2869,870,2681,869,2677,866,2670,864,2667,858,2661,855,2659,848,2656,844,2655,874,2655,881,2662,885,2673,885,2877,881,2888,874,2895xe" filled="true" fillcolor="#c79059" stroked="false">
-                  <v:path arrowok="t"/>
-                  <v:fill opacity="13107f" type="solid"/>
-                </v:shape>
-                <v:shape style="position:absolute;left:930;top:2640;width:450;height:270" id="docshape7" coordorigin="930,2640" coordsize="450,270" path="m1347,2910l963,2910,952,2906,934,2888,930,2877,930,2673,934,2662,952,2644,963,2640,1347,2640,1358,2644,1376,2662,1380,2673,1380,2877,1376,2888,1358,2906,1347,2910xe" filled="true" fillcolor="#c79059" stroked="false">
-                  <v:path arrowok="t"/>
-                  <v:fill opacity="7969f" type="solid"/>
-                </v:shape>
-                <v:shape style="position:absolute;left:930;top:2640;width:450;height:270" id="docshape8" coordorigin="930,2640" coordsize="450,270" path="m1347,2910l963,2910,952,2906,934,2888,930,2877,930,2673,934,2662,952,2644,963,2640,1347,2640,1358,2644,1369,2655,971,2655,967,2656,960,2659,957,2661,951,2667,949,2670,946,2677,945,2681,945,2869,946,2873,949,2880,951,2883,957,2889,960,2891,967,2894,971,2895,1369,2895,1358,2906,1347,2910xm1369,2895l1339,2895,1343,2894,1350,2891,1353,2889,1359,2883,1361,2880,1364,2873,1365,2869,1365,2681,1364,2677,1361,2670,1359,2667,1353,2661,1350,2659,1343,2656,1339,2655,1369,2655,1376,2662,1380,2673,1380,2877,1376,2888,1369,2895xe" filled="true" fillcolor="#c79059" stroked="false">
-                  <v:path arrowok="t"/>
-                  <v:fill opacity="13107f" type="solid"/>
-                </v:shape>
-                <v:shape style="position:absolute;left:1425;top:2640;width:645;height:270" id="docshape9" coordorigin="1425,2640" coordsize="645,270" path="m2037,2910l1458,2910,1447,2906,1429,2888,1425,2877,1425,2673,1429,2662,1447,2644,1458,2640,2037,2640,2048,2644,2066,2662,2070,2673,2070,2877,2066,2888,2048,2906,2037,2910xe" filled="true" fillcolor="#c79059" stroked="false">
-                  <v:path arrowok="t"/>
-                  <v:fill opacity="7969f" type="solid"/>
-                </v:shape>
-                <v:shape style="position:absolute;left:1425;top:2640;width:645;height:270" id="docshape10" coordorigin="1425,2640" coordsize="645,270" path="m2037,2910l1458,2910,1447,2906,1429,2888,1425,2877,1425,2673,1429,2662,1447,2644,1458,2640,2037,2640,2048,2644,2059,2655,1466,2655,1462,2656,1455,2659,1452,2661,1446,2667,1444,2670,1441,2677,1440,2681,1440,2869,1441,2873,1444,2880,1446,2883,1452,2889,1455,2891,1462,2894,1466,2895,2059,2895,2048,2906,2037,2910xm2059,2895l2029,2895,2033,2894,2040,2891,2043,2889,2049,2883,2051,2880,2054,2873,2055,2869,2055,2681,2054,2677,2051,2670,2049,2667,2043,2661,2040,2659,2033,2656,2029,2655,2059,2655,2066,2662,2070,2673,2070,2877,2066,2888,2059,2895xe" filled="true" fillcolor="#c79059" stroked="false">
-                  <v:path arrowok="t"/>
-                  <v:fill opacity="13107f" type="solid"/>
-                </v:shape>
-                <v:shape style="position:absolute;left:2115;top:2640;width:825;height:270" id="docshape11" coordorigin="2115,2640" coordsize="825,270" path="m2907,2910l2148,2910,2137,2906,2119,2888,2115,2877,2115,2673,2119,2662,2137,2644,2148,2640,2907,2640,2918,2644,2936,2662,2940,2673,2940,2877,2936,2888,2918,2906,2907,2910xe" filled="true" fillcolor="#c79059" stroked="false">
-                  <v:path arrowok="t"/>
-                  <v:fill opacity="7969f" type="solid"/>
-                </v:shape>
-                <v:shape style="position:absolute;left:2115;top:2640;width:825;height:270" id="docshape12" coordorigin="2115,2640" coordsize="825,270" path="m2907,2910l2148,2910,2137,2906,2119,2888,2115,2877,2115,2673,2119,2662,2137,2644,2148,2640,2907,2640,2918,2644,2929,2655,2156,2655,2152,2656,2145,2659,2142,2661,2136,2667,2134,2670,2131,2677,2130,2681,2130,2869,2131,2873,2134,2880,2136,2883,2142,2889,2145,2891,2152,2894,2156,2895,2929,2895,2918,2906,2907,2910xm2929,2895l2899,2895,2903,2894,2910,2891,2913,2889,2919,2883,2921,2880,2924,2873,2925,2869,2925,2681,2924,2677,2921,2670,2919,2667,2913,2661,2910,2659,2903,2656,2899,2655,2929,2655,2936,2662,2940,2673,2940,2877,2936,2888,2929,2895xe" filled="true" fillcolor="#c79059" stroked="false">
-                  <v:path arrowok="t"/>
-                  <v:fill opacity="13107f" type="solid"/>
-                </v:shape>
-                <v:shape style="position:absolute;left:345;top:2955;width:825;height:270" id="docshape13" coordorigin="345,2955" coordsize="825,270" path="m1137,3225l378,3225,367,3221,349,3203,345,3192,345,2988,349,2977,367,2959,378,2955,1137,2955,1148,2959,1166,2977,1170,2988,1170,3192,1166,3203,1148,3221,1137,3225xe" filled="true" fillcolor="#c79059" stroked="false">
-                  <v:path arrowok="t"/>
-                  <v:fill opacity="7969f" type="solid"/>
-                </v:shape>
-                <v:shape style="position:absolute;left:345;top:2955;width:825;height:270" id="docshape14" coordorigin="345,2955" coordsize="825,270" path="m1137,3225l378,3225,367,3221,349,3203,345,3192,345,2988,349,2977,367,2959,378,2955,1137,2955,1148,2959,1159,2970,386,2970,382,2971,375,2974,372,2976,366,2982,364,2985,361,2992,360,2996,360,3184,361,3188,364,3195,366,3198,372,3204,375,3206,382,3209,386,3210,1159,3210,1148,3221,1137,3225xm1159,3210l1129,3210,1133,3209,1140,3206,1143,3204,1149,3198,1151,3195,1154,3188,1155,3184,1155,2996,1154,2992,1151,2985,1149,2982,1143,2976,1140,2974,1133,2971,1129,2970,1159,2970,1166,2977,1170,2988,1170,3192,1166,3203,1159,3210xe" filled="true" fillcolor="#c79059" stroked="false">
-                  <v:path arrowok="t"/>
-                  <v:fill opacity="13107f" type="solid"/>
-                </v:shape>
-                <v:shape style="position:absolute;left:345;top:2955;width:2760;height:885" type="#_x0000_t75" id="docshape15" stroked="false">
-                  <v:imagedata r:id="rId9" o:title=""/>
-                </v:shape>
-                <v:shape style="position:absolute;left:345;top:3885;width:900;height:270" id="docshape16" coordorigin="345,3885" coordsize="900,270" path="m1212,4155l378,4155,367,4151,349,4133,345,4122,345,3918,349,3907,367,3889,378,3885,1212,3885,1223,3889,1241,3907,1245,3918,1245,4122,1241,4133,1223,4151,1212,4155xe" filled="true" fillcolor="#c79059" stroked="false">
-                  <v:path arrowok="t"/>
-                  <v:fill opacity="7969f" type="solid"/>
-                </v:shape>
-                <v:shape style="position:absolute;left:345;top:3885;width:900;height:270" id="docshape17" coordorigin="345,3885" coordsize="900,270" path="m1212,4155l378,4155,367,4151,349,4133,345,4122,345,3918,349,3907,367,3889,378,3885,1212,3885,1223,3889,1234,3900,386,3900,382,3901,375,3904,372,3906,366,3912,364,3915,361,3922,360,3926,360,4114,361,4118,364,4125,366,4128,372,4134,375,4136,382,4139,386,4140,1234,4140,1223,4151,1212,4155xm1234,4140l1204,4140,1208,4139,1215,4136,1218,4134,1224,4128,1226,4125,1229,4118,1230,4114,1230,3926,1229,3922,1226,3915,1224,3912,1218,3906,1215,3904,1208,3901,1204,3900,1234,3900,1241,3907,1245,3918,1245,4122,1241,4133,1234,4140xe" filled="true" fillcolor="#c79059" stroked="false">
-                  <v:path arrowok="t"/>
-                  <v:fill opacity="13107f" type="solid"/>
-                </v:shape>
-                <v:shape style="position:absolute;left:1290;top:3885;width:975;height:270" id="docshape18" coordorigin="1290,3885" coordsize="975,270" path="m2232,4155l1323,4155,1312,4151,1294,4133,1290,4122,1290,3918,1294,3907,1312,3889,1323,3885,2232,3885,2243,3889,2261,3907,2265,3918,2265,4122,2261,4133,2243,4151,2232,4155xe" filled="true" fillcolor="#c79059" stroked="false">
-                  <v:path arrowok="t"/>
-                  <v:fill opacity="7969f" type="solid"/>
-                </v:shape>
-                <v:shape style="position:absolute;left:1290;top:3885;width:975;height:270" id="docshape19" coordorigin="1290,3885" coordsize="975,270" path="m2232,4155l1323,4155,1312,4151,1294,4133,1290,4122,1290,3918,1294,3907,1312,3889,1323,3885,2232,3885,2243,3889,2254,3900,1331,3900,1327,3901,1320,3904,1317,3906,1311,3912,1309,3915,1306,3922,1305,3926,1305,4114,1306,4118,1309,4125,1311,4128,1317,4134,1320,4136,1327,4139,1331,4140,2254,4140,2243,4151,2232,4155xm2254,4140l2224,4140,2228,4139,2235,4136,2238,4134,2244,4128,2246,4125,2249,4118,2250,4114,2250,3926,2249,3922,2246,3915,2244,3912,2238,3906,2235,3904,2228,3901,2224,3900,2254,3900,2261,3907,2265,3918,2265,4122,2261,4133,2254,4140xe" filled="true" fillcolor="#c79059" stroked="false">
-                  <v:path arrowok="t"/>
-                  <v:fill opacity="13107f" type="solid"/>
-                </v:shape>
-                <v:shape style="position:absolute;left:2310;top:3885;width:765;height:270" id="docshape20" coordorigin="2310,3885" coordsize="765,270" path="m3042,4155l2343,4155,2332,4151,2314,4133,2310,4122,2310,3918,2314,3907,2332,3889,2343,3885,3042,3885,3053,3889,3071,3907,3075,3918,3075,4122,3071,4133,3053,4151,3042,4155xe" filled="true" fillcolor="#c79059" stroked="false">
-                  <v:path arrowok="t"/>
-                  <v:fill opacity="7969f" type="solid"/>
-                </v:shape>
-                <v:shape style="position:absolute;left:2310;top:3885;width:765;height:270" id="docshape21" coordorigin="2310,3885" coordsize="765,270" path="m3042,4155l2343,4155,2332,4151,2314,4133,2310,4122,2310,3918,2314,3907,2332,3889,2343,3885,3042,3885,3053,3889,3064,3900,2351,3900,2347,3901,2340,3904,2337,3906,2331,3912,2329,3915,2326,3922,2325,3926,2325,4114,2326,4118,2329,4125,2331,4128,2337,4134,2340,4136,2347,4139,2351,4140,3064,4140,3053,4151,3042,4155xm3064,4140l3034,4140,3038,4139,3045,4136,3048,4134,3054,4128,3056,4125,3059,4118,3060,4114,3060,3926,3059,3922,3056,3915,3054,3912,3048,3906,3045,3904,3038,3901,3034,3900,3064,3900,3071,3907,3075,3918,3075,4122,3071,4133,3064,4140xe" filled="true" fillcolor="#c79059" stroked="false">
-                  <v:path arrowok="t"/>
-                  <v:fill opacity="13107f" type="solid"/>
-                </v:shape>
-                <v:shape style="position:absolute;left:345;top:4200;width:930;height:270" id="docshape22" coordorigin="345,4200" coordsize="930,270" path="m1242,4470l378,4470,367,4466,349,4448,345,4437,345,4233,349,4222,367,4204,378,4200,1242,4200,1253,4204,1271,4222,1275,4233,1275,4437,1271,4448,1253,4466,1242,4470xe" filled="true" fillcolor="#c79059" stroked="false">
-                  <v:path arrowok="t"/>
-                  <v:fill opacity="7969f" type="solid"/>
-                </v:shape>
-                <v:shape style="position:absolute;left:345;top:4200;width:930;height:270" id="docshape23" coordorigin="345,4200" coordsize="930,270" path="m1242,4470l378,4470,367,4466,349,4448,345,4437,345,4233,349,4222,367,4204,378,4200,1242,4200,1253,4204,1264,4215,386,4215,382,4216,375,4219,372,4221,366,4227,364,4230,361,4237,360,4241,360,4429,361,4433,364,4440,366,4443,372,4449,375,4451,382,4454,386,4455,1264,4455,1253,4466,1242,4470xm1264,4455l1234,4455,1238,4454,1245,4451,1248,4449,1254,4443,1256,4440,1259,4433,1260,4429,1260,4241,1259,4237,1256,4230,1254,4227,1248,4221,1245,4219,1238,4216,1234,4215,1264,4215,1271,4222,1275,4233,1275,4437,1271,4448,1264,4455xe" filled="true" fillcolor="#c79059" stroked="false">
-                  <v:path arrowok="t"/>
-                  <v:fill opacity="13107f" type="solid"/>
-                </v:shape>
-                <v:shape style="position:absolute;left:1320;top:4200;width:870;height:270" id="docshape24" coordorigin="1320,4200" coordsize="870,270" path="m2157,4470l1353,4470,1342,4466,1324,4448,1320,4437,1320,4233,1324,4222,1342,4204,1353,4200,2157,4200,2168,4204,2186,4222,2190,4233,2190,4437,2186,4448,2168,4466,2157,4470xe" filled="true" fillcolor="#c79059" stroked="false">
-                  <v:path arrowok="t"/>
-                  <v:fill opacity="7969f" type="solid"/>
-                </v:shape>
-                <v:shape style="position:absolute;left:1320;top:4200;width:870;height:270" id="docshape25" coordorigin="1320,4200" coordsize="870,270" path="m2157,4470l1353,4470,1342,4466,1324,4448,1320,4437,1320,4233,1324,4222,1342,4204,1353,4200,2157,4200,2168,4204,2179,4215,1361,4215,1357,4216,1350,4219,1347,4221,1341,4227,1339,4230,1336,4237,1335,4241,1335,4429,1336,4433,1339,4440,1341,4443,1347,4449,1350,4451,1357,4454,1361,4455,2179,4455,2168,4466,2157,4470xm2179,4455l2149,4455,2153,4454,2160,4451,2163,4449,2169,4443,2171,4440,2174,4433,2175,4429,2175,4241,2174,4237,2171,4230,2169,4227,2163,4221,2160,4219,2153,4216,2149,4215,2179,4215,2186,4222,2190,4233,2190,4437,2186,4448,2179,4455xe" filled="true" fillcolor="#c79059" stroked="false">
-                  <v:path arrowok="t"/>
-                  <v:fill opacity="13107f" type="solid"/>
-                </v:shape>
-                <v:shape style="position:absolute;left:2235;top:4200;width:855;height:270" id="docshape26" coordorigin="2235,4200" coordsize="855,270" path="m3057,4470l2268,4470,2257,4466,2239,4448,2235,4437,2235,4233,2239,4222,2257,4204,2268,4200,3057,4200,3068,4204,3086,4222,3090,4233,3090,4437,3086,4448,3068,4466,3057,4470xe" filled="true" fillcolor="#c79059" stroked="false">
-                  <v:path arrowok="t"/>
-                  <v:fill opacity="7969f" type="solid"/>
-                </v:shape>
-                <v:shape style="position:absolute;left:2235;top:4200;width:855;height:270" id="docshape27" coordorigin="2235,4200" coordsize="855,270" path="m3057,4470l2268,4470,2257,4466,2239,4448,2235,4437,2235,4233,2239,4222,2257,4204,2268,4200,3057,4200,3068,4204,3079,4215,2276,4215,2272,4216,2265,4219,2262,4221,2256,4227,2254,4230,2251,4237,2250,4241,2250,4429,2251,4433,2254,4440,2256,4443,2262,4449,2265,4451,2272,4454,2276,4455,3079,4455,3068,4466,3057,4470xm3079,4455l3049,4455,3053,4454,3060,4451,3063,4449,3069,4443,3071,4440,3074,4433,3075,4429,3075,4241,3074,4237,3071,4230,3069,4227,3063,4221,3060,4219,3053,4216,3049,4215,3079,4215,3086,4222,3090,4233,3090,4437,3086,4448,3079,4455xe" filled="true" fillcolor="#c79059" stroked="false">
-                  <v:path arrowok="t"/>
-                  <v:fill opacity="13107f" type="solid"/>
-                </v:shape>
-                <v:shape style="position:absolute;left:345;top:4515;width:990;height:270" id="docshape28" coordorigin="345,4515" coordsize="990,270" path="m1302,4785l378,4785,367,4781,349,4763,345,4752,345,4548,349,4537,367,4519,378,4515,1302,4515,1313,4519,1331,4537,1335,4548,1335,4752,1331,4763,1313,4781,1302,4785xe" filled="true" fillcolor="#c79059" stroked="false">
-                  <v:path arrowok="t"/>
-                  <v:fill opacity="7969f" type="solid"/>
-                </v:shape>
-                <v:shape style="position:absolute;left:345;top:4515;width:990;height:270" id="docshape29" coordorigin="345,4515" coordsize="990,270" path="m1302,4785l378,4785,367,4781,349,4763,345,4752,345,4548,349,4537,367,4519,378,4515,1302,4515,1313,4519,1324,4530,386,4530,382,4531,375,4534,372,4536,366,4542,364,4545,361,4552,360,4556,360,4744,361,4748,364,4755,366,4758,372,4764,375,4766,382,4769,386,4770,1324,4770,1313,4781,1302,4785xm1324,4770l1294,4770,1298,4769,1305,4766,1308,4764,1314,4758,1316,4755,1319,4748,1320,4744,1320,4556,1319,4552,1316,4545,1314,4542,1308,4536,1305,4534,1298,4531,1294,4530,1324,4530,1331,4537,1335,4548,1335,4752,1331,4763,1324,4770xe" filled="true" fillcolor="#c79059" stroked="false">
-                  <v:path arrowok="t"/>
-                  <v:fill opacity="13107f" type="solid"/>
-                </v:shape>
-                <v:shape style="position:absolute;left:1380;top:4515;width:690;height:270" id="docshape30" coordorigin="1380,4515" coordsize="690,270" path="m2037,4785l1413,4785,1402,4781,1384,4763,1380,4752,1380,4548,1384,4537,1402,4519,1413,4515,2037,4515,2048,4519,2066,4537,2070,4548,2070,4752,2066,4763,2048,4781,2037,4785xe" filled="true" fillcolor="#c79059" stroked="false">
-                  <v:path arrowok="t"/>
-                  <v:fill opacity="7969f" type="solid"/>
-                </v:shape>
-                <v:shape style="position:absolute;left:1380;top:4515;width:690;height:270" id="docshape31" coordorigin="1380,4515" coordsize="690,270" path="m2037,4785l1413,4785,1402,4781,1384,4763,1380,4752,1380,4548,1384,4537,1402,4519,1413,4515,2037,4515,2048,4519,2059,4530,1421,4530,1417,4531,1410,4534,1407,4536,1401,4542,1399,4545,1396,4552,1395,4556,1395,4744,1396,4748,1399,4755,1401,4758,1407,4764,1410,4766,1417,4769,1421,4770,2059,4770,2048,4781,2037,4785xm2059,4770l2029,4770,2033,4769,2040,4766,2043,4764,2049,4758,2051,4755,2054,4748,2055,4744,2055,4556,2054,4552,2051,4545,2049,4542,2043,4536,2040,4534,2033,4531,2029,4530,2059,4530,2066,4537,2070,4548,2070,4752,2066,4763,2059,4770xe" filled="true" fillcolor="#c79059" stroked="false">
-                  <v:path arrowok="t"/>
-                  <v:fill opacity="13107f" type="solid"/>
-                </v:shape>
-                <v:shape style="position:absolute;left:2115;top:4515;width:450;height:270" id="docshape32" coordorigin="2115,4515" coordsize="450,270" path="m2532,4785l2148,4785,2137,4781,2119,4763,2115,4752,2115,4548,2119,4537,2137,4519,2148,4515,2532,4515,2543,4519,2561,4537,2565,4548,2565,4752,2561,4763,2543,4781,2532,4785xe" filled="true" fillcolor="#c79059" stroked="false">
-                  <v:path arrowok="t"/>
-                  <v:fill opacity="7969f" type="solid"/>
-                </v:shape>
-                <v:shape style="position:absolute;left:2115;top:4515;width:450;height:270" id="docshape33" coordorigin="2115,4515" coordsize="450,270" path="m2532,4785l2148,4785,2137,4781,2119,4763,2115,4752,2115,4548,2119,4537,2137,4519,2148,4515,2532,4515,2543,4519,2554,4530,2156,4530,2152,4531,2145,4534,2142,4536,2136,4542,2134,4545,2131,4552,2130,4556,2130,4744,2131,4748,2134,4755,2136,4758,2142,4764,2145,4766,2152,4769,2156,4770,2554,4770,2543,4781,2532,4785xm2554,4770l2524,4770,2528,4769,2535,4766,2538,4764,2544,4758,2546,4755,2549,4748,2550,4744,2550,4556,2549,4552,2546,4545,2544,4542,2538,4536,2535,4534,2528,4531,2524,4530,2554,4530,2561,4537,2565,4548,2565,4752,2561,4763,2554,4770xe" filled="true" fillcolor="#c79059" stroked="false">
-                  <v:path arrowok="t"/>
-                  <v:fill opacity="13107f" type="solid"/>
-                </v:shape>
-                <v:shape style="position:absolute;left:345;top:4830;width:675;height:270" id="docshape34" coordorigin="345,4830" coordsize="675,270" path="m987,5100l378,5100,367,5096,349,5078,345,5067,345,4863,349,4852,367,4834,378,4830,987,4830,998,4834,1016,4852,1020,4863,1020,5067,1016,5078,998,5096,987,5100xe" filled="true" fillcolor="#c79059" stroked="false">
-                  <v:path arrowok="t"/>
-                  <v:fill opacity="7969f" type="solid"/>
-                </v:shape>
-                <v:shape style="position:absolute;left:345;top:4830;width:675;height:270" id="docshape35" coordorigin="345,4830" coordsize="675,270" path="m987,5100l378,5100,367,5096,349,5078,345,5067,345,4863,349,4852,367,4834,378,4830,987,4830,998,4834,1009,4845,386,4845,382,4846,375,4849,372,4851,366,4857,364,4860,361,4867,360,4871,360,5059,361,5063,364,5070,366,5073,372,5079,375,5081,382,5084,386,5085,1009,5085,998,5096,987,5100xm1009,5085l979,5085,983,5084,990,5081,993,5079,999,5073,1001,5070,1004,5063,1005,5059,1005,4871,1004,4867,1001,4860,999,4857,993,4851,990,4849,983,4846,979,4845,1009,4845,1016,4852,1020,4863,1020,5067,1016,5078,1009,5085xe" filled="true" fillcolor="#c79059" stroked="false">
-                  <v:path arrowok="t"/>
-                  <v:fill opacity="13107f" type="solid"/>
-                </v:shape>
-                <v:shape style="position:absolute;left:1065;top:4830;width:1200;height:270" id="docshape36" coordorigin="1065,4830" coordsize="1200,270" path="m2232,5100l1098,5100,1087,5096,1069,5078,1065,5067,1065,4863,1069,4852,1087,4834,1098,4830,2232,4830,2243,4834,2261,4852,2265,4863,2265,5067,2261,5078,2243,5096,2232,5100xe" filled="true" fillcolor="#c79059" stroked="false">
-                  <v:path arrowok="t"/>
-                  <v:fill opacity="7969f" type="solid"/>
-                </v:shape>
-                <v:shape style="position:absolute;left:1065;top:4830;width:1200;height:270" id="docshape37" coordorigin="1065,4830" coordsize="1200,270" path="m2232,5100l1098,5100,1087,5096,1069,5078,1065,5067,1065,4863,1069,4852,1087,4834,1098,4830,2232,4830,2243,4834,2254,4845,1106,4845,1102,4846,1095,4849,1092,4851,1086,4857,1084,4860,1081,4867,1080,4871,1080,5059,1081,5063,1084,5070,1086,5073,1092,5079,1095,5081,1102,5084,1106,5085,2254,5085,2243,5096,2232,5100xm2254,5085l2224,5085,2228,5084,2235,5081,2238,5079,2244,5073,2246,5070,2249,5063,2250,5059,2250,4871,2249,4867,2246,4860,2244,4857,2238,4851,2235,4849,2228,4846,2224,4845,2254,4845,2261,4852,2265,4863,2265,5067,2261,5078,2254,5085xe" filled="true" fillcolor="#c79059" stroked="false">
-                  <v:path arrowok="t"/>
-                  <v:fill opacity="13107f" type="solid"/>
-                </v:shape>
-                <v:shape style="position:absolute;left:344;top:5490;width:2760;height:4605" id="docshape38" coordorigin="345,5490" coordsize="2760,4605" path="m3105,10080l345,10080,345,10095,3105,10095,3105,10080xm3105,8880l345,8880,345,8895,3105,8895,3105,8880xm3105,7440l345,7440,345,7455,3105,7455,3105,7440xm3105,5490l345,5490,345,5505,3105,5505,3105,5490xe" filled="true" fillcolor="#c79059" stroked="false">
-                  <v:path arrowok="t"/>
-                  <v:fill opacity="16449f" type="solid"/>
-                </v:shape>
-                <v:shape style="position:absolute;left:3884;top:2955;width:7845;height:1155" id="docshape39" coordorigin="3885,2955" coordsize="7845,1155" path="m11730,4095l3885,4095,3885,4110,11730,4110,11730,4095xm11730,2955l3885,2955,3885,2970,11730,2970,11730,2955xe" filled="true" fillcolor="#e2d9cd" stroked="false">
-                  <v:path arrowok="t"/>
-                  <v:fill type="solid"/>
-                </v:shape>
-                <v:shape style="position:absolute;left:3885;top:3120;width:1830;height:240" id="docshape40" coordorigin="3885,3120" coordsize="1830,240" path="m5682,3360l3918,3360,3907,3356,3889,3338,3885,3327,3885,3153,3889,3142,3907,3124,3918,3120,5682,3120,5693,3124,5711,3142,5715,3153,5715,3327,5711,3338,5693,3356,5682,3360xe" filled="true" fillcolor="#c79059" stroked="false">
-                  <v:path arrowok="t"/>
-                  <v:fill opacity="6684f" type="solid"/>
-                </v:shape>
-                <v:shape style="position:absolute;left:3885;top:3120;width:1830;height:240" id="docshape41" coordorigin="3885,3120" coordsize="1830,240" path="m5682,3360l3918,3360,3907,3356,3889,3338,3885,3327,3885,3153,3889,3142,3907,3124,3918,3120,5682,3120,5693,3124,5704,3135,3926,3135,3922,3136,3915,3139,3912,3141,3906,3147,3904,3150,3901,3157,3900,3161,3900,3319,3901,3323,3904,3330,3906,3333,3912,3339,3915,3341,3922,3344,3926,3345,5704,3345,5693,3356,5682,3360xm5704,3345l5674,3345,5678,3344,5685,3341,5688,3339,5694,3333,5696,3330,5699,3323,5700,3319,5700,3161,5699,3157,5696,3150,5694,3147,5688,3141,5685,3139,5678,3136,5674,3135,5704,3135,5711,3142,5715,3153,5715,3327,5711,3338,5704,3345xe" filled="true" fillcolor="#c79059" stroked="false">
-                  <v:path arrowok="t"/>
-                  <v:fill opacity="16449f" type="solid"/>
-                </v:shape>
-                <v:shape style="position:absolute;left:5775;top:3120;width:1485;height:240" id="docshape42" coordorigin="5775,3120" coordsize="1485,240" path="m7227,3360l5808,3360,5797,3356,5779,3338,5775,3327,5775,3153,5779,3142,5797,3124,5808,3120,7227,3120,7238,3124,7256,3142,7260,3153,7260,3327,7256,3338,7238,3356,7227,3360xe" filled="true" fillcolor="#c79059" stroked="false">
-                  <v:path arrowok="t"/>
-                  <v:fill opacity="6684f" type="solid"/>
-                </v:shape>
-                <v:shape style="position:absolute;left:5775;top:3120;width:1485;height:240" id="docshape43" coordorigin="5775,3120" coordsize="1485,240" path="m7227,3360l5808,3360,5797,3356,5779,3338,5775,3327,5775,3153,5779,3142,5797,3124,5808,3120,7227,3120,7238,3124,7249,3135,5816,3135,5812,3136,5805,3139,5802,3141,5796,3147,5794,3150,5791,3157,5790,3161,5790,3319,5791,3323,5794,3330,5796,3333,5802,3339,5805,3341,5812,3344,5816,3345,7249,3345,7238,3356,7227,3360xm7249,3345l7219,3345,7223,3344,7230,3341,7233,3339,7239,3333,7241,3330,7244,3323,7245,3319,7245,3161,7244,3157,7241,3150,7239,3147,7233,3141,7230,3139,7223,3136,7219,3135,7249,3135,7256,3142,7260,3153,7260,3327,7256,3338,7249,3345xe" filled="true" fillcolor="#c79059" stroked="false">
-                  <v:path arrowok="t"/>
-                  <v:fill opacity="16449f" type="solid"/>
-                </v:shape>
-                <v:shape style="position:absolute;left:7320;top:3120;width:1545;height:240" id="docshape44" coordorigin="7320,3120" coordsize="1545,240" path="m8832,3360l7353,3360,7342,3356,7324,3338,7320,3327,7320,3153,7324,3142,7342,3124,7353,3120,8832,3120,8843,3124,8861,3142,8865,3153,8865,3327,8861,3338,8843,3356,8832,3360xe" filled="true" fillcolor="#c79059" stroked="false">
-                  <v:path arrowok="t"/>
-                  <v:fill opacity="6684f" type="solid"/>
-                </v:shape>
-                <v:shape style="position:absolute;left:7320;top:3120;width:1545;height:240" id="docshape45" coordorigin="7320,3120" coordsize="1545,240" path="m8832,3360l7353,3360,7342,3356,7324,3338,7320,3327,7320,3153,7324,3142,7342,3124,7353,3120,8832,3120,8843,3124,8854,3135,7361,3135,7357,3136,7350,3139,7347,3141,7341,3147,7339,3150,7336,3157,7335,3161,7335,3319,7336,3323,7339,3330,7341,3333,7347,3339,7350,3341,7357,3344,7361,3345,8854,3345,8843,3356,8832,3360xm8854,3345l8824,3345,8828,3344,8835,3341,8838,3339,8844,3333,8846,3330,8849,3323,8850,3319,8850,3161,8849,3157,8846,3150,8844,3147,8838,3141,8835,3139,8828,3136,8824,3135,8854,3135,8861,3142,8865,3153,8865,3327,8861,3338,8854,3345xe" filled="true" fillcolor="#c79059" stroked="false">
-                  <v:path arrowok="t"/>
-                  <v:fill opacity="16449f" type="solid"/>
-                </v:shape>
-                <v:shape style="position:absolute;left:8925;top:3120;width:1890;height:240" id="docshape46" coordorigin="8925,3120" coordsize="1890,240" path="m10782,3360l8958,3360,8947,3356,8929,3338,8925,3327,8925,3153,8929,3142,8947,3124,8958,3120,10782,3120,10793,3124,10811,3142,10815,3153,10815,3327,10811,3338,10793,3356,10782,3360xe" filled="true" fillcolor="#c79059" stroked="false">
-                  <v:path arrowok="t"/>
-                  <v:fill opacity="6684f" type="solid"/>
-                </v:shape>
-                <v:shape style="position:absolute;left:8925;top:3120;width:1890;height:240" id="docshape47" coordorigin="8925,3120" coordsize="1890,240" path="m10782,3360l8958,3360,8947,3356,8929,3338,8925,3327,8925,3153,8929,3142,8947,3124,8958,3120,10782,3120,10793,3124,10804,3135,8966,3135,8962,3136,8955,3139,8952,3141,8946,3147,8944,3150,8941,3157,8940,3161,8940,3319,8941,3323,8944,3330,8946,3333,8952,3339,8955,3341,8962,3344,8966,3345,10804,3345,10793,3356,10782,3360xm10804,3345l10774,3345,10778,3344,10785,3341,10788,3339,10794,3333,10796,3330,10799,3323,10800,3319,10800,3161,10799,3157,10796,3150,10794,3147,10788,3141,10785,3139,10778,3136,10774,3135,10804,3135,10811,3142,10815,3153,10815,3327,10811,3338,10804,3345xe" filled="true" fillcolor="#c79059" stroked="false">
-                  <v:path arrowok="t"/>
-                  <v:fill opacity="16449f" type="solid"/>
-                </v:shape>
-                <v:shape style="position:absolute;left:3885;top:3420;width:1485;height:240" id="docshape48" coordorigin="3885,3420" coordsize="1485,240" path="m5337,3660l3918,3660,3907,3656,3889,3638,3885,3627,3885,3453,3889,3442,3907,3424,3918,3420,5337,3420,5348,3424,5366,3442,5370,3453,5370,3627,5366,3638,5348,3656,5337,3660xe" filled="true" fillcolor="#c79059" stroked="false">
-                  <v:path arrowok="t"/>
-                  <v:fill opacity="6684f" type="solid"/>
-                </v:shape>
-                <v:shape style="position:absolute;left:3885;top:3420;width:1485;height:240" id="docshape49" coordorigin="3885,3420" coordsize="1485,240" path="m5337,3660l3918,3660,3907,3656,3889,3638,3885,3627,3885,3453,3889,3442,3907,3424,3918,3420,5337,3420,5348,3424,5359,3435,3926,3435,3922,3436,3915,3439,3912,3441,3906,3447,3904,3450,3901,3457,3900,3461,3900,3619,3901,3623,3904,3630,3906,3633,3912,3639,3915,3641,3922,3644,3926,3645,5359,3645,5348,3656,5337,3660xm5359,3645l5329,3645,5333,3644,5340,3641,5343,3639,5349,3633,5351,3630,5354,3623,5355,3619,5355,3461,5354,3457,5351,3450,5349,3447,5343,3441,5340,3439,5333,3436,5329,3435,5359,3435,5366,3442,5370,3453,5370,3627,5366,3638,5359,3645xe" filled="true" fillcolor="#c79059" stroked="false">
-                  <v:path arrowok="t"/>
-                  <v:fill opacity="16449f" type="solid"/>
-                </v:shape>
-                <v:shape style="position:absolute;left:5430;top:3420;width:1905;height:240" id="docshape50" coordorigin="5430,3420" coordsize="1905,240" path="m7302,3660l5463,3660,5452,3656,5434,3638,5430,3627,5430,3453,5434,3442,5452,3424,5463,3420,7302,3420,7313,3424,7331,3442,7335,3453,7335,3627,7331,3638,7313,3656,7302,3660xe" filled="true" fillcolor="#c79059" stroked="false">
-                  <v:path arrowok="t"/>
-                  <v:fill opacity="6684f" type="solid"/>
-                </v:shape>
-                <v:shape style="position:absolute;left:5430;top:3420;width:1905;height:240" id="docshape51" coordorigin="5430,3420" coordsize="1905,240" path="m7302,3660l5463,3660,5452,3656,5434,3638,5430,3627,5430,3453,5434,3442,5452,3424,5463,3420,7302,3420,7313,3424,7324,3435,5471,3435,5467,3436,5460,3439,5457,3441,5451,3447,5449,3450,5446,3457,5445,3461,5445,3619,5446,3623,5449,3630,5451,3633,5457,3639,5460,3641,5467,3644,5471,3645,7324,3645,7313,3656,7302,3660xm7324,3645l7294,3645,7298,3644,7305,3641,7308,3639,7314,3633,7316,3630,7319,3623,7320,3619,7320,3461,7319,3457,7316,3450,7314,3447,7308,3441,7305,3439,7298,3436,7294,3435,7324,3435,7331,3442,7335,3453,7335,3627,7331,3638,7324,3645xe" filled="true" fillcolor="#c79059" stroked="false">
-                  <v:path arrowok="t"/>
-                  <v:fill opacity="16449f" type="solid"/>
-                </v:shape>
-                <v:shape style="position:absolute;left:7395;top:3420;width:1755;height:240" id="docshape52" coordorigin="7395,3420" coordsize="1755,240" path="m9117,3660l7428,3660,7417,3656,7399,3638,7395,3627,7395,3453,7399,3442,7417,3424,7428,3420,9117,3420,9128,3424,9146,3442,9150,3453,9150,3627,9146,3638,9128,3656,9117,3660xe" filled="true" fillcolor="#c79059" stroked="false">
-                  <v:path arrowok="t"/>
-                  <v:fill opacity="6684f" type="solid"/>
-                </v:shape>
-                <v:shape style="position:absolute;left:7395;top:3420;width:1755;height:240" id="docshape53" coordorigin="7395,3420" coordsize="1755,240" path="m9117,3660l7428,3660,7417,3656,7399,3638,7395,3627,7395,3453,7399,3442,7417,3424,7428,3420,9117,3420,9128,3424,9139,3435,7436,3435,7432,3436,7425,3439,7422,3441,7416,3447,7414,3450,7411,3457,7410,3461,7410,3619,7411,3623,7414,3630,7416,3633,7422,3639,7425,3641,7432,3644,7436,3645,9139,3645,9128,3656,9117,3660xm9139,3645l9109,3645,9113,3644,9120,3641,9123,3639,9129,3633,9131,3630,9134,3623,9135,3619,9135,3461,9134,3457,9131,3450,9129,3447,9123,3441,9120,3439,9113,3436,9109,3435,9139,3435,9146,3442,9150,3453,9150,3627,9146,3638,9139,3645xe" filled="true" fillcolor="#c79059" stroked="false">
-                  <v:path arrowok="t"/>
-                  <v:fill opacity="16449f" type="solid"/>
-                </v:shape>
-                <v:shape style="position:absolute;left:9210;top:3420;width:1755;height:240" id="docshape54" coordorigin="9210,3420" coordsize="1755,240" path="m10932,3660l9243,3660,9232,3656,9214,3638,9210,3627,9210,3453,9214,3442,9232,3424,9243,3420,10932,3420,10943,3424,10961,3442,10965,3453,10965,3627,10961,3638,10943,3656,10932,3660xe" filled="true" fillcolor="#c79059" stroked="false">
-                  <v:path arrowok="t"/>
-                  <v:fill opacity="6684f" type="solid"/>
-                </v:shape>
-                <v:shape style="position:absolute;left:9210;top:3420;width:1755;height:240" id="docshape55" coordorigin="9210,3420" coordsize="1755,240" path="m10932,3660l9243,3660,9232,3656,9214,3638,9210,3627,9210,3453,9214,3442,9232,3424,9243,3420,10932,3420,10943,3424,10954,3435,9251,3435,9247,3436,9240,3439,9237,3441,9231,3447,9229,3450,9226,3457,9225,3461,9225,3619,9226,3623,9229,3630,9231,3633,9237,3639,9240,3641,9247,3644,9251,3645,10954,3645,10943,3656,10932,3660xm10954,3645l10924,3645,10928,3644,10935,3641,10938,3639,10944,3633,10946,3630,10949,3623,10950,3619,10950,3461,10949,3457,10946,3450,10944,3447,10938,3441,10935,3439,10928,3436,10924,3435,10954,3435,10961,3442,10965,3453,10965,3627,10961,3638,10954,3645xe" filled="true" fillcolor="#c79059" stroked="false">
-                  <v:path arrowok="t"/>
-                  <v:fill opacity="16449f" type="solid"/>
-                </v:shape>
-                <v:shape style="position:absolute;left:3885;top:3720;width:1275;height:240" id="docshape56" coordorigin="3885,3720" coordsize="1275,240" path="m5127,3960l3918,3960,3907,3956,3889,3938,3885,3927,3885,3753,3889,3742,3907,3724,3918,3720,5127,3720,5138,3724,5156,3742,5160,3753,5160,3927,5156,3938,5138,3956,5127,3960xe" filled="true" fillcolor="#c79059" stroked="false">
-                  <v:path arrowok="t"/>
-                  <v:fill opacity="6684f" type="solid"/>
-                </v:shape>
-                <v:shape style="position:absolute;left:3885;top:3720;width:1275;height:240" id="docshape57" coordorigin="3885,3720" coordsize="1275,240" path="m5127,3960l3918,3960,3907,3956,3889,3938,3885,3927,3885,3753,3889,3742,3907,3724,3918,3720,5127,3720,5138,3724,5149,3735,3926,3735,3922,3736,3915,3739,3912,3741,3906,3747,3904,3750,3901,3757,3900,3761,3900,3919,3901,3923,3904,3930,3906,3933,3912,3939,3915,3941,3922,3944,3926,3945,5149,3945,5138,3956,5127,3960xm5149,3945l5119,3945,5123,3944,5130,3941,5133,3939,5139,3933,5141,3930,5144,3923,5145,3919,5145,3761,5144,3757,5141,3750,5139,3747,5133,3741,5130,3739,5123,3736,5119,3735,5149,3735,5156,3742,5160,3753,5160,3927,5156,3938,5149,3945xe" filled="true" fillcolor="#c79059" stroked="false">
-                  <v:path arrowok="t"/>
-                  <v:fill opacity="16449f" type="solid"/>
-                </v:shape>
-                <w10:wrap type="none"/>
-              </v:group>
-            </w:pict>
-          </mc:Fallback>
-        </mc:AlternateContent>
-      </w:r>
-      <w:r>
-        <w:rPr>
-          <w:color w:val="1A2E45"/>
-        </w:rPr>
-        <w:t>DataSwarm</w:t>
-      </w:r>
-      <w:r>
-        <w:rPr>
-          <w:color w:val="1A2E45"/>
-          <w:spacing w:val="-8"/>
-        </w:rPr>
-        <w:t> </w:t>
-      </w:r>
-      <w:r>
-        <w:rPr>
-          <w:color w:val="1A2E45"/>
-        </w:rPr>
-        <w:t>Pipeline</w:t>
-      </w:r>
-      <w:r>
-        <w:rPr>
-          <w:color w:val="1A2E45"/>
-          <w:spacing w:val="-8"/>
-        </w:rPr>
-        <w:t> </w:t>
-      </w:r>
-      <w:r>
-        <w:rPr>
-          <w:color w:val="1A2E45"/>
-        </w:rPr>
-        <w:t>Engineering</w:t>
-      </w:r>
-      <w:r>
-        <w:rPr>
-          <w:color w:val="1A2E45"/>
-          <w:spacing w:val="-8"/>
-        </w:rPr>
-        <w:t> </w:t>
-      </w:r>
-      <w:r>
-        <w:rPr>
-          <w:color w:val="1A2E45"/>
-        </w:rPr>
-        <w:t>&amp;</w:t>
-      </w:r>
-      <w:r>
-        <w:rPr>
-          <w:color w:val="1A2E45"/>
-          <w:spacing w:val="-8"/>
-        </w:rPr>
-        <w:t> </w:t>
-      </w:r>
-      <w:r>
-        <w:rPr>
-          <w:color w:val="1A2E45"/>
-        </w:rPr>
-        <w:t>Operational</w:t>
-      </w:r>
-      <w:r>
-        <w:rPr>
-          <w:color w:val="1A2E45"/>
-          <w:spacing w:val="-8"/>
-        </w:rPr>
-        <w:t> </w:t>
-      </w:r>
-      <w:r>
-        <w:rPr>
-          <w:color w:val="1A2E45"/>
-          <w:spacing w:val="-2"/>
-        </w:rPr>
-        <w:t>Quality</w:t>
-      </w:r>
-    </w:p>
-    <w:p>
-      <w:pPr>
-        <w:pStyle w:val="ListParagraph"/>
-        <w:numPr>
-          <w:ilvl w:val="1"/>
-          <w:numId w:val="2"/>
-        </w:numPr>
-        <w:tabs>
-          <w:tab w:pos="4052" w:val="left" w:leader="none"/>
-        </w:tabs>
-        <w:spacing w:line="302" w:lineRule="auto" w:before="41" w:after="0"/>
-        <w:ind w:left="4052" w:right="370" w:hanging="165"/>
-        <w:jc w:val="left"/>
-        <w:rPr>
-          <w:color w:val="C79059"/>
-          <w:position w:val="1"/>
-          <w:sz w:val="11"/>
-        </w:rPr>
-      </w:pPr>
-      <w:r>
-        <w:rPr>
-          <w:color w:val="1D293B"/>
-          <w:sz w:val="16"/>
-        </w:rPr>
-        <w:t>Strengthened</w:t>
-      </w:r>
-      <w:r>
-        <w:rPr>
-          <w:color w:val="1D293B"/>
-          <w:spacing w:val="-5"/>
-          <w:sz w:val="16"/>
-        </w:rPr>
-        <w:t> </w:t>
-      </w:r>
-      <w:r>
-        <w:rPr>
-          <w:color w:val="1D293B"/>
-          <w:sz w:val="16"/>
-        </w:rPr>
-        <w:t>DataSwarm</w:t>
-      </w:r>
-      <w:r>
-        <w:rPr>
-          <w:color w:val="1D293B"/>
-          <w:spacing w:val="-5"/>
-          <w:sz w:val="16"/>
-        </w:rPr>
-        <w:t> </w:t>
-      </w:r>
-      <w:r>
-        <w:rPr>
-          <w:color w:val="1D293B"/>
-          <w:sz w:val="16"/>
-        </w:rPr>
-        <w:t>pipeline</w:t>
-      </w:r>
-      <w:r>
-        <w:rPr>
-          <w:color w:val="1D293B"/>
-          <w:spacing w:val="-5"/>
-          <w:sz w:val="16"/>
-        </w:rPr>
-        <w:t> </w:t>
-      </w:r>
-      <w:r>
-        <w:rPr>
-          <w:color w:val="1D293B"/>
-          <w:sz w:val="16"/>
-        </w:rPr>
-        <w:t>structure</w:t>
-      </w:r>
-      <w:r>
-        <w:rPr>
-          <w:color w:val="1D293B"/>
-          <w:spacing w:val="-5"/>
-          <w:sz w:val="16"/>
-        </w:rPr>
-        <w:t> </w:t>
-      </w:r>
-      <w:r>
-        <w:rPr>
-          <w:color w:val="1D293B"/>
-          <w:sz w:val="16"/>
-        </w:rPr>
-        <w:t>—</w:t>
-      </w:r>
-      <w:r>
-        <w:rPr>
-          <w:color w:val="1D293B"/>
-          <w:spacing w:val="-5"/>
-          <w:sz w:val="16"/>
-        </w:rPr>
-        <w:t> </w:t>
-      </w:r>
-      <w:r>
-        <w:rPr>
-          <w:color w:val="1D293B"/>
-          <w:sz w:val="16"/>
-        </w:rPr>
-        <w:t>improved</w:t>
-      </w:r>
-      <w:r>
-        <w:rPr>
-          <w:color w:val="1D293B"/>
-          <w:spacing w:val="-5"/>
-          <w:sz w:val="16"/>
-        </w:rPr>
-        <w:t> </w:t>
-      </w:r>
-      <w:r>
-        <w:rPr>
-          <w:color w:val="1D293B"/>
-          <w:sz w:val="16"/>
-        </w:rPr>
-        <w:t>schema/dataset</w:t>
-      </w:r>
-      <w:r>
-        <w:rPr>
-          <w:color w:val="1D293B"/>
-          <w:spacing w:val="-5"/>
-          <w:sz w:val="16"/>
-        </w:rPr>
-        <w:t> </w:t>
-      </w:r>
-      <w:r>
-        <w:rPr>
-          <w:color w:val="1D293B"/>
-          <w:sz w:val="16"/>
-        </w:rPr>
-        <w:t>definitions,</w:t>
-      </w:r>
-      <w:r>
-        <w:rPr>
-          <w:color w:val="1D293B"/>
-          <w:spacing w:val="-5"/>
-          <w:sz w:val="16"/>
-        </w:rPr>
-        <w:t> </w:t>
-      </w:r>
-      <w:r>
-        <w:rPr>
-          <w:color w:val="1D293B"/>
-          <w:sz w:val="16"/>
-        </w:rPr>
-        <w:t>removed</w:t>
-      </w:r>
-      <w:r>
-        <w:rPr>
-          <w:color w:val="1D293B"/>
-          <w:spacing w:val="-5"/>
-          <w:sz w:val="16"/>
-        </w:rPr>
-        <w:t> </w:t>
-      </w:r>
-      <w:r>
-        <w:rPr>
-          <w:color w:val="1D293B"/>
-          <w:sz w:val="16"/>
-        </w:rPr>
-        <w:t>hardcoded paths, streamlined lint/schedule/test workflows — establishing patterns the full team adopted to reduce production incidents</w:t>
-      </w:r>
-    </w:p>
-    <w:p>
-      <w:pPr>
-        <w:pStyle w:val="ListParagraph"/>
-        <w:numPr>
-          <w:ilvl w:val="1"/>
-          <w:numId w:val="2"/>
-        </w:numPr>
-        <w:tabs>
-          <w:tab w:pos="4052" w:val="left" w:leader="none"/>
-        </w:tabs>
-        <w:spacing w:line="312" w:lineRule="auto" w:before="40" w:after="0"/>
-        <w:ind w:left="4052" w:right="414" w:hanging="165"/>
-        <w:jc w:val="left"/>
-        <w:rPr>
-          <w:color w:val="C79059"/>
-          <w:position w:val="1"/>
-          <w:sz w:val="11"/>
-        </w:rPr>
-      </w:pPr>
-      <w:r>
-        <w:rPr>
-          <w:color w:val="1D293B"/>
-          <w:sz w:val="16"/>
-        </w:rPr>
-        <w:t>Documented</w:t>
-      </w:r>
-      <w:r>
-        <w:rPr>
-          <w:color w:val="1D293B"/>
-          <w:spacing w:val="-4"/>
-          <w:sz w:val="16"/>
-        </w:rPr>
-        <w:t> </w:t>
-      </w:r>
-      <w:r>
-        <w:rPr>
-          <w:color w:val="1D293B"/>
-          <w:sz w:val="16"/>
-        </w:rPr>
-        <w:t>repeatable</w:t>
-      </w:r>
-      <w:r>
-        <w:rPr>
-          <w:color w:val="1D293B"/>
-          <w:spacing w:val="-4"/>
-          <w:sz w:val="16"/>
-        </w:rPr>
-        <w:t> </w:t>
-      </w:r>
-      <w:r>
-        <w:rPr>
-          <w:color w:val="1D293B"/>
-          <w:sz w:val="16"/>
-        </w:rPr>
-        <w:t>validation</w:t>
-      </w:r>
-      <w:r>
-        <w:rPr>
-          <w:color w:val="1D293B"/>
-          <w:spacing w:val="-4"/>
-          <w:sz w:val="16"/>
-        </w:rPr>
-        <w:t> </w:t>
-      </w:r>
-      <w:r>
-        <w:rPr>
-          <w:color w:val="1D293B"/>
-          <w:sz w:val="16"/>
-        </w:rPr>
-        <w:t>steps</w:t>
-      </w:r>
-      <w:r>
-        <w:rPr>
-          <w:color w:val="1D293B"/>
-          <w:spacing w:val="-4"/>
-          <w:sz w:val="16"/>
-        </w:rPr>
-        <w:t> </w:t>
-      </w:r>
-      <w:r>
-        <w:rPr>
-          <w:color w:val="1D293B"/>
-          <w:sz w:val="16"/>
-        </w:rPr>
-        <w:t>that</w:t>
-      </w:r>
-      <w:r>
-        <w:rPr>
-          <w:color w:val="1D293B"/>
-          <w:spacing w:val="-4"/>
-          <w:sz w:val="16"/>
-        </w:rPr>
-        <w:t> </w:t>
-      </w:r>
-      <w:r>
-        <w:rPr>
-          <w:color w:val="1D293B"/>
-          <w:sz w:val="16"/>
-        </w:rPr>
-        <w:t>accelerated</w:t>
-      </w:r>
-      <w:r>
-        <w:rPr>
-          <w:color w:val="1D293B"/>
-          <w:spacing w:val="-4"/>
-          <w:sz w:val="16"/>
-        </w:rPr>
-        <w:t> </w:t>
-      </w:r>
-      <w:r>
-        <w:rPr>
-          <w:color w:val="1D293B"/>
-          <w:sz w:val="16"/>
-        </w:rPr>
-        <w:t>onboarding</w:t>
-      </w:r>
-      <w:r>
-        <w:rPr>
-          <w:color w:val="1D293B"/>
-          <w:spacing w:val="-4"/>
-          <w:sz w:val="16"/>
-        </w:rPr>
-        <w:t> </w:t>
-      </w:r>
-      <w:r>
-        <w:rPr>
-          <w:color w:val="1D293B"/>
-          <w:sz w:val="16"/>
-        </w:rPr>
-        <w:t>for</w:t>
-      </w:r>
-      <w:r>
-        <w:rPr>
-          <w:color w:val="1D293B"/>
-          <w:spacing w:val="-4"/>
-          <w:sz w:val="16"/>
-        </w:rPr>
-        <w:t> </w:t>
-      </w:r>
-      <w:r>
-        <w:rPr>
-          <w:color w:val="1D293B"/>
-          <w:sz w:val="16"/>
-        </w:rPr>
-        <w:t>new</w:t>
-      </w:r>
-      <w:r>
-        <w:rPr>
-          <w:color w:val="1D293B"/>
-          <w:spacing w:val="-4"/>
-          <w:sz w:val="16"/>
-        </w:rPr>
-        <w:t> </w:t>
-      </w:r>
-      <w:r>
-        <w:rPr>
-          <w:color w:val="1D293B"/>
-          <w:sz w:val="16"/>
-        </w:rPr>
-        <w:t>engineers</w:t>
-      </w:r>
-      <w:r>
-        <w:rPr>
-          <w:color w:val="1D293B"/>
-          <w:spacing w:val="-4"/>
-          <w:sz w:val="16"/>
-        </w:rPr>
-        <w:t> </w:t>
-      </w:r>
-      <w:r>
-        <w:rPr>
-          <w:color w:val="1D293B"/>
-          <w:sz w:val="16"/>
-        </w:rPr>
-        <w:t>joining</w:t>
-      </w:r>
-      <w:r>
-        <w:rPr>
-          <w:color w:val="1D293B"/>
-          <w:spacing w:val="-4"/>
-          <w:sz w:val="16"/>
-        </w:rPr>
-        <w:t> </w:t>
-      </w:r>
-      <w:r>
-        <w:rPr>
-          <w:color w:val="1D293B"/>
-          <w:sz w:val="16"/>
-        </w:rPr>
-        <w:t>the</w:t>
-      </w:r>
-      <w:r>
-        <w:rPr>
-          <w:color w:val="1D293B"/>
-          <w:spacing w:val="-4"/>
-          <w:sz w:val="16"/>
-        </w:rPr>
-        <w:t> </w:t>
-      </w:r>
-      <w:r>
-        <w:rPr>
-          <w:color w:val="1D293B"/>
-          <w:sz w:val="16"/>
-        </w:rPr>
-        <w:t>surge effort, reducing time-to-first-deploy and minimizing production rollbacks</w:t>
-      </w:r>
-    </w:p>
-    <w:p>
-      <w:pPr>
-        <w:pStyle w:val="ListParagraph"/>
-        <w:numPr>
-          <w:ilvl w:val="1"/>
-          <w:numId w:val="2"/>
-        </w:numPr>
-        <w:tabs>
-          <w:tab w:pos="4052" w:val="left" w:leader="none"/>
-        </w:tabs>
-        <w:spacing w:line="292" w:lineRule="auto" w:before="32" w:after="0"/>
-        <w:ind w:left="4052" w:right="758" w:hanging="165"/>
-        <w:jc w:val="left"/>
-        <w:rPr>
-          <w:color w:val="C79059"/>
-          <w:position w:val="3"/>
-          <w:sz w:val="11"/>
-        </w:rPr>
-      </w:pPr>
-      <w:r>
-        <w:rPr>
-          <w:color w:val="1D293B"/>
-          <w:sz w:val="16"/>
-        </w:rPr>
-        <w:t>Applied</w:t>
-      </w:r>
-      <w:r>
-        <w:rPr>
-          <w:color w:val="1D293B"/>
-          <w:spacing w:val="-5"/>
-          <w:sz w:val="16"/>
-        </w:rPr>
-        <w:t> </w:t>
-      </w:r>
-      <w:r>
-        <w:rPr>
-          <w:color w:val="1D293B"/>
-          <w:sz w:val="16"/>
-        </w:rPr>
-        <w:t>SQL/Spark-style</w:t>
-      </w:r>
-      <w:r>
-        <w:rPr>
-          <w:color w:val="1D293B"/>
-          <w:spacing w:val="-5"/>
-          <w:sz w:val="16"/>
-        </w:rPr>
-        <w:t> </w:t>
-      </w:r>
-      <w:r>
-        <w:rPr>
-          <w:color w:val="1D293B"/>
-          <w:sz w:val="16"/>
-        </w:rPr>
-        <w:t>ETL</w:t>
-      </w:r>
-      <w:r>
-        <w:rPr>
-          <w:color w:val="1D293B"/>
-          <w:spacing w:val="-9"/>
-          <w:sz w:val="16"/>
-        </w:rPr>
-        <w:t> </w:t>
-      </w:r>
-      <w:r>
-        <w:rPr>
-          <w:color w:val="1D293B"/>
-          <w:sz w:val="16"/>
-        </w:rPr>
-        <w:t>best</w:t>
-      </w:r>
-      <w:r>
-        <w:rPr>
-          <w:color w:val="1D293B"/>
-          <w:spacing w:val="-5"/>
-          <w:sz w:val="16"/>
-        </w:rPr>
-        <w:t> </w:t>
-      </w:r>
-      <w:r>
-        <w:rPr>
-          <w:color w:val="1D293B"/>
-          <w:sz w:val="16"/>
-        </w:rPr>
-        <w:t>practices</w:t>
-      </w:r>
-      <w:r>
-        <w:rPr>
-          <w:color w:val="1D293B"/>
-          <w:spacing w:val="-5"/>
-          <w:sz w:val="16"/>
-        </w:rPr>
-        <w:t> </w:t>
-      </w:r>
-      <w:r>
-        <w:rPr>
-          <w:color w:val="1D293B"/>
-          <w:sz w:val="16"/>
-        </w:rPr>
-        <w:t>and</w:t>
-      </w:r>
-      <w:r>
-        <w:rPr>
-          <w:color w:val="1D293B"/>
-          <w:spacing w:val="-5"/>
-          <w:sz w:val="16"/>
-        </w:rPr>
-        <w:t> </w:t>
-      </w:r>
-      <w:r>
-        <w:rPr>
-          <w:color w:val="1D293B"/>
-          <w:sz w:val="16"/>
-        </w:rPr>
-        <w:t>automated</w:t>
-      </w:r>
-      <w:r>
-        <w:rPr>
-          <w:color w:val="1D293B"/>
-          <w:spacing w:val="-5"/>
-          <w:sz w:val="16"/>
-        </w:rPr>
-        <w:t> </w:t>
-      </w:r>
-      <w:r>
-        <w:rPr>
-          <w:color w:val="1D293B"/>
-          <w:sz w:val="16"/>
-        </w:rPr>
-        <w:t>checks</w:t>
-      </w:r>
-      <w:r>
-        <w:rPr>
-          <w:color w:val="1D293B"/>
-          <w:spacing w:val="-5"/>
-          <w:sz w:val="16"/>
-        </w:rPr>
-        <w:t> </w:t>
-      </w:r>
-      <w:r>
-        <w:rPr>
-          <w:color w:val="1D293B"/>
-          <w:sz w:val="16"/>
-        </w:rPr>
-        <w:t>that</w:t>
-      </w:r>
-      <w:r>
-        <w:rPr>
-          <w:color w:val="1D293B"/>
-          <w:spacing w:val="-5"/>
-          <w:sz w:val="16"/>
-        </w:rPr>
-        <w:t> </w:t>
-      </w:r>
-      <w:r>
-        <w:rPr>
-          <w:color w:val="1D293B"/>
-          <w:sz w:val="16"/>
-        </w:rPr>
-        <w:t>improved</w:t>
-      </w:r>
-      <w:r>
-        <w:rPr>
-          <w:color w:val="1D293B"/>
-          <w:spacing w:val="-5"/>
-          <w:sz w:val="16"/>
-        </w:rPr>
-        <w:t> </w:t>
-      </w:r>
-      <w:r>
-        <w:rPr>
-          <w:color w:val="1D293B"/>
-          <w:sz w:val="16"/>
-        </w:rPr>
-        <w:t>debuggability</w:t>
-      </w:r>
-      <w:r>
-        <w:rPr>
-          <w:color w:val="1D293B"/>
-          <w:spacing w:val="-5"/>
-          <w:sz w:val="16"/>
-        </w:rPr>
-        <w:t> </w:t>
-      </w:r>
-      <w:r>
-        <w:rPr>
-          <w:color w:val="1D293B"/>
-          <w:sz w:val="16"/>
-        </w:rPr>
-        <w:t>and consistency, sustaining the team's 300+ code-change velocity across the engagement</w:t>
       </w:r>
     </w:p>
     <w:p>

--- a/Paddy_Iyer_Resume_Detailed.docx
+++ b/Paddy_Iyer_Resume_Detailed.docx
@@ -4902,7 +4902,7 @@
           <w:color w:val="1D293B"/>
           <w:sz w:val="16"/>
         </w:rPr>
-        <w:t xml:space="preserve">Work recognized in a company-wide announcement to the Data organization (285 reactions), with the difficulty of this workstream called out explicitly by senior engineering leadership</w:t>
+        <w:t xml:space="preserve">Work recognized in a company-wide announcement to the Data organization, with the difficulty of this workstream called out explicitly by senior engineering leadership</w:t>
       </w:r>
     </w:p>
     <w:p>

--- a/Paddy_Iyer_Resume_Detailed.docx
+++ b/Paddy_Iyer_Resume_Detailed.docx
@@ -4713,7 +4713,7 @@
           <w:color w:val="1D293B"/>
           <w:sz w:val="16"/>
         </w:rPr>
-        <w:t xml:space="preserve">Landed 1,000+ production changes across a multi-year privacy migration — sustained solo throughput normally requiring a team of 3–4 engineers</w:t>
+        <w:t xml:space="preserve">Delivered ~$500K/year in recovered engineering capacity by sustaining the output of 3–4 engineers as a single engineer through AI-assisted development — 1,000+ production changes landed</w:t>
       </w:r>
     </w:p>
     <w:p>
@@ -4740,7 +4740,7 @@
           <w:color w:val="1D293B"/>
           <w:sz w:val="16"/>
         </w:rPr>
-        <w:t xml:space="preserve">Cleared the final blocker to a company-wide data warehouse consolidation program. My workstream covered the last ~20% of warehouse data — the portion nobody else could touch because it sat directly in the advertising revenue path. Completing it took the program from 80% to 100% coverage and enabled its formal close-out</w:t>
+        <w:t xml:space="preserve">Eliminated ~52,000 redundant data operations per year, removing an estimated 2–4 FTE of recurring manual toil (~$500K–$1M annually in engineering time, storage, and metadata overhead)</w:t>
       </w:r>
     </w:p>
     <w:p>
@@ -4767,7 +4767,7 @@
           <w:color w:val="1D293B"/>
           <w:sz w:val="16"/>
         </w:rPr>
-        <w:t xml:space="preserve">Executed that migration with zero revenue impact on the highest-sensitivity assets in the warehouse, under a constraint that any error would surface as ads revenue loss rather than a test failure</w:t>
+        <w:t xml:space="preserve">Achieved this leverage at under $1,000 in total LLM spend — roughly 500x return on inference cost — by optimizing on cost per landed change (~$0.80) rather than cost per API call</w:t>
       </w:r>
     </w:p>
     <w:p>
@@ -4794,7 +4794,7 @@
           <w:color w:val="1D293B"/>
           <w:sz w:val="16"/>
         </w:rPr>
-        <w:t xml:space="preserve">Proved the pre-deployment validation stack was structurally blind — permission checks returned PASS for tables that didn't exist and never modeled runtime enforcement. Built the hard-gate guard system that closed the gap; every gate traces to a specific postmortem</w:t>
+        <w:t xml:space="preserve">Cut LLM input tokens ~60% via cacheable prompt prefixes and routed simple transforms to zero-cost local engines, holding per-change cost flat as volume scaled</w:t>
       </w:r>
     </w:p>
     <w:p>
@@ -4821,7 +4821,7 @@
           <w:color w:val="1D293B"/>
           <w:sz w:val="16"/>
         </w:rPr>
-        <w:t xml:space="preserve">Reduced an entire failure class to an offline-checkable invariant. Verified against the full asset inventory: 81% of migrations required a namespace change, not the name change the tooling assumed</w:t>
+        <w:t xml:space="preserve">Cut manual cross-namespace data imports 91% (156.8/day → 14.2/day), driving the final phase of a multi-year warehouse consolidation from 80% to 100% coverage</w:t>
       </w:r>
     </w:p>
     <w:p>
@@ -4848,7 +4848,7 @@
           <w:color w:val="1D293B"/>
           <w:sz w:val="16"/>
         </w:rPr>
-        <w:t xml:space="preserve">Owned response for 5 production incidents including 2 SEV3s (one at $5.27M/day) — fix-forward, zero reverts, permission grants coordinated across 6+ owning teams</w:t>
+        <w:t xml:space="preserve">Unblocked the last ~20% of warehouse data — the segment no prior effort could touch because it sat in the direct ads revenue path, where a single day of degradation carries seven-figure impact — and delivered it with zero revenue loss</w:t>
       </w:r>
     </w:p>
     <w:p>
@@ -4875,7 +4875,7 @@
           <w:color w:val="1D293B"/>
           <w:sz w:val="16"/>
         </w:rPr>
-        <w:t xml:space="preserve">Co-built an AI coding skill encoding the full remediation methodology: engineer ramp-up 2 weeks → 2 days, per-asset cycle time down 3–5×</w:t>
+        <w:t xml:space="preserve">Reduced engineer ramp-up from 2 weeks to 2 days and per-asset cycle time 3–5x by building a reusable AI agent playbook, with every hard-block gate derived from a production postmortem</w:t>
       </w:r>
     </w:p>
     <w:p>
@@ -4902,7 +4902,61 @@
           <w:color w:val="1D293B"/>
           <w:sz w:val="16"/>
         </w:rPr>
-        <w:t xml:space="preserve">Work recognized in a company-wide announcement to the Data organization, with the difficulty of this workstream called out explicitly by senior engineering leadership</w:t>
+        <w:t xml:space="preserve">Operated under a constraint where errors surface as revenue loss rather than test failures, which drove the guard-first design: proved the pre-deployment validation stack was structurally blind — permission checks passed for tables that did not exist — and built the system that closed the gap</w:t>
+      </w:r>
+    </w:p>
+    <w:p>
+      <w:pPr>
+        <w:pStyle w:val="ListParagraph"/>
+        <w:numPr>
+          <w:ilvl w:val="0"/>
+          <w:numId w:val="2"/>
+        </w:numPr>
+        <w:tabs>
+          <w:tab w:pos="510" w:val="left" w:leader="none"/>
+        </w:tabs>
+        <w:spacing w:line="302" w:lineRule="auto" w:before="41" w:after="0"/>
+        <w:ind w:left="510" w:right="312" w:hanging="165"/>
+        <w:jc w:val="left"/>
+        <w:rPr>
+          <w:color w:val="C79059"/>
+          <w:position w:val="1"/>
+          <w:sz w:val="11"/>
+        </w:rPr>
+      </w:pPr>
+      <w:r>
+        <w:rPr>
+          <w:color w:val="1D293B"/>
+          <w:sz w:val="16"/>
+        </w:rPr>
+        <w:t xml:space="preserve">Collapsed an entire failure class into an offline-checkable invariant: 81% of migrations required a namespace change, not the name change the tooling assumed</w:t>
+      </w:r>
+    </w:p>
+    <w:p>
+      <w:pPr>
+        <w:pStyle w:val="ListParagraph"/>
+        <w:numPr>
+          <w:ilvl w:val="0"/>
+          <w:numId w:val="2"/>
+        </w:numPr>
+        <w:tabs>
+          <w:tab w:pos="510" w:val="left" w:leader="none"/>
+        </w:tabs>
+        <w:spacing w:line="302" w:lineRule="auto" w:before="41" w:after="0"/>
+        <w:ind w:left="510" w:right="312" w:hanging="165"/>
+        <w:jc w:val="left"/>
+        <w:rPr>
+          <w:color w:val="C79059"/>
+          <w:position w:val="1"/>
+          <w:sz w:val="11"/>
+        </w:rPr>
+      </w:pPr>
+      <w:r>
+        <w:rPr>
+          <w:color w:val="1D293B"/>
+          <w:sz w:val="16"/>
+        </w:rPr>
+        <w:t xml:space="preserve">Owned incident response on revenue-critical infrastructure — 5 production incidents including 2 high-severity — resolved fix-forward with zero reverts and permission grants coordinated across 6+ teams</w:t>
       </w:r>
     </w:p>
     <w:p>
